--- a/2.6.26 Final Draft of CVH Terms and Conditions of Use.docx
+++ b/2.6.26 Final Draft of CVH Terms and Conditions of Use.docx
@@ -4,235 +4,150 @@
   <w:body>
     <w:p>
       <w:pPr>
+        <w:pStyle w:val="Heading1"/>
+      </w:pPr>
+      <w:r>
+        <w:t>Craigrothie Village</w:t>
+      </w:r>
+      <w:r>
+        <w:t xml:space="preserve"> Hall Contract of Hire</w:t>
+      </w:r>
+    </w:p>
+    <w:p>
+      <w:pPr>
         <w:spacing w:before="161" w:after="161" w:line="240" w:lineRule="auto"/>
         <w:outlineLvl w:val="0"/>
         <w:rPr>
-          <w:rFonts w:ascii="Times New Roman" w:eastAsia="Times New Roman" w:hAnsi="Times New Roman" w:cs="Times New Roman"/>
-          <w:b/>
-          <w:bCs/>
+          <w:rFonts w:eastAsia="Times New Roman" w:cs="Times New Roman"/>
           <w:color w:val="333333"/>
           <w:kern w:val="36"/>
-          <w:sz w:val="44"/>
-          <w:szCs w:val="44"/>
-          <w14:ligatures w14:val="none"/>
-        </w:rPr>
-      </w:pPr>
-    </w:p>
-    <w:p>
-      <w:pPr>
-        <w:spacing w:before="161" w:after="161" w:line="240" w:lineRule="auto"/>
-        <w:outlineLvl w:val="0"/>
-        <w:rPr>
-          <w:rFonts w:ascii="Times New Roman" w:eastAsia="Times New Roman" w:hAnsi="Times New Roman" w:cs="Times New Roman"/>
-          <w:b/>
-          <w:bCs/>
-          <w:color w:val="333333"/>
-          <w:kern w:val="36"/>
-          <w:sz w:val="44"/>
-          <w:szCs w:val="44"/>
-          <w14:ligatures w14:val="none"/>
-        </w:rPr>
-      </w:pPr>
-      <w:proofErr w:type="spellStart"/>
-      <w:r>
-        <w:rPr>
-          <w:rFonts w:ascii="Times New Roman" w:eastAsia="Times New Roman" w:hAnsi="Times New Roman" w:cs="Times New Roman"/>
-          <w:b/>
-          <w:bCs/>
-          <w:color w:val="333333"/>
-          <w:kern w:val="36"/>
-          <w:sz w:val="44"/>
-          <w:szCs w:val="44"/>
-          <w14:ligatures w14:val="none"/>
-        </w:rPr>
+          <w14:ligatures w14:val="none"/>
+        </w:rPr>
+      </w:pPr>
+    </w:p>
+    <w:p>
+      <w:pPr>
+        <w:pStyle w:val="Heading2"/>
+      </w:pPr>
+      <w:r>
+        <w:t>Before</w:t>
+      </w:r>
+      <w:r>
+        <w:t xml:space="preserve"> booking, hirers must read and agree to the</w:t>
+      </w:r>
+      <w:r>
+        <w:t>se</w:t>
+      </w:r>
+      <w:r>
+        <w:t xml:space="preserve"> conditions of </w:t>
+      </w:r>
+      <w:r>
+        <w:t>use:</w:t>
+      </w:r>
+    </w:p>
+    <w:p>
+      <w:r>
+        <w:t xml:space="preserve">These </w:t>
+      </w:r>
+      <w:r>
+        <w:t>“</w:t>
+      </w:r>
+      <w:r>
+        <w:rPr>
+          <w:rFonts w:cs="Times New Roman"/>
+        </w:rPr>
+        <w:t>Conditions</w:t>
+      </w:r>
+      <w:r>
+        <w:t xml:space="preserve"> of Use</w:t>
+      </w:r>
+      <w:r>
+        <w:t>”</w:t>
+      </w:r>
+      <w:r>
+        <w:t xml:space="preserve"> form a </w:t>
+      </w:r>
+      <w:r>
+        <w:t>Contract</w:t>
+      </w:r>
+      <w:r>
+        <w:t xml:space="preserve"> of </w:t>
+      </w:r>
+      <w:r>
+        <w:t>Hire</w:t>
+      </w:r>
+      <w:r>
+        <w:t xml:space="preserve"> and apply to all </w:t>
+      </w:r>
+      <w:r>
+        <w:t>hirings</w:t>
+      </w:r>
+      <w:r>
+        <w:t xml:space="preserve"> for </w:t>
+      </w:r>
+      <w:r>
         <w:t>Craigrothie</w:t>
       </w:r>
-      <w:proofErr w:type="spellEnd"/>
-      <w:r>
-        <w:rPr>
-          <w:rFonts w:ascii="Times New Roman" w:eastAsia="Times New Roman" w:hAnsi="Times New Roman" w:cs="Times New Roman"/>
-          <w:b/>
-          <w:bCs/>
-          <w:color w:val="333333"/>
-          <w:kern w:val="36"/>
-          <w:sz w:val="44"/>
-          <w:szCs w:val="44"/>
-          <w14:ligatures w14:val="none"/>
-        </w:rPr>
-        <w:t xml:space="preserve"> Village</w:t>
-      </w:r>
-      <w:r>
-        <w:rPr>
-          <w:rFonts w:ascii="Times New Roman" w:eastAsia="Times New Roman" w:hAnsi="Times New Roman" w:cs="Times New Roman"/>
-          <w:b/>
-          <w:bCs/>
-          <w:color w:val="333333"/>
-          <w:kern w:val="36"/>
-          <w:sz w:val="44"/>
-          <w:szCs w:val="44"/>
-          <w14:ligatures w14:val="none"/>
-        </w:rPr>
-        <w:t xml:space="preserve"> Hall Contract of Hire</w:t>
-      </w:r>
-    </w:p>
-    <w:p>
-      <w:pPr>
-        <w:spacing w:before="161" w:after="161" w:line="240" w:lineRule="auto"/>
-        <w:outlineLvl w:val="0"/>
-        <w:rPr>
-          <w:rFonts w:ascii="Times New Roman" w:eastAsia="Times New Roman" w:hAnsi="Times New Roman" w:cs="Times New Roman"/>
-          <w:color w:val="333333"/>
-          <w:kern w:val="36"/>
-          <w14:ligatures w14:val="none"/>
-        </w:rPr>
-      </w:pPr>
-    </w:p>
-    <w:p>
-      <w:pPr>
-        <w:spacing w:after="264" w:line="240" w:lineRule="auto"/>
-        <w:outlineLvl w:val="1"/>
-        <w:rPr>
-          <w:rFonts w:ascii="Times New Roman" w:eastAsia="Times New Roman" w:hAnsi="Times New Roman" w:cs="Times New Roman"/>
-          <w:b/>
-          <w:bCs/>
-          <w:color w:val="006248"/>
-          <w:kern w:val="0"/>
-          <w:sz w:val="32"/>
-          <w:szCs w:val="32"/>
-          <w14:ligatures w14:val="none"/>
-        </w:rPr>
-      </w:pPr>
-      <w:r>
-        <w:rPr>
-          <w:rFonts w:ascii="Times New Roman" w:eastAsia="Times New Roman" w:hAnsi="Times New Roman" w:cs="Times New Roman"/>
-          <w:b/>
-          <w:bCs/>
-          <w:color w:val="006248"/>
-          <w:kern w:val="0"/>
-          <w:sz w:val="32"/>
-          <w:szCs w:val="32"/>
-          <w14:ligatures w14:val="none"/>
-        </w:rPr>
-        <w:t>Before booking, hirers must read and agree to the</w:t>
-      </w:r>
-      <w:r>
-        <w:rPr>
-          <w:rFonts w:ascii="Times New Roman" w:eastAsia="Times New Roman" w:hAnsi="Times New Roman" w:cs="Times New Roman"/>
-          <w:b/>
-          <w:bCs/>
-          <w:color w:val="006248"/>
-          <w:kern w:val="0"/>
-          <w:sz w:val="32"/>
-          <w:szCs w:val="32"/>
-          <w14:ligatures w14:val="none"/>
-        </w:rPr>
-        <w:t>se</w:t>
-      </w:r>
-      <w:r>
-        <w:rPr>
-          <w:rFonts w:ascii="Times New Roman" w:eastAsia="Times New Roman" w:hAnsi="Times New Roman" w:cs="Times New Roman"/>
-          <w:b/>
-          <w:bCs/>
-          <w:color w:val="006248"/>
-          <w:kern w:val="0"/>
-          <w:sz w:val="32"/>
-          <w:szCs w:val="32"/>
-          <w14:ligatures w14:val="none"/>
-        </w:rPr>
-        <w:t xml:space="preserve"> conditions of </w:t>
-      </w:r>
-      <w:r>
-        <w:rPr>
-          <w:rFonts w:ascii="Times New Roman" w:eastAsia="Times New Roman" w:hAnsi="Times New Roman" w:cs="Times New Roman"/>
-          <w:b/>
-          <w:bCs/>
-          <w:color w:val="006248"/>
-          <w:kern w:val="0"/>
-          <w:sz w:val="32"/>
-          <w:szCs w:val="32"/>
-          <w14:ligatures w14:val="none"/>
-        </w:rPr>
-        <w:t>use:</w:t>
+      <w:r>
+        <w:t xml:space="preserve"> </w:t>
+      </w:r>
+      <w:r>
+        <w:t xml:space="preserve">Village </w:t>
+      </w:r>
+      <w:r>
+        <w:t>Hall</w:t>
+      </w:r>
+      <w:r>
+        <w:t xml:space="preserve"> (CVH). </w:t>
+      </w:r>
+      <w:r>
+        <w:t>If additional Conditions of Use are deemed to be required for some bookings; these will be advised at time of acceptance of the booking.</w:t>
       </w:r>
     </w:p>
     <w:p>
       <w:pPr>
         <w:spacing w:after="300" w:line="240" w:lineRule="auto"/>
         <w:rPr>
-          <w:rFonts w:ascii="Times New Roman" w:hAnsi="Times New Roman" w:cs="Times New Roman"/>
-          <w:kern w:val="0"/>
-          <w14:ligatures w14:val="none"/>
-        </w:rPr>
-      </w:pPr>
-      <w:r>
-        <w:rPr>
-          <w:rFonts w:ascii="Times New Roman" w:hAnsi="Times New Roman" w:cs="Times New Roman"/>
-          <w:kern w:val="0"/>
-          <w14:ligatures w14:val="none"/>
-        </w:rPr>
-        <w:t xml:space="preserve">These Conditions of Use form a </w:t>
-      </w:r>
-      <w:r>
-        <w:rPr>
-          <w:rFonts w:ascii="Times New Roman" w:hAnsi="Times New Roman" w:cs="Times New Roman"/>
-          <w:kern w:val="0"/>
-          <w14:ligatures w14:val="none"/>
-        </w:rPr>
-        <w:t>Contract</w:t>
-      </w:r>
-      <w:r>
-        <w:rPr>
-          <w:rFonts w:ascii="Times New Roman" w:hAnsi="Times New Roman" w:cs="Times New Roman"/>
-          <w:kern w:val="0"/>
-          <w14:ligatures w14:val="none"/>
-        </w:rPr>
-        <w:t xml:space="preserve"> of </w:t>
-      </w:r>
-      <w:r>
-        <w:rPr>
-          <w:rFonts w:ascii="Times New Roman" w:hAnsi="Times New Roman" w:cs="Times New Roman"/>
-          <w:kern w:val="0"/>
-          <w14:ligatures w14:val="none"/>
-        </w:rPr>
-        <w:t>Hire</w:t>
-      </w:r>
-      <w:r>
-        <w:rPr>
-          <w:rFonts w:ascii="Times New Roman" w:hAnsi="Times New Roman" w:cs="Times New Roman"/>
-          <w:kern w:val="0"/>
-          <w14:ligatures w14:val="none"/>
-        </w:rPr>
-        <w:t xml:space="preserve"> and apply to all </w:t>
-      </w:r>
-      <w:r>
-        <w:rPr>
-          <w:rFonts w:ascii="Times New Roman" w:hAnsi="Times New Roman" w:cs="Times New Roman"/>
-          <w:kern w:val="0"/>
-          <w14:ligatures w14:val="none"/>
-        </w:rPr>
-        <w:t>hirings</w:t>
-      </w:r>
-      <w:r>
-        <w:rPr>
-          <w:rFonts w:ascii="Times New Roman" w:hAnsi="Times New Roman" w:cs="Times New Roman"/>
-          <w:kern w:val="0"/>
-          <w14:ligatures w14:val="none"/>
-        </w:rPr>
-        <w:t xml:space="preserve"> for </w:t>
-      </w:r>
-      <w:proofErr w:type="spellStart"/>
-      <w:r>
-        <w:rPr>
-          <w:rFonts w:ascii="Times New Roman" w:hAnsi="Times New Roman" w:cs="Times New Roman"/>
-          <w:kern w:val="0"/>
-          <w14:ligatures w14:val="none"/>
-        </w:rPr>
-        <w:t>Craigrothie</w:t>
-      </w:r>
-      <w:proofErr w:type="spellEnd"/>
-      <w:r>
-        <w:rPr>
-          <w:rFonts w:ascii="Times New Roman" w:hAnsi="Times New Roman" w:cs="Times New Roman"/>
+          <w:rFonts w:cs="Times New Roman"/>
+          <w:kern w:val="0"/>
+          <w14:ligatures w14:val="none"/>
+        </w:rPr>
+      </w:pPr>
+      <w:r>
+        <w:rPr>
+          <w:rFonts w:cs="Times New Roman"/>
+          <w:kern w:val="0"/>
+          <w14:ligatures w14:val="none"/>
+        </w:rPr>
+        <w:t>It is important that you read these Conditions of Use fully, as they require you to accept specific responsibilities and liabilities. It is your responsibility to fully understand what is required – please ask</w:t>
+      </w:r>
+      <w:r>
+        <w:rPr>
+          <w:rFonts w:cs="Times New Roman"/>
+          <w:kern w:val="0"/>
+          <w14:ligatures w14:val="none"/>
+        </w:rPr>
+        <w:t xml:space="preserve"> a member</w:t>
+      </w:r>
+      <w:r>
+        <w:rPr>
+          <w:rFonts w:cs="Times New Roman"/>
+          <w:kern w:val="0"/>
+          <w14:ligatures w14:val="none"/>
+        </w:rPr>
+        <w:t xml:space="preserve"> of</w:t>
+      </w:r>
+      <w:r>
+        <w:rPr>
+          <w:rFonts w:cs="Times New Roman"/>
+          <w:kern w:val="0"/>
+          <w14:ligatures w14:val="none"/>
+        </w:rPr>
+        <w:t xml:space="preserve"> the</w:t>
+      </w:r>
+      <w:r>
+        <w:rPr>
+          <w:rFonts w:cs="Times New Roman"/>
           <w:kern w:val="0"/>
           <w14:ligatures w14:val="none"/>
         </w:rPr>
@@ -240,65 +155,49 @@
       </w:r>
       <w:r>
         <w:rPr>
-          <w:rFonts w:ascii="Times New Roman" w:hAnsi="Times New Roman" w:cs="Times New Roman"/>
-          <w:kern w:val="0"/>
-          <w14:ligatures w14:val="none"/>
-        </w:rPr>
-        <w:t xml:space="preserve">Village </w:t>
-      </w:r>
-      <w:r>
-        <w:rPr>
-          <w:rFonts w:ascii="Times New Roman" w:hAnsi="Times New Roman" w:cs="Times New Roman"/>
-          <w:kern w:val="0"/>
-          <w14:ligatures w14:val="none"/>
-        </w:rPr>
-        <w:t>Hall</w:t>
-      </w:r>
-      <w:r>
-        <w:rPr>
-          <w:rFonts w:ascii="Times New Roman" w:hAnsi="Times New Roman" w:cs="Times New Roman"/>
-          <w:kern w:val="0"/>
-          <w14:ligatures w14:val="none"/>
-        </w:rPr>
-        <w:t xml:space="preserve"> (CVH). </w:t>
-      </w:r>
-      <w:r>
-        <w:rPr>
-          <w:rFonts w:ascii="Times New Roman" w:hAnsi="Times New Roman" w:cs="Times New Roman"/>
-          <w:kern w:val="0"/>
-          <w14:ligatures w14:val="none"/>
-        </w:rPr>
-        <w:t>If additional Conditions of Use are deemed to be required for some bookings; these will be advised at time of acceptance of the booking.</w:t>
+          <w:rFonts w:cs="Times New Roman"/>
+          <w:kern w:val="0"/>
+          <w14:ligatures w14:val="none"/>
+        </w:rPr>
+        <w:t>CVH committee</w:t>
+      </w:r>
+      <w:r>
+        <w:rPr>
+          <w:rFonts w:cs="Times New Roman"/>
+          <w:kern w:val="0"/>
+          <w14:ligatures w14:val="none"/>
+        </w:rPr>
+        <w:t xml:space="preserve"> </w:t>
+      </w:r>
+      <w:r>
+        <w:rPr>
+          <w:rFonts w:cs="Times New Roman"/>
+          <w:kern w:val="0"/>
+          <w14:ligatures w14:val="none"/>
+        </w:rPr>
+        <w:t>if you are unclear.</w:t>
       </w:r>
     </w:p>
     <w:p>
       <w:pPr>
         <w:spacing w:after="300" w:line="240" w:lineRule="auto"/>
         <w:rPr>
-          <w:rFonts w:ascii="Times New Roman" w:hAnsi="Times New Roman" w:cs="Times New Roman"/>
-          <w:kern w:val="0"/>
-          <w14:ligatures w14:val="none"/>
-        </w:rPr>
-      </w:pPr>
-      <w:r>
-        <w:rPr>
-          <w:rFonts w:ascii="Times New Roman" w:hAnsi="Times New Roman" w:cs="Times New Roman"/>
-          <w:kern w:val="0"/>
-          <w14:ligatures w14:val="none"/>
-        </w:rPr>
-        <w:t>It is important that you read these Conditions of Use fully, as they require you to accept specific responsibilities and liabilities. It is your responsibility to fully understand what is required – please ask</w:t>
-      </w:r>
-      <w:r>
-        <w:rPr>
-          <w:rFonts w:ascii="Times New Roman" w:hAnsi="Times New Roman" w:cs="Times New Roman"/>
-          <w:kern w:val="0"/>
-          <w14:ligatures w14:val="none"/>
-        </w:rPr>
-        <w:t xml:space="preserve"> a member</w:t>
-      </w:r>
-      <w:r>
-        <w:rPr>
-          <w:rFonts w:ascii="Times New Roman" w:hAnsi="Times New Roman" w:cs="Times New Roman"/>
+          <w:rFonts w:cs="Times New Roman"/>
+          <w:kern w:val="0"/>
+          <w14:ligatures w14:val="none"/>
+        </w:rPr>
+      </w:pPr>
+      <w:r>
+        <w:rPr>
+          <w:rFonts w:cs="Times New Roman"/>
+          <w:kern w:val="0"/>
+          <w14:ligatures w14:val="none"/>
+        </w:rPr>
+        <w:t>The Contract of Hire takes effect from receipt</w:t>
+      </w:r>
+      <w:r>
+        <w:rPr>
+          <w:rFonts w:cs="Times New Roman"/>
           <w:kern w:val="0"/>
           <w14:ligatures w14:val="none"/>
         </w:rPr>
@@ -306,7 +205,41 @@
       </w:r>
       <w:r>
         <w:rPr>
-          <w:rFonts w:ascii="Times New Roman" w:hAnsi="Times New Roman" w:cs="Times New Roman"/>
+          <w:rFonts w:cs="Times New Roman"/>
+          <w:kern w:val="0"/>
+          <w14:ligatures w14:val="none"/>
+        </w:rPr>
+        <w:t xml:space="preserve"> payment. Scottish Law governs the contract in all respects.</w:t>
+      </w:r>
+    </w:p>
+    <w:p>
+      <w:pPr>
+        <w:pStyle w:val="Heading2"/>
+      </w:pPr>
+      <w:r>
+        <w:t>General</w:t>
+      </w:r>
+    </w:p>
+    <w:p>
+      <w:pPr>
+        <w:spacing w:after="300" w:line="240" w:lineRule="auto"/>
+        <w:rPr>
+          <w:rFonts w:cs="Times New Roman"/>
+          <w:kern w:val="0"/>
+          <w14:ligatures w14:val="none"/>
+        </w:rPr>
+      </w:pPr>
+      <w:r>
+        <w:rPr>
+          <w:rFonts w:cs="Times New Roman"/>
+          <w:kern w:val="0"/>
+          <w14:ligatures w14:val="none"/>
+        </w:rPr>
+        <w:t>Any part of the building is available for hire for any lawful purpose, but</w:t>
+      </w:r>
+      <w:r>
+        <w:rPr>
+          <w:rFonts w:cs="Times New Roman"/>
           <w:kern w:val="0"/>
           <w14:ligatures w14:val="none"/>
         </w:rPr>
@@ -314,7 +247,7 @@
       </w:r>
       <w:r>
         <w:rPr>
-          <w:rFonts w:ascii="Times New Roman" w:hAnsi="Times New Roman" w:cs="Times New Roman"/>
+          <w:rFonts w:cs="Times New Roman"/>
           <w:kern w:val="0"/>
           <w14:ligatures w14:val="none"/>
         </w:rPr>
@@ -322,15 +255,23 @@
       </w:r>
       <w:r>
         <w:rPr>
-          <w:rFonts w:ascii="Times New Roman" w:hAnsi="Times New Roman" w:cs="Times New Roman"/>
-          <w:kern w:val="0"/>
-          <w14:ligatures w14:val="none"/>
-        </w:rPr>
-        <w:t>CVH committee</w:t>
-      </w:r>
-      <w:r>
-        <w:rPr>
-          <w:rFonts w:ascii="Times New Roman" w:hAnsi="Times New Roman" w:cs="Times New Roman"/>
+          <w:rFonts w:cs="Times New Roman"/>
+          <w:kern w:val="0"/>
+          <w14:ligatures w14:val="none"/>
+        </w:rPr>
+        <w:t>CVH</w:t>
+      </w:r>
+      <w:r>
+        <w:rPr>
+          <w:rFonts w:cs="Times New Roman"/>
+          <w:kern w:val="0"/>
+          <w14:ligatures w14:val="none"/>
+        </w:rPr>
+        <w:t xml:space="preserve"> Committee reserves the right to refuse a booking request without giving any reason.</w:t>
+      </w:r>
+      <w:r>
+        <w:rPr>
+          <w:rFonts w:cs="Times New Roman"/>
           <w:kern w:val="0"/>
           <w14:ligatures w14:val="none"/>
         </w:rPr>
@@ -338,122 +279,107 @@
       </w:r>
       <w:r>
         <w:rPr>
-          <w:rFonts w:ascii="Times New Roman" w:hAnsi="Times New Roman" w:cs="Times New Roman"/>
-          <w:kern w:val="0"/>
-          <w14:ligatures w14:val="none"/>
-        </w:rPr>
-        <w:t>if you are unclear.</w:t>
+          <w:rFonts w:cs="Times New Roman"/>
+          <w:kern w:val="0"/>
+          <w14:ligatures w14:val="none"/>
+        </w:rPr>
+        <w:t xml:space="preserve">The hirer shall not use the </w:t>
+      </w:r>
+      <w:r>
+        <w:rPr>
+          <w:rFonts w:cs="Times New Roman"/>
+          <w:kern w:val="0"/>
+          <w14:ligatures w14:val="none"/>
+        </w:rPr>
+        <w:t>premises (including the car park)</w:t>
+      </w:r>
+      <w:r>
+        <w:rPr>
+          <w:rFonts w:cs="Times New Roman"/>
+          <w:kern w:val="0"/>
+          <w14:ligatures w14:val="none"/>
+        </w:rPr>
+        <w:t xml:space="preserve"> </w:t>
+      </w:r>
+      <w:r>
+        <w:rPr>
+          <w:rFonts w:cs="Times New Roman"/>
+          <w:kern w:val="0"/>
+          <w14:ligatures w14:val="none"/>
+        </w:rPr>
+        <w:t>other than described in the hiring agreement and shall</w:t>
+      </w:r>
+      <w:r>
+        <w:rPr>
+          <w:rFonts w:cs="Times New Roman"/>
+          <w:kern w:val="0"/>
+          <w14:ligatures w14:val="none"/>
+        </w:rPr>
+        <w:t xml:space="preserve"> not sub-hire</w:t>
+      </w:r>
+      <w:r>
+        <w:rPr>
+          <w:rFonts w:cs="Times New Roman"/>
+          <w:kern w:val="0"/>
+          <w14:ligatures w14:val="none"/>
+        </w:rPr>
+        <w:t xml:space="preserve"> the premises.</w:t>
       </w:r>
     </w:p>
     <w:p>
       <w:pPr>
         <w:spacing w:after="300" w:line="240" w:lineRule="auto"/>
         <w:rPr>
-          <w:rFonts w:ascii="Times New Roman" w:hAnsi="Times New Roman" w:cs="Times New Roman"/>
-          <w:kern w:val="0"/>
-          <w14:ligatures w14:val="none"/>
-        </w:rPr>
-      </w:pPr>
-      <w:r>
-        <w:rPr>
-          <w:rFonts w:ascii="Times New Roman" w:hAnsi="Times New Roman" w:cs="Times New Roman"/>
-          <w:kern w:val="0"/>
-          <w14:ligatures w14:val="none"/>
-        </w:rPr>
-        <w:t>The Contract of Hire takes effect from receipt</w:t>
-      </w:r>
-      <w:r>
-        <w:rPr>
-          <w:rFonts w:ascii="Times New Roman" w:hAnsi="Times New Roman" w:cs="Times New Roman"/>
-          <w:kern w:val="0"/>
-          <w14:ligatures w14:val="none"/>
-        </w:rPr>
-        <w:t xml:space="preserve"> of</w:t>
-      </w:r>
-      <w:r>
-        <w:rPr>
-          <w:rFonts w:ascii="Times New Roman" w:hAnsi="Times New Roman" w:cs="Times New Roman"/>
-          <w:kern w:val="0"/>
-          <w14:ligatures w14:val="none"/>
-        </w:rPr>
-        <w:t xml:space="preserve"> payment. Scottish Law governs the contract in all respects.</w:t>
-      </w:r>
-    </w:p>
-    <w:p>
-      <w:pPr>
-        <w:spacing w:before="240" w:after="240" w:line="240" w:lineRule="auto"/>
-        <w:outlineLvl w:val="2"/>
-        <w:rPr>
-          <w:rFonts w:ascii="Times New Roman" w:eastAsia="Times New Roman" w:hAnsi="Times New Roman" w:cs="Times New Roman"/>
-          <w:b/>
-          <w:bCs/>
-          <w:color w:val="006248"/>
-          <w:kern w:val="0"/>
-          <w14:ligatures w14:val="none"/>
-        </w:rPr>
-      </w:pPr>
-    </w:p>
-    <w:p>
-      <w:pPr>
-        <w:spacing w:before="240" w:after="240" w:line="240" w:lineRule="auto"/>
-        <w:outlineLvl w:val="2"/>
-        <w:rPr>
-          <w:rFonts w:ascii="Times New Roman" w:eastAsia="Times New Roman" w:hAnsi="Times New Roman" w:cs="Times New Roman"/>
-          <w:b/>
-          <w:bCs/>
-          <w:color w:val="006248"/>
-          <w:kern w:val="0"/>
-          <w14:ligatures w14:val="none"/>
-        </w:rPr>
-      </w:pPr>
-      <w:r>
-        <w:rPr>
-          <w:rFonts w:ascii="Times New Roman" w:eastAsia="Times New Roman" w:hAnsi="Times New Roman" w:cs="Times New Roman"/>
-          <w:b/>
-          <w:bCs/>
-          <w:color w:val="006248"/>
-          <w:kern w:val="0"/>
-          <w14:ligatures w14:val="none"/>
-        </w:rPr>
-        <w:t>General</w:t>
+          <w:rFonts w:cs="Times New Roman"/>
+          <w:kern w:val="0"/>
+          <w14:ligatures w14:val="none"/>
+        </w:rPr>
+      </w:pPr>
+      <w:r>
+        <w:rPr>
+          <w:rFonts w:cs="Times New Roman"/>
+          <w:kern w:val="0"/>
+          <w14:ligatures w14:val="none"/>
+        </w:rPr>
+        <w:t xml:space="preserve">Reservations by </w:t>
+      </w:r>
+      <w:r>
+        <w:rPr>
+          <w:rFonts w:cs="Times New Roman"/>
+          <w:kern w:val="0"/>
+          <w14:ligatures w14:val="none"/>
+        </w:rPr>
+        <w:t>people</w:t>
+      </w:r>
+      <w:r>
+        <w:rPr>
+          <w:rFonts w:cs="Times New Roman"/>
+          <w:kern w:val="0"/>
+          <w14:ligatures w14:val="none"/>
+        </w:rPr>
+        <w:t xml:space="preserve"> aged less than 21 years old cannot be accepted.</w:t>
       </w:r>
     </w:p>
     <w:p>
       <w:pPr>
         <w:spacing w:after="300" w:line="240" w:lineRule="auto"/>
         <w:rPr>
-          <w:rFonts w:ascii="Times New Roman" w:hAnsi="Times New Roman" w:cs="Times New Roman"/>
-          <w:kern w:val="0"/>
-          <w14:ligatures w14:val="none"/>
-        </w:rPr>
-      </w:pPr>
-      <w:r>
-        <w:rPr>
-          <w:rFonts w:ascii="Times New Roman" w:hAnsi="Times New Roman" w:cs="Times New Roman"/>
-          <w:kern w:val="0"/>
-          <w14:ligatures w14:val="none"/>
-        </w:rPr>
-        <w:t>Any part of the building is available for hire for any lawful purpose, but</w:t>
-      </w:r>
-      <w:r>
-        <w:rPr>
-          <w:rFonts w:ascii="Times New Roman" w:hAnsi="Times New Roman" w:cs="Times New Roman"/>
-          <w:kern w:val="0"/>
-          <w14:ligatures w14:val="none"/>
-        </w:rPr>
-        <w:t xml:space="preserve"> the</w:t>
-      </w:r>
-      <w:r>
-        <w:rPr>
-          <w:rFonts w:ascii="Times New Roman" w:hAnsi="Times New Roman" w:cs="Times New Roman"/>
-          <w:kern w:val="0"/>
-          <w14:ligatures w14:val="none"/>
-        </w:rPr>
-        <w:t xml:space="preserve"> </w:t>
-      </w:r>
-      <w:r>
-        <w:rPr>
-          <w:rFonts w:ascii="Times New Roman" w:hAnsi="Times New Roman" w:cs="Times New Roman"/>
+          <w:rFonts w:cs="Times New Roman"/>
+          <w:kern w:val="0"/>
+          <w14:ligatures w14:val="none"/>
+        </w:rPr>
+      </w:pPr>
+      <w:r>
+        <w:rPr>
+          <w:rFonts w:cs="Times New Roman"/>
+          <w:kern w:val="0"/>
+          <w14:ligatures w14:val="none"/>
+        </w:rPr>
+        <w:t xml:space="preserve">In the event of a dispute arising regarding a booking/hire, the </w:t>
+      </w:r>
+      <w:r>
+        <w:rPr>
+          <w:rFonts w:cs="Times New Roman"/>
           <w:kern w:val="0"/>
           <w14:ligatures w14:val="none"/>
         </w:rPr>
@@ -461,211 +387,135 @@
       </w:r>
       <w:r>
         <w:rPr>
-          <w:rFonts w:ascii="Times New Roman" w:hAnsi="Times New Roman" w:cs="Times New Roman"/>
-          <w:kern w:val="0"/>
-          <w14:ligatures w14:val="none"/>
-        </w:rPr>
-        <w:t xml:space="preserve"> Committee reserves the right to refuse a booking request without giving any reason.</w:t>
-      </w:r>
-      <w:r>
-        <w:rPr>
-          <w:rFonts w:ascii="Times New Roman" w:hAnsi="Times New Roman" w:cs="Times New Roman"/>
-          <w:kern w:val="0"/>
-          <w14:ligatures w14:val="none"/>
-        </w:rPr>
-        <w:t xml:space="preserve"> </w:t>
-      </w:r>
-      <w:r>
-        <w:rPr>
-          <w:rFonts w:ascii="Times New Roman" w:hAnsi="Times New Roman" w:cs="Times New Roman"/>
-          <w:kern w:val="0"/>
-          <w14:ligatures w14:val="none"/>
-        </w:rPr>
-        <w:t xml:space="preserve">The hirer shall not use the </w:t>
-      </w:r>
-      <w:r>
-        <w:rPr>
-          <w:rFonts w:ascii="Times New Roman" w:hAnsi="Times New Roman" w:cs="Times New Roman"/>
-          <w:kern w:val="0"/>
-          <w14:ligatures w14:val="none"/>
-        </w:rPr>
-        <w:t>premises (including the car park)</w:t>
-      </w:r>
-      <w:r>
-        <w:rPr>
-          <w:rFonts w:ascii="Times New Roman" w:hAnsi="Times New Roman" w:cs="Times New Roman"/>
-          <w:kern w:val="0"/>
-          <w14:ligatures w14:val="none"/>
-        </w:rPr>
-        <w:t xml:space="preserve"> </w:t>
-      </w:r>
-      <w:r>
-        <w:rPr>
-          <w:rFonts w:ascii="Times New Roman" w:hAnsi="Times New Roman" w:cs="Times New Roman"/>
-          <w:kern w:val="0"/>
-          <w14:ligatures w14:val="none"/>
-        </w:rPr>
-        <w:t>other than described in the hiring agreement and shall</w:t>
-      </w:r>
-      <w:r>
-        <w:rPr>
-          <w:rFonts w:ascii="Times New Roman" w:hAnsi="Times New Roman" w:cs="Times New Roman"/>
-          <w:kern w:val="0"/>
-          <w14:ligatures w14:val="none"/>
-        </w:rPr>
-        <w:t xml:space="preserve"> not sub-hire</w:t>
-      </w:r>
-      <w:r>
-        <w:rPr>
-          <w:rFonts w:ascii="Times New Roman" w:hAnsi="Times New Roman" w:cs="Times New Roman"/>
-          <w:kern w:val="0"/>
-          <w14:ligatures w14:val="none"/>
-        </w:rPr>
-        <w:t xml:space="preserve"> the premises.</w:t>
+          <w:rFonts w:cs="Times New Roman"/>
+          <w:kern w:val="0"/>
+          <w14:ligatures w14:val="none"/>
+        </w:rPr>
+        <w:t xml:space="preserve"> Committee’s decision will be final and binding.</w:t>
       </w:r>
     </w:p>
     <w:p>
       <w:pPr>
         <w:spacing w:after="300" w:line="240" w:lineRule="auto"/>
         <w:rPr>
-          <w:rFonts w:ascii="Times New Roman" w:hAnsi="Times New Roman" w:cs="Times New Roman"/>
-          <w:kern w:val="0"/>
-          <w14:ligatures w14:val="none"/>
-        </w:rPr>
-      </w:pPr>
-      <w:r>
-        <w:rPr>
-          <w:rFonts w:ascii="Times New Roman" w:hAnsi="Times New Roman" w:cs="Times New Roman"/>
-          <w:kern w:val="0"/>
-          <w14:ligatures w14:val="none"/>
-        </w:rPr>
-        <w:t>Reservations by persons aged less than 21 years old cannot be accepted.</w:t>
+          <w:rFonts w:cs="Times New Roman"/>
+          <w:kern w:val="0"/>
+          <w14:ligatures w14:val="none"/>
+        </w:rPr>
+      </w:pPr>
+      <w:r>
+        <w:rPr>
+          <w:rFonts w:cs="Times New Roman"/>
+          <w:kern w:val="0"/>
+          <w14:ligatures w14:val="none"/>
+        </w:rPr>
+        <w:t xml:space="preserve">The </w:t>
+      </w:r>
+      <w:r>
+        <w:rPr>
+          <w:rFonts w:cs="Times New Roman"/>
+          <w:kern w:val="0"/>
+          <w14:ligatures w14:val="none"/>
+        </w:rPr>
+        <w:t>CVH</w:t>
+      </w:r>
+      <w:r>
+        <w:rPr>
+          <w:rFonts w:cs="Times New Roman"/>
+          <w:kern w:val="0"/>
+          <w14:ligatures w14:val="none"/>
+        </w:rPr>
+        <w:t xml:space="preserve"> Committee </w:t>
+      </w:r>
+      <w:r>
+        <w:rPr>
+          <w:rFonts w:cs="Times New Roman"/>
+          <w:kern w:val="0"/>
+          <w14:ligatures w14:val="none"/>
+        </w:rPr>
+        <w:t>reserves</w:t>
+      </w:r>
+      <w:r>
+        <w:rPr>
+          <w:rFonts w:cs="Times New Roman"/>
+          <w:kern w:val="0"/>
+          <w14:ligatures w14:val="none"/>
+        </w:rPr>
+        <w:t xml:space="preserve"> the right to amend the Contract of Hire and Conditions of Use and Schedule of Hire Charges at any time.</w:t>
       </w:r>
     </w:p>
     <w:p>
       <w:pPr>
         <w:spacing w:after="300" w:line="240" w:lineRule="auto"/>
         <w:rPr>
-          <w:rFonts w:ascii="Times New Roman" w:hAnsi="Times New Roman" w:cs="Times New Roman"/>
-          <w:kern w:val="0"/>
-          <w14:ligatures w14:val="none"/>
-        </w:rPr>
-      </w:pPr>
-      <w:r>
-        <w:rPr>
-          <w:rFonts w:ascii="Times New Roman" w:hAnsi="Times New Roman" w:cs="Times New Roman"/>
-          <w:kern w:val="0"/>
-          <w14:ligatures w14:val="none"/>
-        </w:rPr>
-        <w:t xml:space="preserve">In the event of a dispute arising regarding a booking/hire, the </w:t>
-      </w:r>
-      <w:r>
-        <w:rPr>
-          <w:rFonts w:ascii="Times New Roman" w:hAnsi="Times New Roman" w:cs="Times New Roman"/>
-          <w:kern w:val="0"/>
-          <w14:ligatures w14:val="none"/>
-        </w:rPr>
-        <w:t>CVH</w:t>
-      </w:r>
-      <w:r>
-        <w:rPr>
-          <w:rFonts w:ascii="Times New Roman" w:hAnsi="Times New Roman" w:cs="Times New Roman"/>
-          <w:kern w:val="0"/>
-          <w14:ligatures w14:val="none"/>
-        </w:rPr>
-        <w:t xml:space="preserve"> Committee’s decision will be final and binding.</w:t>
+          <w:rFonts w:cs="Times New Roman"/>
+          <w:kern w:val="0"/>
+          <w14:ligatures w14:val="none"/>
+        </w:rPr>
+      </w:pPr>
+      <w:r>
+        <w:rPr>
+          <w:rFonts w:cs="Times New Roman"/>
+          <w:kern w:val="0"/>
+          <w14:ligatures w14:val="none"/>
+        </w:rPr>
+        <w:t>The hirer is defined as the person/</w:t>
+      </w:r>
+      <w:r>
+        <w:rPr>
+          <w:rFonts w:cs="Times New Roman"/>
+          <w:kern w:val="0"/>
+          <w14:ligatures w14:val="none"/>
+        </w:rPr>
+        <w:t>organisation</w:t>
+      </w:r>
+      <w:r>
+        <w:rPr>
+          <w:rFonts w:cs="Times New Roman"/>
+          <w:kern w:val="0"/>
+          <w14:ligatures w14:val="none"/>
+        </w:rPr>
+        <w:t xml:space="preserve"> booking the hall/facilities</w:t>
+      </w:r>
+      <w:r>
+        <w:rPr>
+          <w:rFonts w:cs="Times New Roman"/>
+          <w:kern w:val="0"/>
+          <w14:ligatures w14:val="none"/>
+        </w:rPr>
+        <w:t xml:space="preserve">. </w:t>
       </w:r>
     </w:p>
     <w:p>
       <w:pPr>
         <w:spacing w:after="300" w:line="240" w:lineRule="auto"/>
         <w:rPr>
-          <w:rFonts w:ascii="Times New Roman" w:hAnsi="Times New Roman" w:cs="Times New Roman"/>
-          <w:kern w:val="0"/>
-          <w14:ligatures w14:val="none"/>
-        </w:rPr>
-      </w:pPr>
-      <w:r>
-        <w:rPr>
-          <w:rFonts w:ascii="Times New Roman" w:hAnsi="Times New Roman" w:cs="Times New Roman"/>
-          <w:kern w:val="0"/>
-          <w14:ligatures w14:val="none"/>
-        </w:rPr>
-        <w:t xml:space="preserve">The </w:t>
-      </w:r>
-      <w:r>
-        <w:rPr>
-          <w:rFonts w:ascii="Times New Roman" w:hAnsi="Times New Roman" w:cs="Times New Roman"/>
-          <w:kern w:val="0"/>
-          <w14:ligatures w14:val="none"/>
-        </w:rPr>
-        <w:t>CVH</w:t>
-      </w:r>
-      <w:r>
-        <w:rPr>
-          <w:rFonts w:ascii="Times New Roman" w:hAnsi="Times New Roman" w:cs="Times New Roman"/>
-          <w:kern w:val="0"/>
-          <w14:ligatures w14:val="none"/>
-        </w:rPr>
-        <w:t xml:space="preserve"> Committee reserve the right to amend the Contract of Hire and Conditions of Use and Schedule of Hire Charges at any time.</w:t>
+          <w:rFonts w:cs="Times New Roman"/>
+          <w:kern w:val="0"/>
+          <w14:ligatures w14:val="none"/>
+        </w:rPr>
+      </w:pPr>
+      <w:r>
+        <w:rPr>
+          <w:rFonts w:cs="Times New Roman"/>
+          <w:kern w:val="0"/>
+          <w14:ligatures w14:val="none"/>
+        </w:rPr>
+        <w:t>This document forms the basis of the hirer’s contract.</w:t>
       </w:r>
     </w:p>
     <w:p>
       <w:pPr>
         <w:spacing w:after="300" w:line="240" w:lineRule="auto"/>
         <w:rPr>
-          <w:rFonts w:ascii="Times New Roman" w:hAnsi="Times New Roman" w:cs="Times New Roman"/>
-          <w:kern w:val="0"/>
-          <w14:ligatures w14:val="none"/>
-        </w:rPr>
-      </w:pPr>
-      <w:r>
-        <w:rPr>
-          <w:rFonts w:ascii="Times New Roman" w:hAnsi="Times New Roman" w:cs="Times New Roman"/>
-          <w:kern w:val="0"/>
-          <w14:ligatures w14:val="none"/>
-        </w:rPr>
-        <w:t>The hirer is defined as the person/</w:t>
-      </w:r>
-      <w:proofErr w:type="spellStart"/>
-      <w:r>
-        <w:rPr>
-          <w:rFonts w:ascii="Times New Roman" w:hAnsi="Times New Roman" w:cs="Times New Roman"/>
-          <w:kern w:val="0"/>
-          <w14:ligatures w14:val="none"/>
-        </w:rPr>
-        <w:t>organisation</w:t>
-      </w:r>
-      <w:proofErr w:type="spellEnd"/>
-      <w:r>
-        <w:rPr>
-          <w:rFonts w:ascii="Times New Roman" w:hAnsi="Times New Roman" w:cs="Times New Roman"/>
-          <w:kern w:val="0"/>
-          <w14:ligatures w14:val="none"/>
-        </w:rPr>
-        <w:t xml:space="preserve"> booking the hall/facilities</w:t>
-      </w:r>
-      <w:r>
-        <w:rPr>
-          <w:rFonts w:ascii="Times New Roman" w:hAnsi="Times New Roman" w:cs="Times New Roman"/>
-          <w:kern w:val="0"/>
-          <w14:ligatures w14:val="none"/>
-        </w:rPr>
-        <w:t>. This document forms the basis of the hirer’s contract.</w:t>
-      </w:r>
-    </w:p>
-    <w:p>
-      <w:pPr>
-        <w:spacing w:after="300" w:line="240" w:lineRule="auto"/>
-        <w:rPr>
-          <w:rFonts w:ascii="Times New Roman" w:hAnsi="Times New Roman" w:cs="Times New Roman"/>
-          <w:kern w:val="0"/>
-          <w14:ligatures w14:val="none"/>
-        </w:rPr>
-      </w:pPr>
-      <w:r>
-        <w:rPr>
-          <w:rFonts w:ascii="Times New Roman" w:hAnsi="Times New Roman" w:cs="Times New Roman"/>
+          <w:rFonts w:cs="Times New Roman"/>
+          <w:kern w:val="0"/>
+          <w14:ligatures w14:val="none"/>
+        </w:rPr>
+      </w:pPr>
+      <w:r>
+        <w:rPr>
+          <w:rFonts w:cs="Times New Roman"/>
           <w:b/>
           <w:bCs/>
           <w:i/>
@@ -677,7 +527,7 @@
       </w:r>
       <w:r>
         <w:rPr>
-          <w:rFonts w:ascii="Times New Roman" w:hAnsi="Times New Roman" w:cs="Times New Roman"/>
+          <w:rFonts w:cs="Times New Roman"/>
           <w:b/>
           <w:bCs/>
           <w:i/>
@@ -689,7 +539,7 @@
       </w:r>
       <w:r>
         <w:rPr>
-          <w:rFonts w:ascii="Times New Roman" w:hAnsi="Times New Roman" w:cs="Times New Roman"/>
+          <w:rFonts w:cs="Times New Roman"/>
           <w:b/>
           <w:bCs/>
           <w:i/>
@@ -701,7 +551,7 @@
       </w:r>
       <w:r>
         <w:rPr>
-          <w:rFonts w:ascii="Times New Roman" w:hAnsi="Times New Roman" w:cs="Times New Roman"/>
+          <w:rFonts w:cs="Times New Roman"/>
           <w:b/>
           <w:bCs/>
           <w:i/>
@@ -713,7 +563,7 @@
       </w:r>
       <w:r>
         <w:rPr>
-          <w:rFonts w:ascii="Times New Roman" w:hAnsi="Times New Roman" w:cs="Times New Roman"/>
+          <w:rFonts w:cs="Times New Roman"/>
           <w:b/>
           <w:bCs/>
           <w:i/>
@@ -723,9 +573,10 @@
         </w:rPr>
         <w:t xml:space="preserve">The kitchen </w:t>
       </w:r>
-      <w:r>
-        <w:rPr>
-          <w:rFonts w:ascii="Times New Roman" w:hAnsi="Times New Roman" w:cs="Times New Roman"/>
+      <w:proofErr w:type="gramStart"/>
+      <w:r>
+        <w:rPr>
+          <w:rFonts w:cs="Times New Roman"/>
           <w:b/>
           <w:bCs/>
           <w:i/>
@@ -733,11 +584,12 @@
           <w:kern w:val="0"/>
           <w14:ligatures w14:val="none"/>
         </w:rPr>
-        <w:t>shall only be used for tea and coffee preparation</w:t>
-      </w:r>
-      <w:r>
-        <w:rPr>
-          <w:rFonts w:ascii="Times New Roman" w:hAnsi="Times New Roman" w:cs="Times New Roman"/>
+        <w:t>shall</w:t>
+      </w:r>
+      <w:proofErr w:type="gramEnd"/>
+      <w:r>
+        <w:rPr>
+          <w:rFonts w:cs="Times New Roman"/>
           <w:b/>
           <w:bCs/>
           <w:i/>
@@ -745,11 +597,11 @@
           <w:kern w:val="0"/>
           <w14:ligatures w14:val="none"/>
         </w:rPr>
-        <w:t>. Full kitchen use is by separate</w:t>
-      </w:r>
-      <w:r>
-        <w:rPr>
-          <w:rFonts w:ascii="Times New Roman" w:hAnsi="Times New Roman" w:cs="Times New Roman"/>
+        <w:t xml:space="preserve"> only be used for tea and coffee preparation</w:t>
+      </w:r>
+      <w:r>
+        <w:rPr>
+          <w:rFonts w:cs="Times New Roman"/>
           <w:b/>
           <w:bCs/>
           <w:i/>
@@ -757,11 +609,11 @@
           <w:kern w:val="0"/>
           <w14:ligatures w14:val="none"/>
         </w:rPr>
-        <w:t xml:space="preserve"> hire agreement</w:t>
-      </w:r>
-      <w:r>
-        <w:rPr>
-          <w:rFonts w:ascii="Times New Roman" w:hAnsi="Times New Roman" w:cs="Times New Roman"/>
+        <w:t>. Full kitchen use is by separate</w:t>
+      </w:r>
+      <w:r>
+        <w:rPr>
+          <w:rFonts w:cs="Times New Roman"/>
           <w:b/>
           <w:bCs/>
           <w:i/>
@@ -769,7 +621,27 @@
           <w:kern w:val="0"/>
           <w14:ligatures w14:val="none"/>
         </w:rPr>
+        <w:t xml:space="preserve"> hire agreement</w:t>
+      </w:r>
+      <w:r>
+        <w:rPr>
+          <w:rFonts w:cs="Times New Roman"/>
+          <w:b/>
+          <w:bCs/>
+          <w:i/>
+          <w:iCs/>
+          <w:kern w:val="0"/>
+          <w14:ligatures w14:val="none"/>
+        </w:rPr>
         <w:t>.</w:t>
+      </w:r>
+    </w:p>
+    <w:p>
+      <w:pPr>
+        <w:pStyle w:val="Heading2"/>
+      </w:pPr>
+      <w:r>
+        <w:t>Payment</w:t>
       </w:r>
     </w:p>
     <w:p>
@@ -777,32 +649,7 @@
         <w:spacing w:before="240" w:after="240" w:line="240" w:lineRule="auto"/>
         <w:outlineLvl w:val="2"/>
         <w:rPr>
-          <w:rFonts w:ascii="Times New Roman" w:eastAsia="Times New Roman" w:hAnsi="Times New Roman" w:cs="Times New Roman"/>
-          <w:b/>
-          <w:bCs/>
-          <w:color w:val="006248"/>
-          <w:kern w:val="0"/>
-          <w14:ligatures w14:val="none"/>
-        </w:rPr>
-      </w:pPr>
-      <w:r>
-        <w:rPr>
-          <w:rFonts w:ascii="Times New Roman" w:eastAsia="Times New Roman" w:hAnsi="Times New Roman" w:cs="Times New Roman"/>
-          <w:b/>
-          <w:bCs/>
-          <w:color w:val="006248"/>
-          <w:kern w:val="0"/>
-          <w14:ligatures w14:val="none"/>
-        </w:rPr>
-        <w:t>Payment</w:t>
-      </w:r>
-    </w:p>
-    <w:p>
-      <w:pPr>
-        <w:spacing w:before="240" w:after="240" w:line="240" w:lineRule="auto"/>
-        <w:outlineLvl w:val="2"/>
-        <w:rPr>
-          <w:rFonts w:ascii="Times New Roman" w:eastAsia="Times New Roman" w:hAnsi="Times New Roman" w:cs="Times New Roman"/>
+          <w:rFonts w:eastAsia="Times New Roman" w:cs="Times New Roman"/>
           <w:color w:val="000000" w:themeColor="text1"/>
           <w:kern w:val="0"/>
           <w14:ligatures w14:val="none"/>
@@ -810,7 +657,7 @@
       </w:pPr>
       <w:r>
         <w:rPr>
-          <w:rFonts w:ascii="Times New Roman" w:eastAsia="Times New Roman" w:hAnsi="Times New Roman" w:cs="Times New Roman"/>
+          <w:rFonts w:eastAsia="Times New Roman" w:cs="Times New Roman"/>
           <w:color w:val="000000" w:themeColor="text1"/>
           <w:kern w:val="0"/>
           <w14:ligatures w14:val="none"/>
@@ -819,7 +666,7 @@
       </w:r>
       <w:r>
         <w:rPr>
-          <w:rFonts w:ascii="Times New Roman" w:eastAsia="Times New Roman" w:hAnsi="Times New Roman" w:cs="Times New Roman"/>
+          <w:rFonts w:eastAsia="Times New Roman" w:cs="Times New Roman"/>
           <w:color w:val="000000" w:themeColor="text1"/>
           <w:kern w:val="0"/>
           <w14:ligatures w14:val="none"/>
@@ -828,7 +675,7 @@
       </w:r>
       <w:r>
         <w:rPr>
-          <w:rFonts w:ascii="Times New Roman" w:eastAsia="Times New Roman" w:hAnsi="Times New Roman" w:cs="Times New Roman"/>
+          <w:rFonts w:eastAsia="Times New Roman" w:cs="Times New Roman"/>
           <w:color w:val="000000" w:themeColor="text1"/>
           <w:kern w:val="0"/>
           <w14:ligatures w14:val="none"/>
@@ -837,7 +684,7 @@
       </w:r>
       <w:r>
         <w:rPr>
-          <w:rFonts w:ascii="Times New Roman" w:eastAsia="Times New Roman" w:hAnsi="Times New Roman" w:cs="Times New Roman"/>
+          <w:rFonts w:eastAsia="Times New Roman" w:cs="Times New Roman"/>
           <w:color w:val="000000" w:themeColor="text1"/>
           <w:kern w:val="0"/>
           <w14:ligatures w14:val="none"/>
@@ -846,7 +693,7 @@
       </w:r>
       <w:r>
         <w:rPr>
-          <w:rFonts w:ascii="Times New Roman" w:eastAsia="Times New Roman" w:hAnsi="Times New Roman" w:cs="Times New Roman"/>
+          <w:rFonts w:eastAsia="Times New Roman" w:cs="Times New Roman"/>
           <w:color w:val="000000" w:themeColor="text1"/>
           <w:kern w:val="0"/>
           <w14:ligatures w14:val="none"/>
@@ -855,7 +702,7 @@
       </w:r>
       <w:r>
         <w:rPr>
-          <w:rFonts w:ascii="Times New Roman" w:eastAsia="Times New Roman" w:hAnsi="Times New Roman" w:cs="Times New Roman"/>
+          <w:rFonts w:eastAsia="Times New Roman" w:cs="Times New Roman"/>
           <w:b/>
           <w:bCs/>
           <w:color w:val="000000" w:themeColor="text1"/>
@@ -866,7 +713,7 @@
       </w:r>
       <w:r>
         <w:rPr>
-          <w:rFonts w:ascii="Times New Roman" w:eastAsia="Times New Roman" w:hAnsi="Times New Roman" w:cs="Times New Roman"/>
+          <w:rFonts w:eastAsia="Times New Roman" w:cs="Times New Roman"/>
           <w:b/>
           <w:bCs/>
           <w:color w:val="000000" w:themeColor="text1"/>
@@ -877,7 +724,7 @@
       </w:r>
       <w:r>
         <w:rPr>
-          <w:rFonts w:ascii="Times New Roman" w:eastAsia="Times New Roman" w:hAnsi="Times New Roman" w:cs="Times New Roman"/>
+          <w:rFonts w:eastAsia="Times New Roman" w:cs="Times New Roman"/>
           <w:color w:val="000000" w:themeColor="text1"/>
           <w:kern w:val="0"/>
           <w14:ligatures w14:val="none"/>
@@ -886,7 +733,7 @@
       </w:r>
       <w:r>
         <w:rPr>
-          <w:rFonts w:ascii="Times New Roman" w:eastAsia="Times New Roman" w:hAnsi="Times New Roman" w:cs="Times New Roman"/>
+          <w:rFonts w:eastAsia="Times New Roman" w:cs="Times New Roman"/>
           <w:color w:val="000000" w:themeColor="text1"/>
           <w:kern w:val="0"/>
           <w14:ligatures w14:val="none"/>
@@ -895,7 +742,7 @@
       </w:r>
       <w:r>
         <w:rPr>
-          <w:rFonts w:ascii="Times New Roman" w:eastAsia="Times New Roman" w:hAnsi="Times New Roman" w:cs="Times New Roman"/>
+          <w:rFonts w:eastAsia="Times New Roman" w:cs="Times New Roman"/>
           <w:color w:val="000000" w:themeColor="text1"/>
           <w:kern w:val="0"/>
           <w14:ligatures w14:val="none"/>
@@ -904,7 +751,7 @@
       </w:r>
       <w:r>
         <w:rPr>
-          <w:rFonts w:ascii="Times New Roman" w:eastAsia="Times New Roman" w:hAnsi="Times New Roman" w:cs="Times New Roman"/>
+          <w:rFonts w:eastAsia="Times New Roman" w:cs="Times New Roman"/>
           <w:color w:val="000000" w:themeColor="text1"/>
           <w:kern w:val="0"/>
           <w14:ligatures w14:val="none"/>
@@ -913,7 +760,7 @@
       </w:r>
       <w:r>
         <w:rPr>
-          <w:rFonts w:ascii="Times New Roman" w:eastAsia="Times New Roman" w:hAnsi="Times New Roman" w:cs="Times New Roman"/>
+          <w:rFonts w:eastAsia="Times New Roman" w:cs="Times New Roman"/>
           <w:color w:val="000000" w:themeColor="text1"/>
           <w:kern w:val="0"/>
           <w14:ligatures w14:val="none"/>
@@ -922,16 +769,36 @@
       </w:r>
       <w:r>
         <w:rPr>
-          <w:rFonts w:ascii="Times New Roman" w:eastAsia="Times New Roman" w:hAnsi="Times New Roman" w:cs="Times New Roman"/>
+          <w:rFonts w:eastAsia="Times New Roman" w:cs="Times New Roman"/>
           <w:color w:val="000000" w:themeColor="text1"/>
           <w:kern w:val="0"/>
           <w14:ligatures w14:val="none"/>
         </w:rPr>
-        <w:t>bookings for community events  (referred to as “</w:t>
-      </w:r>
-      <w:r>
-        <w:rPr>
-          <w:rFonts w:ascii="Times New Roman" w:eastAsia="Times New Roman" w:hAnsi="Times New Roman" w:cs="Times New Roman"/>
+        <w:t xml:space="preserve">bookings for community </w:t>
+      </w:r>
+      <w:proofErr w:type="gramStart"/>
+      <w:r>
+        <w:rPr>
+          <w:rFonts w:eastAsia="Times New Roman" w:cs="Times New Roman"/>
+          <w:color w:val="000000" w:themeColor="text1"/>
+          <w:kern w:val="0"/>
+          <w14:ligatures w14:val="none"/>
+        </w:rPr>
+        <w:t>events  (</w:t>
+      </w:r>
+      <w:proofErr w:type="gramEnd"/>
+      <w:r>
+        <w:rPr>
+          <w:rFonts w:eastAsia="Times New Roman" w:cs="Times New Roman"/>
+          <w:color w:val="000000" w:themeColor="text1"/>
+          <w:kern w:val="0"/>
+          <w14:ligatures w14:val="none"/>
+        </w:rPr>
+        <w:t>referred to as “</w:t>
+      </w:r>
+      <w:r>
+        <w:rPr>
+          <w:rFonts w:eastAsia="Times New Roman" w:cs="Times New Roman"/>
           <w:b/>
           <w:bCs/>
           <w:color w:val="000000" w:themeColor="text1"/>
@@ -942,7 +809,7 @@
       </w:r>
       <w:r>
         <w:rPr>
-          <w:rFonts w:ascii="Times New Roman" w:eastAsia="Times New Roman" w:hAnsi="Times New Roman" w:cs="Times New Roman"/>
+          <w:rFonts w:eastAsia="Times New Roman" w:cs="Times New Roman"/>
           <w:b/>
           <w:bCs/>
           <w:color w:val="000000" w:themeColor="text1"/>
@@ -953,7 +820,7 @@
       </w:r>
       <w:r>
         <w:rPr>
-          <w:rFonts w:ascii="Times New Roman" w:eastAsia="Times New Roman" w:hAnsi="Times New Roman" w:cs="Times New Roman"/>
+          <w:rFonts w:eastAsia="Times New Roman" w:cs="Times New Roman"/>
           <w:color w:val="000000" w:themeColor="text1"/>
           <w:kern w:val="0"/>
           <w14:ligatures w14:val="none"/>
@@ -963,7 +830,7 @@
       <w:proofErr w:type="spellStart"/>
       <w:r>
         <w:rPr>
-          <w:rFonts w:ascii="Times New Roman" w:eastAsia="Times New Roman" w:hAnsi="Times New Roman" w:cs="Times New Roman"/>
+          <w:rFonts w:eastAsia="Times New Roman" w:cs="Times New Roman"/>
           <w:color w:val="000000" w:themeColor="text1"/>
           <w:kern w:val="0"/>
           <w14:ligatures w14:val="none"/>
@@ -973,7 +840,7 @@
       <w:proofErr w:type="spellEnd"/>
       <w:r>
         <w:rPr>
-          <w:rFonts w:ascii="Times New Roman" w:eastAsia="Times New Roman" w:hAnsi="Times New Roman" w:cs="Times New Roman"/>
+          <w:rFonts w:eastAsia="Times New Roman" w:cs="Times New Roman"/>
           <w:color w:val="000000" w:themeColor="text1"/>
           <w:kern w:val="0"/>
           <w14:ligatures w14:val="none"/>
@@ -982,7 +849,7 @@
       </w:r>
       <w:r>
         <w:rPr>
-          <w:rFonts w:ascii="Times New Roman" w:eastAsia="Times New Roman" w:hAnsi="Times New Roman" w:cs="Times New Roman"/>
+          <w:rFonts w:eastAsia="Times New Roman" w:cs="Times New Roman"/>
           <w:color w:val="000000" w:themeColor="text1"/>
           <w:kern w:val="0"/>
           <w14:ligatures w14:val="none"/>
@@ -991,7 +858,7 @@
       </w:r>
       <w:r>
         <w:rPr>
-          <w:rFonts w:ascii="Times New Roman" w:eastAsia="Times New Roman" w:hAnsi="Times New Roman" w:cs="Times New Roman"/>
+          <w:rFonts w:eastAsia="Times New Roman" w:cs="Times New Roman"/>
           <w:color w:val="000000" w:themeColor="text1"/>
           <w:kern w:val="0"/>
           <w14:ligatures w14:val="none"/>
@@ -1000,7 +867,7 @@
       </w:r>
       <w:r>
         <w:rPr>
-          <w:rFonts w:ascii="Times New Roman" w:eastAsia="Times New Roman" w:hAnsi="Times New Roman" w:cs="Times New Roman"/>
+          <w:rFonts w:eastAsia="Times New Roman" w:cs="Times New Roman"/>
           <w:color w:val="000000" w:themeColor="text1"/>
           <w:kern w:val="0"/>
           <w14:ligatures w14:val="none"/>
@@ -1009,7 +876,7 @@
       </w:r>
       <w:r>
         <w:rPr>
-          <w:rFonts w:ascii="Times New Roman" w:eastAsia="Times New Roman" w:hAnsi="Times New Roman" w:cs="Times New Roman"/>
+          <w:rFonts w:eastAsia="Times New Roman" w:cs="Times New Roman"/>
           <w:color w:val="000000" w:themeColor="text1"/>
           <w:kern w:val="0"/>
           <w14:ligatures w14:val="none"/>
@@ -1018,7 +885,7 @@
       </w:r>
       <w:r>
         <w:rPr>
-          <w:rFonts w:ascii="Times New Roman" w:eastAsia="Times New Roman" w:hAnsi="Times New Roman" w:cs="Times New Roman"/>
+          <w:rFonts w:eastAsia="Times New Roman" w:cs="Times New Roman"/>
           <w:color w:val="000000" w:themeColor="text1"/>
           <w:kern w:val="0"/>
           <w14:ligatures w14:val="none"/>
@@ -1027,12 +894,20 @@
       </w:r>
       <w:r>
         <w:rPr>
-          <w:rFonts w:ascii="Times New Roman" w:eastAsia="Times New Roman" w:hAnsi="Times New Roman" w:cs="Times New Roman"/>
+          <w:rFonts w:eastAsia="Times New Roman" w:cs="Times New Roman"/>
           <w:color w:val="000000" w:themeColor="text1"/>
           <w:kern w:val="0"/>
           <w14:ligatures w14:val="none"/>
         </w:rPr>
         <w:t xml:space="preserve"> </w:t>
+      </w:r>
+    </w:p>
+    <w:p>
+      <w:pPr>
+        <w:pStyle w:val="Heading2"/>
+      </w:pPr>
+      <w:r>
+        <w:t>Health and Safety</w:t>
       </w:r>
     </w:p>
     <w:p>
@@ -1040,68 +915,15 @@
         <w:spacing w:before="240" w:after="240" w:line="240" w:lineRule="auto"/>
         <w:outlineLvl w:val="2"/>
         <w:rPr>
-          <w:rFonts w:ascii="Times New Roman" w:eastAsia="Times New Roman" w:hAnsi="Times New Roman" w:cs="Times New Roman"/>
-          <w:b/>
-          <w:bCs/>
+          <w:rFonts w:eastAsia="Times New Roman" w:cs="Times New Roman"/>
           <w:color w:val="006248"/>
           <w:kern w:val="0"/>
           <w14:ligatures w14:val="none"/>
         </w:rPr>
       </w:pPr>
-    </w:p>
-    <w:p>
-      <w:pPr>
-        <w:spacing w:before="240" w:after="240" w:line="240" w:lineRule="auto"/>
-        <w:outlineLvl w:val="2"/>
-        <w:rPr>
-          <w:rFonts w:ascii="Times New Roman" w:eastAsia="Times New Roman" w:hAnsi="Times New Roman" w:cs="Times New Roman"/>
-          <w:b/>
-          <w:bCs/>
-          <w:color w:val="006248"/>
-          <w:kern w:val="0"/>
-          <w14:ligatures w14:val="none"/>
-        </w:rPr>
-      </w:pPr>
-    </w:p>
-    <w:p>
-      <w:pPr>
-        <w:spacing w:before="240" w:after="240" w:line="240" w:lineRule="auto"/>
-        <w:outlineLvl w:val="2"/>
-        <w:rPr>
-          <w:rFonts w:ascii="Times New Roman" w:hAnsi="Times New Roman" w:cs="Times New Roman"/>
-          <w:b/>
-          <w:bCs/>
-          <w:kern w:val="0"/>
-          <w14:ligatures w14:val="none"/>
-        </w:rPr>
-      </w:pPr>
-      <w:r>
-        <w:rPr>
-          <w:rFonts w:ascii="Times New Roman" w:eastAsia="Times New Roman" w:hAnsi="Times New Roman" w:cs="Times New Roman"/>
-          <w:b/>
-          <w:bCs/>
-          <w:color w:val="006248"/>
-          <w:kern w:val="0"/>
-          <w14:ligatures w14:val="none"/>
-        </w:rPr>
-        <w:lastRenderedPageBreak/>
-        <w:t>Health and Safety</w:t>
-      </w:r>
-    </w:p>
-    <w:p>
-      <w:pPr>
-        <w:spacing w:before="240" w:after="240" w:line="240" w:lineRule="auto"/>
-        <w:outlineLvl w:val="2"/>
-        <w:rPr>
-          <w:rFonts w:ascii="Times New Roman" w:eastAsia="Times New Roman" w:hAnsi="Times New Roman" w:cs="Times New Roman"/>
-          <w:color w:val="006248"/>
-          <w:kern w:val="0"/>
-          <w14:ligatures w14:val="none"/>
-        </w:rPr>
-      </w:pPr>
-      <w:r>
-        <w:rPr>
-          <w:rFonts w:ascii="Times New Roman" w:hAnsi="Times New Roman" w:cs="Times New Roman"/>
+      <w:r>
+        <w:rPr>
+          <w:rFonts w:cs="Times New Roman"/>
           <w:kern w:val="0"/>
           <w14:ligatures w14:val="none"/>
         </w:rPr>
@@ -1109,33 +931,61 @@
       </w:r>
       <w:r>
         <w:rPr>
-          <w:rFonts w:ascii="Times New Roman" w:hAnsi="Times New Roman" w:cs="Times New Roman"/>
-          <w:kern w:val="0"/>
-          <w14:ligatures w14:val="none"/>
-        </w:rPr>
-        <w:t>Hirer is solely responsible for the Health &amp; Safety of persons attending their activity/event. Nothing shall be done, nor shall anything be brought on to the premises, which may create a risk to the building or its occupants.</w:t>
+          <w:rFonts w:cs="Times New Roman"/>
+          <w:kern w:val="0"/>
+          <w14:ligatures w14:val="none"/>
+        </w:rPr>
+        <w:t xml:space="preserve">Hirer is solely responsible for the Health &amp; Safety of </w:t>
+      </w:r>
+      <w:proofErr w:type="gramStart"/>
+      <w:r>
+        <w:rPr>
+          <w:rFonts w:cs="Times New Roman"/>
+          <w:kern w:val="0"/>
+          <w14:ligatures w14:val="none"/>
+        </w:rPr>
+        <w:t>persons</w:t>
+      </w:r>
+      <w:proofErr w:type="gramEnd"/>
+      <w:r>
+        <w:rPr>
+          <w:rFonts w:cs="Times New Roman"/>
+          <w:kern w:val="0"/>
+          <w14:ligatures w14:val="none"/>
+        </w:rPr>
+        <w:t xml:space="preserve"> attending their activity/event. Nothing shall be done, nor shall anything be brought on to the premises, which may create a risk to the building or its occupants.</w:t>
       </w:r>
     </w:p>
     <w:p>
       <w:pPr>
         <w:spacing w:after="300" w:line="240" w:lineRule="auto"/>
         <w:rPr>
-          <w:rFonts w:ascii="Times New Roman" w:hAnsi="Times New Roman" w:cs="Times New Roman"/>
-          <w:kern w:val="0"/>
-          <w14:ligatures w14:val="none"/>
-        </w:rPr>
-      </w:pPr>
-      <w:r>
-        <w:rPr>
-          <w:rFonts w:ascii="Times New Roman" w:hAnsi="Times New Roman" w:cs="Times New Roman"/>
-          <w:kern w:val="0"/>
-          <w14:ligatures w14:val="none"/>
-        </w:rPr>
-        <w:t>The Hirer must be at the hall personally throughout the period of the let</w:t>
-      </w:r>
-      <w:r>
-        <w:rPr>
-          <w:rFonts w:ascii="Times New Roman" w:hAnsi="Times New Roman" w:cs="Times New Roman"/>
+          <w:rFonts w:cs="Times New Roman"/>
+          <w:kern w:val="0"/>
+          <w14:ligatures w14:val="none"/>
+        </w:rPr>
+      </w:pPr>
+      <w:r>
+        <w:rPr>
+          <w:rFonts w:cs="Times New Roman"/>
+          <w:kern w:val="0"/>
+          <w14:ligatures w14:val="none"/>
+        </w:rPr>
+        <w:t xml:space="preserve">The Hirer must be at the hall personally throughout the period of the </w:t>
+      </w:r>
+      <w:proofErr w:type="spellStart"/>
+      <w:r>
+        <w:rPr>
+          <w:rFonts w:cs="Times New Roman"/>
+          <w:kern w:val="0"/>
+          <w14:ligatures w14:val="none"/>
+        </w:rPr>
+        <w:t>let</w:t>
+      </w:r>
+      <w:proofErr w:type="spellEnd"/>
+      <w:r>
+        <w:rPr>
+          <w:rFonts w:cs="Times New Roman"/>
           <w:kern w:val="0"/>
           <w14:ligatures w14:val="none"/>
         </w:rPr>
@@ -1143,25 +993,43 @@
       </w:r>
       <w:r>
         <w:rPr>
-          <w:rFonts w:ascii="Times New Roman" w:hAnsi="Times New Roman" w:cs="Times New Roman"/>
-          <w:kern w:val="0"/>
-          <w14:ligatures w14:val="none"/>
-        </w:rPr>
-        <w:t xml:space="preserve"> the terms of any hire, the Hirer is classed as the person responsible for fire safety and must ensure all persons attending the activity/event are aware of the location of fire exits and what to do in the case of a suspected fire.</w:t>
+          <w:rFonts w:cs="Times New Roman"/>
+          <w:kern w:val="0"/>
+          <w14:ligatures w14:val="none"/>
+        </w:rPr>
+        <w:t xml:space="preserve"> the terms of any hire, the Hirer is classed as the person responsible for fire safety and must ensure all </w:t>
+      </w:r>
+      <w:proofErr w:type="gramStart"/>
+      <w:r>
+        <w:rPr>
+          <w:rFonts w:cs="Times New Roman"/>
+          <w:kern w:val="0"/>
+          <w14:ligatures w14:val="none"/>
+        </w:rPr>
+        <w:t>persons</w:t>
+      </w:r>
+      <w:proofErr w:type="gramEnd"/>
+      <w:r>
+        <w:rPr>
+          <w:rFonts w:cs="Times New Roman"/>
+          <w:kern w:val="0"/>
+          <w14:ligatures w14:val="none"/>
+        </w:rPr>
+        <w:t xml:space="preserve"> attending the activity/event are aware of the location of fire exits and what to do in the case of a suspected fire.</w:t>
       </w:r>
     </w:p>
     <w:p>
       <w:pPr>
         <w:spacing w:after="300" w:line="240" w:lineRule="auto"/>
         <w:rPr>
-          <w:rFonts w:ascii="Times New Roman" w:hAnsi="Times New Roman" w:cs="Times New Roman"/>
-          <w:kern w:val="0"/>
-          <w14:ligatures w14:val="none"/>
-        </w:rPr>
-      </w:pPr>
-      <w:r>
-        <w:rPr>
-          <w:rFonts w:ascii="Times New Roman" w:hAnsi="Times New Roman" w:cs="Times New Roman"/>
+          <w:rFonts w:cs="Times New Roman"/>
+          <w:kern w:val="0"/>
+          <w14:ligatures w14:val="none"/>
+        </w:rPr>
+      </w:pPr>
+      <w:r>
+        <w:rPr>
+          <w:rFonts w:cs="Times New Roman"/>
           <w:kern w:val="0"/>
           <w14:ligatures w14:val="none"/>
         </w:rPr>
@@ -1169,7 +1037,7 @@
       </w:r>
       <w:r>
         <w:rPr>
-          <w:rFonts w:ascii="Times New Roman" w:hAnsi="Times New Roman" w:cs="Times New Roman"/>
+          <w:rFonts w:cs="Times New Roman"/>
           <w:kern w:val="0"/>
           <w14:ligatures w14:val="none"/>
         </w:rPr>
@@ -1177,7 +1045,7 @@
       </w:r>
       <w:r>
         <w:rPr>
-          <w:rFonts w:ascii="Times New Roman" w:hAnsi="Times New Roman" w:cs="Times New Roman"/>
+          <w:rFonts w:cs="Times New Roman"/>
           <w:kern w:val="0"/>
           <w14:ligatures w14:val="none"/>
         </w:rPr>
@@ -1193,22 +1061,23 @@
         </w:numPr>
         <w:spacing w:after="300" w:line="240" w:lineRule="auto"/>
         <w:rPr>
-          <w:rFonts w:ascii="Times New Roman" w:hAnsi="Times New Roman" w:cs="Times New Roman"/>
-          <w:kern w:val="0"/>
-          <w14:ligatures w14:val="none"/>
-        </w:rPr>
-      </w:pPr>
-      <w:r>
-        <w:rPr>
-          <w:rFonts w:ascii="Times New Roman" w:hAnsi="Times New Roman" w:cs="Times New Roman"/>
-          <w:kern w:val="0"/>
-          <w14:ligatures w14:val="none"/>
-        </w:rPr>
+          <w:rFonts w:cs="Times New Roman"/>
+          <w:kern w:val="0"/>
+          <w14:ligatures w14:val="none"/>
+        </w:rPr>
+      </w:pPr>
+      <w:r>
+        <w:rPr>
+          <w:rFonts w:cs="Times New Roman"/>
+          <w:kern w:val="0"/>
+          <w14:ligatures w14:val="none"/>
+        </w:rPr>
+        <w:lastRenderedPageBreak/>
         <w:t xml:space="preserve">The action to be taken in event of </w:t>
       </w:r>
       <w:r>
         <w:rPr>
-          <w:rFonts w:ascii="Times New Roman" w:hAnsi="Times New Roman" w:cs="Times New Roman"/>
+          <w:rFonts w:cs="Times New Roman"/>
           <w:kern w:val="0"/>
           <w14:ligatures w14:val="none"/>
         </w:rPr>
@@ -1216,7 +1085,7 @@
       </w:r>
       <w:r>
         <w:rPr>
-          <w:rFonts w:ascii="Times New Roman" w:hAnsi="Times New Roman" w:cs="Times New Roman"/>
+          <w:rFonts w:cs="Times New Roman"/>
           <w:kern w:val="0"/>
           <w14:ligatures w14:val="none"/>
         </w:rPr>
@@ -1232,14 +1101,14 @@
         </w:numPr>
         <w:spacing w:after="300" w:line="240" w:lineRule="auto"/>
         <w:rPr>
-          <w:rFonts w:ascii="Times New Roman" w:hAnsi="Times New Roman" w:cs="Times New Roman"/>
-          <w:kern w:val="0"/>
-          <w14:ligatures w14:val="none"/>
-        </w:rPr>
-      </w:pPr>
-      <w:r>
-        <w:rPr>
-          <w:rFonts w:ascii="Times New Roman" w:hAnsi="Times New Roman" w:cs="Times New Roman"/>
+          <w:rFonts w:cs="Times New Roman"/>
+          <w:kern w:val="0"/>
+          <w14:ligatures w14:val="none"/>
+        </w:rPr>
+      </w:pPr>
+      <w:r>
+        <w:rPr>
+          <w:rFonts w:cs="Times New Roman"/>
           <w:kern w:val="0"/>
           <w14:ligatures w14:val="none"/>
         </w:rPr>
@@ -1255,14 +1124,14 @@
         </w:numPr>
         <w:spacing w:after="300" w:line="240" w:lineRule="auto"/>
         <w:rPr>
-          <w:rFonts w:ascii="Times New Roman" w:hAnsi="Times New Roman" w:cs="Times New Roman"/>
-          <w:kern w:val="0"/>
-          <w14:ligatures w14:val="none"/>
-        </w:rPr>
-      </w:pPr>
-      <w:r>
-        <w:rPr>
-          <w:rFonts w:ascii="Times New Roman" w:hAnsi="Times New Roman" w:cs="Times New Roman"/>
+          <w:rFonts w:cs="Times New Roman"/>
+          <w:kern w:val="0"/>
+          <w14:ligatures w14:val="none"/>
+        </w:rPr>
+      </w:pPr>
+      <w:r>
+        <w:rPr>
+          <w:rFonts w:cs="Times New Roman"/>
           <w:kern w:val="0"/>
           <w14:ligatures w14:val="none"/>
         </w:rPr>
@@ -1278,30 +1147,56 @@
         </w:numPr>
         <w:spacing w:after="300" w:line="240" w:lineRule="auto"/>
         <w:rPr>
-          <w:rFonts w:ascii="Times New Roman" w:hAnsi="Times New Roman" w:cs="Times New Roman"/>
-          <w:kern w:val="0"/>
-          <w14:ligatures w14:val="none"/>
-        </w:rPr>
-      </w:pPr>
-      <w:r>
-        <w:rPr>
-          <w:rFonts w:ascii="Times New Roman" w:hAnsi="Times New Roman" w:cs="Times New Roman"/>
-          <w:kern w:val="0"/>
-          <w14:ligatures w14:val="none"/>
-        </w:rPr>
-        <w:t>The location of all fire</w:t>
-      </w:r>
-      <w:r>
-        <w:rPr>
-          <w:rFonts w:ascii="Times New Roman" w:hAnsi="Times New Roman" w:cs="Times New Roman"/>
-          <w:kern w:val="0"/>
-          <w14:ligatures w14:val="none"/>
-        </w:rPr>
-        <w:t xml:space="preserve"> exits </w:t>
-      </w:r>
-      <w:r>
-        <w:rPr>
-          <w:rFonts w:ascii="Times New Roman" w:hAnsi="Times New Roman" w:cs="Times New Roman"/>
+          <w:rFonts w:cs="Times New Roman"/>
+          <w:kern w:val="0"/>
+          <w14:ligatures w14:val="none"/>
+        </w:rPr>
+      </w:pPr>
+      <w:r>
+        <w:rPr>
+          <w:rFonts w:cs="Times New Roman"/>
+          <w:kern w:val="0"/>
+          <w14:ligatures w14:val="none"/>
+        </w:rPr>
+        <w:t xml:space="preserve">The location of all </w:t>
+      </w:r>
+      <w:proofErr w:type="gramStart"/>
+      <w:r>
+        <w:rPr>
+          <w:rFonts w:cs="Times New Roman"/>
+          <w:kern w:val="0"/>
+          <w14:ligatures w14:val="none"/>
+        </w:rPr>
+        <w:t>fire</w:t>
+      </w:r>
+      <w:r>
+        <w:rPr>
+          <w:rFonts w:cs="Times New Roman"/>
+          <w:kern w:val="0"/>
+          <w14:ligatures w14:val="none"/>
+        </w:rPr>
+        <w:t>-</w:t>
+      </w:r>
+      <w:r>
+        <w:rPr>
+          <w:rFonts w:cs="Times New Roman"/>
+          <w:kern w:val="0"/>
+          <w14:ligatures w14:val="none"/>
+        </w:rPr>
+        <w:t>exits</w:t>
+      </w:r>
+      <w:proofErr w:type="gramEnd"/>
+      <w:r>
+        <w:rPr>
+          <w:rFonts w:cs="Times New Roman"/>
+          <w:kern w:val="0"/>
+          <w14:ligatures w14:val="none"/>
+        </w:rPr>
+        <w:t xml:space="preserve"> </w:t>
+      </w:r>
+      <w:r>
+        <w:rPr>
+          <w:rFonts w:cs="Times New Roman"/>
           <w:kern w:val="0"/>
           <w14:ligatures w14:val="none"/>
         </w:rPr>
@@ -1309,7 +1204,7 @@
       </w:r>
       <w:r>
         <w:rPr>
-          <w:rFonts w:ascii="Times New Roman" w:hAnsi="Times New Roman" w:cs="Times New Roman"/>
+          <w:rFonts w:cs="Times New Roman"/>
           <w:kern w:val="0"/>
           <w14:ligatures w14:val="none"/>
         </w:rPr>
@@ -1317,7 +1212,7 @@
       </w:r>
       <w:r>
         <w:rPr>
-          <w:rFonts w:ascii="Times New Roman" w:hAnsi="Times New Roman" w:cs="Times New Roman"/>
+          <w:rFonts w:cs="Times New Roman"/>
           <w:kern w:val="0"/>
           <w14:ligatures w14:val="none"/>
         </w:rPr>
@@ -1325,25 +1220,35 @@
       </w:r>
       <w:r>
         <w:rPr>
-          <w:rFonts w:ascii="Times New Roman" w:hAnsi="Times New Roman" w:cs="Times New Roman"/>
-          <w:kern w:val="0"/>
-          <w14:ligatures w14:val="none"/>
-        </w:rPr>
-        <w:t xml:space="preserve"> kept clear at all times</w:t>
-      </w:r>
+          <w:rFonts w:cs="Times New Roman"/>
+          <w:kern w:val="0"/>
+          <w14:ligatures w14:val="none"/>
+        </w:rPr>
+        <w:t xml:space="preserve"> </w:t>
+      </w:r>
+      <w:proofErr w:type="gramStart"/>
+      <w:r>
+        <w:rPr>
+          <w:rFonts w:cs="Times New Roman"/>
+          <w:kern w:val="0"/>
+          <w14:ligatures w14:val="none"/>
+        </w:rPr>
+        <w:t>kept clear at all times</w:t>
+      </w:r>
+      <w:proofErr w:type="gramEnd"/>
     </w:p>
     <w:p>
       <w:pPr>
         <w:spacing w:after="300" w:line="240" w:lineRule="auto"/>
         <w:rPr>
-          <w:rFonts w:ascii="Times New Roman" w:hAnsi="Times New Roman" w:cs="Times New Roman"/>
-          <w:kern w:val="0"/>
-          <w14:ligatures w14:val="none"/>
-        </w:rPr>
-      </w:pPr>
-      <w:r>
-        <w:rPr>
-          <w:rFonts w:ascii="Times New Roman" w:hAnsi="Times New Roman" w:cs="Times New Roman"/>
+          <w:rFonts w:cs="Times New Roman"/>
+          <w:kern w:val="0"/>
+          <w14:ligatures w14:val="none"/>
+        </w:rPr>
+      </w:pPr>
+      <w:r>
+        <w:rPr>
+          <w:rFonts w:cs="Times New Roman"/>
           <w:kern w:val="0"/>
           <w14:ligatures w14:val="none"/>
         </w:rPr>
@@ -1351,7 +1256,7 @@
       </w:r>
       <w:r>
         <w:rPr>
-          <w:rFonts w:ascii="Times New Roman" w:hAnsi="Times New Roman" w:cs="Times New Roman"/>
+          <w:rFonts w:cs="Times New Roman"/>
           <w:kern w:val="0"/>
           <w14:ligatures w14:val="none"/>
         </w:rPr>
@@ -1359,7 +1264,7 @@
       </w:r>
       <w:r>
         <w:rPr>
-          <w:rFonts w:ascii="Times New Roman" w:hAnsi="Times New Roman" w:cs="Times New Roman"/>
+          <w:rFonts w:cs="Times New Roman"/>
           <w:kern w:val="0"/>
           <w14:ligatures w14:val="none"/>
         </w:rPr>
@@ -1370,14 +1275,14 @@
       <w:pPr>
         <w:spacing w:after="300" w:line="240" w:lineRule="auto"/>
         <w:rPr>
-          <w:rFonts w:ascii="Times New Roman" w:hAnsi="Times New Roman" w:cs="Times New Roman"/>
-          <w:kern w:val="0"/>
-          <w14:ligatures w14:val="none"/>
-        </w:rPr>
-      </w:pPr>
-      <w:r>
-        <w:rPr>
-          <w:rFonts w:ascii="Times New Roman" w:hAnsi="Times New Roman" w:cs="Times New Roman"/>
+          <w:rFonts w:cs="Times New Roman"/>
+          <w:kern w:val="0"/>
+          <w14:ligatures w14:val="none"/>
+        </w:rPr>
+      </w:pPr>
+      <w:r>
+        <w:rPr>
+          <w:rFonts w:cs="Times New Roman"/>
           <w:b/>
           <w:bCs/>
           <w:i/>
@@ -1389,7 +1294,7 @@
       </w:r>
       <w:r>
         <w:rPr>
-          <w:rFonts w:ascii="Times New Roman" w:hAnsi="Times New Roman" w:cs="Times New Roman"/>
+          <w:rFonts w:cs="Times New Roman"/>
           <w:b/>
           <w:bCs/>
           <w:i/>
@@ -1401,7 +1306,7 @@
       </w:r>
       <w:r>
         <w:rPr>
-          <w:rFonts w:ascii="Times New Roman" w:hAnsi="Times New Roman" w:cs="Times New Roman"/>
+          <w:rFonts w:cs="Times New Roman"/>
           <w:b/>
           <w:bCs/>
           <w:i/>
@@ -1413,7 +1318,7 @@
       </w:r>
       <w:r>
         <w:rPr>
-          <w:rFonts w:ascii="Times New Roman" w:hAnsi="Times New Roman" w:cs="Times New Roman"/>
+          <w:rFonts w:cs="Times New Roman"/>
           <w:b/>
           <w:bCs/>
           <w:i/>
@@ -1426,40 +1331,9 @@
     </w:p>
     <w:p>
       <w:pPr>
-        <w:spacing w:before="240" w:after="240" w:line="240" w:lineRule="auto"/>
-        <w:outlineLvl w:val="2"/>
-        <w:rPr>
-          <w:rFonts w:ascii="Times New Roman" w:eastAsia="Times New Roman" w:hAnsi="Times New Roman" w:cs="Times New Roman"/>
-          <w:b/>
-          <w:bCs/>
-          <w:color w:val="006248"/>
-          <w:kern w:val="0"/>
-          <w14:ligatures w14:val="none"/>
-        </w:rPr>
-      </w:pPr>
-    </w:p>
-    <w:p>
-      <w:pPr>
-        <w:spacing w:before="240" w:after="240" w:line="240" w:lineRule="auto"/>
-        <w:outlineLvl w:val="2"/>
-        <w:rPr>
-          <w:rFonts w:ascii="Times New Roman" w:eastAsia="Times New Roman" w:hAnsi="Times New Roman" w:cs="Times New Roman"/>
-          <w:b/>
-          <w:bCs/>
-          <w:color w:val="006248"/>
-          <w:kern w:val="0"/>
-          <w14:ligatures w14:val="none"/>
-        </w:rPr>
-      </w:pPr>
-      <w:r>
-        <w:rPr>
-          <w:rFonts w:ascii="Times New Roman" w:eastAsia="Times New Roman" w:hAnsi="Times New Roman" w:cs="Times New Roman"/>
-          <w:b/>
-          <w:bCs/>
-          <w:color w:val="006248"/>
-          <w:kern w:val="0"/>
-          <w14:ligatures w14:val="none"/>
-        </w:rPr>
+        <w:pStyle w:val="Heading2"/>
+      </w:pPr>
+      <w:r>
         <w:t>Legal</w:t>
       </w:r>
     </w:p>
@@ -1467,14 +1341,14 @@
       <w:pPr>
         <w:spacing w:after="300" w:line="240" w:lineRule="auto"/>
         <w:rPr>
-          <w:rFonts w:ascii="Times New Roman" w:hAnsi="Times New Roman" w:cs="Times New Roman"/>
-          <w:kern w:val="0"/>
-          <w14:ligatures w14:val="none"/>
-        </w:rPr>
-      </w:pPr>
-      <w:r>
-        <w:rPr>
-          <w:rFonts w:ascii="Times New Roman" w:hAnsi="Times New Roman" w:cs="Times New Roman"/>
+          <w:rFonts w:cs="Times New Roman"/>
+          <w:kern w:val="0"/>
+          <w14:ligatures w14:val="none"/>
+        </w:rPr>
+      </w:pPr>
+      <w:r>
+        <w:rPr>
+          <w:rFonts w:cs="Times New Roman"/>
           <w:kern w:val="0"/>
           <w14:ligatures w14:val="none"/>
         </w:rPr>
@@ -1483,7 +1357,7 @@
       <w:proofErr w:type="spellStart"/>
       <w:r>
         <w:rPr>
-          <w:rFonts w:ascii="Times New Roman" w:hAnsi="Times New Roman" w:cs="Times New Roman"/>
+          <w:rFonts w:cs="Times New Roman"/>
           <w:kern w:val="0"/>
           <w14:ligatures w14:val="none"/>
         </w:rPr>
@@ -1492,7 +1366,7 @@
       <w:proofErr w:type="spellEnd"/>
       <w:r>
         <w:rPr>
-          <w:rFonts w:ascii="Times New Roman" w:hAnsi="Times New Roman" w:cs="Times New Roman"/>
+          <w:rFonts w:cs="Times New Roman"/>
           <w:kern w:val="0"/>
           <w14:ligatures w14:val="none"/>
         </w:rPr>
@@ -1503,14 +1377,14 @@
       <w:pPr>
         <w:spacing w:after="300" w:line="240" w:lineRule="auto"/>
         <w:rPr>
-          <w:rFonts w:ascii="Times New Roman" w:hAnsi="Times New Roman" w:cs="Times New Roman"/>
-          <w:kern w:val="0"/>
-          <w14:ligatures w14:val="none"/>
-        </w:rPr>
-      </w:pPr>
-      <w:r>
-        <w:rPr>
-          <w:rFonts w:ascii="Times New Roman" w:hAnsi="Times New Roman" w:cs="Times New Roman"/>
+          <w:rFonts w:cs="Times New Roman"/>
+          <w:kern w:val="0"/>
+          <w14:ligatures w14:val="none"/>
+        </w:rPr>
+      </w:pPr>
+      <w:r>
+        <w:rPr>
+          <w:rFonts w:cs="Times New Roman"/>
           <w:kern w:val="0"/>
           <w14:ligatures w14:val="none"/>
         </w:rPr>
@@ -1518,7 +1392,7 @@
       </w:r>
       <w:r>
         <w:rPr>
-          <w:rFonts w:ascii="Times New Roman" w:hAnsi="Times New Roman" w:cs="Times New Roman"/>
+          <w:rFonts w:cs="Times New Roman"/>
           <w:kern w:val="0"/>
           <w14:ligatures w14:val="none"/>
         </w:rPr>
@@ -1526,7 +1400,7 @@
       </w:r>
       <w:r>
         <w:rPr>
-          <w:rFonts w:ascii="Times New Roman" w:hAnsi="Times New Roman" w:cs="Times New Roman"/>
+          <w:rFonts w:cs="Times New Roman"/>
           <w:kern w:val="0"/>
           <w14:ligatures w14:val="none"/>
         </w:rPr>
@@ -1534,7 +1408,7 @@
       </w:r>
       <w:r>
         <w:rPr>
-          <w:rFonts w:ascii="Times New Roman" w:hAnsi="Times New Roman" w:cs="Times New Roman"/>
+          <w:rFonts w:cs="Times New Roman"/>
           <w:kern w:val="0"/>
           <w14:ligatures w14:val="none"/>
         </w:rPr>
@@ -1542,7 +1416,7 @@
       </w:r>
       <w:r>
         <w:rPr>
-          <w:rFonts w:ascii="Times New Roman" w:hAnsi="Times New Roman" w:cs="Times New Roman"/>
+          <w:rFonts w:cs="Times New Roman"/>
           <w:kern w:val="0"/>
           <w14:ligatures w14:val="none"/>
         </w:rPr>
@@ -1550,7 +1424,7 @@
       </w:r>
       <w:r>
         <w:rPr>
-          <w:rFonts w:ascii="Times New Roman" w:hAnsi="Times New Roman" w:cs="Times New Roman"/>
+          <w:rFonts w:cs="Times New Roman"/>
           <w:kern w:val="0"/>
           <w14:ligatures w14:val="none"/>
         </w:rPr>
@@ -1558,7 +1432,7 @@
       </w:r>
       <w:r>
         <w:rPr>
-          <w:rFonts w:ascii="Times New Roman" w:hAnsi="Times New Roman" w:cs="Times New Roman"/>
+          <w:rFonts w:cs="Times New Roman"/>
           <w:kern w:val="0"/>
           <w14:ligatures w14:val="none"/>
         </w:rPr>
@@ -1566,7 +1440,7 @@
       </w:r>
       <w:r>
         <w:rPr>
-          <w:rFonts w:ascii="Times New Roman" w:hAnsi="Times New Roman" w:cs="Times New Roman"/>
+          <w:rFonts w:cs="Times New Roman"/>
           <w:kern w:val="0"/>
           <w14:ligatures w14:val="none"/>
         </w:rPr>
@@ -1575,7 +1449,7 @@
       <w:proofErr w:type="spellStart"/>
       <w:r>
         <w:rPr>
-          <w:rFonts w:ascii="Times New Roman" w:hAnsi="Times New Roman" w:cs="Times New Roman"/>
+          <w:rFonts w:cs="Times New Roman"/>
           <w:kern w:val="0"/>
           <w14:ligatures w14:val="none"/>
         </w:rPr>
@@ -1584,7 +1458,7 @@
       <w:proofErr w:type="spellEnd"/>
       <w:r>
         <w:rPr>
-          <w:rFonts w:ascii="Times New Roman" w:hAnsi="Times New Roman" w:cs="Times New Roman"/>
+          <w:rFonts w:cs="Times New Roman"/>
           <w:kern w:val="0"/>
           <w14:ligatures w14:val="none"/>
         </w:rPr>
@@ -1592,7 +1466,7 @@
       </w:r>
       <w:r>
         <w:rPr>
-          <w:rFonts w:ascii="Times New Roman" w:hAnsi="Times New Roman" w:cs="Times New Roman"/>
+          <w:rFonts w:cs="Times New Roman"/>
           <w:kern w:val="0"/>
           <w14:ligatures w14:val="none"/>
         </w:rPr>
@@ -1603,14 +1477,14 @@
       <w:pPr>
         <w:spacing w:after="300" w:line="240" w:lineRule="auto"/>
         <w:rPr>
-          <w:rFonts w:ascii="Times New Roman" w:hAnsi="Times New Roman" w:cs="Times New Roman"/>
-          <w:kern w:val="0"/>
-          <w14:ligatures w14:val="none"/>
-        </w:rPr>
-      </w:pPr>
-      <w:r>
-        <w:rPr>
-          <w:rFonts w:ascii="Times New Roman" w:hAnsi="Times New Roman" w:cs="Times New Roman"/>
+          <w:rFonts w:cs="Times New Roman"/>
+          <w:kern w:val="0"/>
+          <w14:ligatures w14:val="none"/>
+        </w:rPr>
+      </w:pPr>
+      <w:r>
+        <w:rPr>
+          <w:rFonts w:cs="Times New Roman"/>
           <w:kern w:val="0"/>
           <w14:ligatures w14:val="none"/>
         </w:rPr>
@@ -1619,7 +1493,7 @@
       <w:proofErr w:type="spellStart"/>
       <w:r>
         <w:rPr>
-          <w:rFonts w:ascii="Times New Roman" w:hAnsi="Times New Roman" w:cs="Times New Roman"/>
+          <w:rFonts w:cs="Times New Roman"/>
           <w:kern w:val="0"/>
           <w14:ligatures w14:val="none"/>
         </w:rPr>
@@ -1628,7 +1502,7 @@
       <w:proofErr w:type="spellEnd"/>
       <w:r>
         <w:rPr>
-          <w:rFonts w:ascii="Times New Roman" w:hAnsi="Times New Roman" w:cs="Times New Roman"/>
+          <w:rFonts w:cs="Times New Roman"/>
           <w:kern w:val="0"/>
           <w14:ligatures w14:val="none"/>
         </w:rPr>
@@ -1637,313 +1511,328 @@
     </w:p>
     <w:p>
       <w:pPr>
+        <w:spacing w:before="100" w:beforeAutospacing="1" w:after="100" w:afterAutospacing="1" w:line="240" w:lineRule="auto"/>
+        <w:rPr>
+          <w:rFonts w:cs="Times New Roman"/>
+          <w:kern w:val="0"/>
+          <w14:ligatures w14:val="none"/>
+        </w:rPr>
+      </w:pPr>
+      <w:r>
+        <w:rPr>
+          <w:rFonts w:cs="Times New Roman"/>
+          <w:kern w:val="0"/>
+          <w14:ligatures w14:val="none"/>
+        </w:rPr>
+        <w:t xml:space="preserve">When applicable and to comply with the Public Entertainments </w:t>
+      </w:r>
+      <w:proofErr w:type="spellStart"/>
+      <w:r>
+        <w:rPr>
+          <w:rFonts w:cs="Times New Roman"/>
+          <w:kern w:val="0"/>
+          <w14:ligatures w14:val="none"/>
+        </w:rPr>
+        <w:t>Licence</w:t>
+      </w:r>
+      <w:proofErr w:type="spellEnd"/>
+      <w:r>
+        <w:rPr>
+          <w:rFonts w:cs="Times New Roman"/>
+          <w:kern w:val="0"/>
+          <w14:ligatures w14:val="none"/>
+        </w:rPr>
+        <w:t xml:space="preserve">, the Hirer should have sufficient competent attendants on duty on the premises to assist people entering and leaving and </w:t>
+      </w:r>
+      <w:r>
+        <w:rPr>
+          <w:rFonts w:cs="Times New Roman"/>
+          <w:kern w:val="0"/>
+          <w14:ligatures w14:val="none"/>
+        </w:rPr>
+        <w:t>supervising</w:t>
+      </w:r>
+      <w:r>
+        <w:rPr>
+          <w:rFonts w:cs="Times New Roman"/>
+          <w:kern w:val="0"/>
+          <w14:ligatures w14:val="none"/>
+        </w:rPr>
+        <w:t xml:space="preserve"> the event.</w:t>
+      </w:r>
+    </w:p>
+    <w:p>
+      <w:pPr>
         <w:spacing w:after="300" w:line="240" w:lineRule="auto"/>
         <w:rPr>
-          <w:rFonts w:ascii="Times New Roman" w:hAnsi="Times New Roman" w:cs="Times New Roman"/>
-          <w:kern w:val="0"/>
-          <w14:ligatures w14:val="none"/>
-        </w:rPr>
-      </w:pPr>
-      <w:r>
-        <w:rPr>
-          <w:rFonts w:ascii="Times New Roman" w:hAnsi="Times New Roman" w:cs="Times New Roman"/>
-          <w:kern w:val="0"/>
-          <w14:ligatures w14:val="none"/>
-        </w:rPr>
-        <w:t xml:space="preserve">When applicable and to comply with the Public Entertainments </w:t>
-      </w:r>
-      <w:proofErr w:type="spellStart"/>
-      <w:r>
-        <w:rPr>
-          <w:rFonts w:ascii="Times New Roman" w:hAnsi="Times New Roman" w:cs="Times New Roman"/>
-          <w:kern w:val="0"/>
-          <w14:ligatures w14:val="none"/>
-        </w:rPr>
-        <w:t>Licence</w:t>
-      </w:r>
-      <w:proofErr w:type="spellEnd"/>
-      <w:r>
-        <w:rPr>
-          <w:rFonts w:ascii="Times New Roman" w:hAnsi="Times New Roman" w:cs="Times New Roman"/>
-          <w:kern w:val="0"/>
-          <w14:ligatures w14:val="none"/>
-        </w:rPr>
-        <w:t xml:space="preserve">, the Hirer should have sufficient competent attendants on duty on the premises to assist people entering and leaving and </w:t>
-      </w:r>
-      <w:r>
-        <w:rPr>
-          <w:rFonts w:ascii="Times New Roman" w:hAnsi="Times New Roman" w:cs="Times New Roman"/>
-          <w:kern w:val="0"/>
-          <w14:ligatures w14:val="none"/>
-        </w:rPr>
-        <w:t>supervising</w:t>
-      </w:r>
-      <w:r>
-        <w:rPr>
-          <w:rFonts w:ascii="Times New Roman" w:hAnsi="Times New Roman" w:cs="Times New Roman"/>
-          <w:kern w:val="0"/>
-          <w14:ligatures w14:val="none"/>
-        </w:rPr>
-        <w:t xml:space="preserve"> the event.</w:t>
+          <w:rFonts w:cs="Times New Roman"/>
+          <w:kern w:val="0"/>
+          <w14:ligatures w14:val="none"/>
+        </w:rPr>
+      </w:pPr>
+      <w:r>
+        <w:rPr>
+          <w:rFonts w:cs="Times New Roman"/>
+          <w:kern w:val="0"/>
+          <w14:ligatures w14:val="none"/>
+        </w:rPr>
+        <w:t xml:space="preserve">The Hirer shall </w:t>
+      </w:r>
+      <w:r>
+        <w:rPr>
+          <w:rFonts w:cs="Times New Roman"/>
+          <w:kern w:val="0"/>
+          <w14:ligatures w14:val="none"/>
+        </w:rPr>
+        <w:t xml:space="preserve">ensure </w:t>
+      </w:r>
+      <w:r>
+        <w:rPr>
+          <w:rFonts w:cs="Times New Roman"/>
+          <w:kern w:val="0"/>
+          <w14:ligatures w14:val="none"/>
+        </w:rPr>
+        <w:t xml:space="preserve">that nothing is done </w:t>
+      </w:r>
+      <w:r>
+        <w:rPr>
+          <w:rFonts w:cs="Times New Roman"/>
+          <w:kern w:val="0"/>
+          <w14:ligatures w14:val="none"/>
+        </w:rPr>
+        <w:t xml:space="preserve">on or in relation to the premises in contravention of the law </w:t>
+      </w:r>
+      <w:r>
+        <w:rPr>
+          <w:rFonts w:cs="Times New Roman"/>
+          <w:kern w:val="0"/>
+          <w14:ligatures w14:val="none"/>
+        </w:rPr>
+        <w:t xml:space="preserve">relation to gaming, betting and lotteries. It is the Hirer’s responsibility </w:t>
+      </w:r>
+      <w:r>
+        <w:rPr>
+          <w:rFonts w:cs="Times New Roman"/>
+          <w:kern w:val="0"/>
+          <w14:ligatures w14:val="none"/>
+        </w:rPr>
+        <w:t>to understand and comply with these laws.</w:t>
       </w:r>
     </w:p>
     <w:p>
       <w:pPr>
         <w:spacing w:after="300" w:line="240" w:lineRule="auto"/>
         <w:rPr>
-          <w:rFonts w:ascii="Times New Roman" w:hAnsi="Times New Roman" w:cs="Times New Roman"/>
-          <w:kern w:val="0"/>
-          <w14:ligatures w14:val="none"/>
-        </w:rPr>
-      </w:pPr>
-      <w:r>
-        <w:rPr>
-          <w:rFonts w:ascii="Times New Roman" w:hAnsi="Times New Roman" w:cs="Times New Roman"/>
-          <w:kern w:val="0"/>
-          <w14:ligatures w14:val="none"/>
-        </w:rPr>
-        <w:t xml:space="preserve">The Hirer shall </w:t>
-      </w:r>
-      <w:r>
-        <w:rPr>
-          <w:rFonts w:ascii="Times New Roman" w:hAnsi="Times New Roman" w:cs="Times New Roman"/>
-          <w:kern w:val="0"/>
-          <w14:ligatures w14:val="none"/>
-        </w:rPr>
-        <w:t xml:space="preserve">ensure </w:t>
-      </w:r>
-      <w:r>
-        <w:rPr>
-          <w:rFonts w:ascii="Times New Roman" w:hAnsi="Times New Roman" w:cs="Times New Roman"/>
-          <w:kern w:val="0"/>
-          <w14:ligatures w14:val="none"/>
-        </w:rPr>
-        <w:t xml:space="preserve">that nothing is done </w:t>
-      </w:r>
-      <w:r>
-        <w:rPr>
-          <w:rFonts w:ascii="Times New Roman" w:hAnsi="Times New Roman" w:cs="Times New Roman"/>
-          <w:kern w:val="0"/>
-          <w14:ligatures w14:val="none"/>
-        </w:rPr>
-        <w:t xml:space="preserve">on or in relation to the premises in contravention of the law </w:t>
-      </w:r>
-      <w:r>
-        <w:rPr>
-          <w:rFonts w:ascii="Times New Roman" w:hAnsi="Times New Roman" w:cs="Times New Roman"/>
-          <w:kern w:val="0"/>
-          <w14:ligatures w14:val="none"/>
-        </w:rPr>
-        <w:t xml:space="preserve">relation to gaming, betting and lotteries. It is the Hirer’s responsibility </w:t>
-      </w:r>
-      <w:r>
-        <w:rPr>
-          <w:rFonts w:ascii="Times New Roman" w:hAnsi="Times New Roman" w:cs="Times New Roman"/>
-          <w:kern w:val="0"/>
-          <w14:ligatures w14:val="none"/>
-        </w:rPr>
-        <w:t>to understand and comply with these laws.</w:t>
+          <w:rFonts w:cs="Times New Roman"/>
+          <w:kern w:val="0"/>
+          <w14:ligatures w14:val="none"/>
+        </w:rPr>
+      </w:pPr>
+      <w:r>
+        <w:rPr>
+          <w:rFonts w:cs="Times New Roman"/>
+          <w:kern w:val="0"/>
+          <w14:ligatures w14:val="none"/>
+        </w:rPr>
+        <w:t>Additional attendants are required if those participating are mostly teenagers and young people.</w:t>
       </w:r>
     </w:p>
     <w:p>
       <w:pPr>
         <w:spacing w:after="300" w:line="240" w:lineRule="auto"/>
         <w:rPr>
-          <w:rFonts w:ascii="Times New Roman" w:hAnsi="Times New Roman" w:cs="Times New Roman"/>
-          <w:kern w:val="0"/>
-          <w14:ligatures w14:val="none"/>
-        </w:rPr>
-      </w:pPr>
-      <w:r>
-        <w:rPr>
-          <w:rFonts w:ascii="Times New Roman" w:hAnsi="Times New Roman" w:cs="Times New Roman"/>
-          <w:kern w:val="0"/>
-          <w14:ligatures w14:val="none"/>
-        </w:rPr>
-        <w:t>Additional attendants are required if those participating are mostly teenagers and young people.</w:t>
+          <w:rFonts w:cs="Times New Roman"/>
+          <w:kern w:val="0"/>
+          <w14:ligatures w14:val="none"/>
+        </w:rPr>
+      </w:pPr>
+      <w:r>
+        <w:rPr>
+          <w:rFonts w:cs="Times New Roman"/>
+          <w:kern w:val="0"/>
+          <w14:ligatures w14:val="none"/>
+        </w:rPr>
+        <w:t>Hirers of the hall who are holding events and/activities for children and vulnerable adults shall take all necessary precautions for their safety and ensure that all requirements of Disclosure Scotland PVG Scheme are complied with.</w:t>
       </w:r>
     </w:p>
     <w:p>
       <w:pPr>
         <w:spacing w:after="300" w:line="240" w:lineRule="auto"/>
         <w:rPr>
-          <w:rFonts w:ascii="Times New Roman" w:hAnsi="Times New Roman" w:cs="Times New Roman"/>
-          <w:kern w:val="0"/>
-          <w14:ligatures w14:val="none"/>
-        </w:rPr>
-      </w:pPr>
-      <w:r>
-        <w:rPr>
-          <w:rFonts w:ascii="Times New Roman" w:hAnsi="Times New Roman" w:cs="Times New Roman"/>
-          <w:kern w:val="0"/>
-          <w14:ligatures w14:val="none"/>
-        </w:rPr>
-        <w:t>Hirers of the hall who are holding events and/activities for children and vulnerable adults shall take all necessary precautions for their safety and ensure that all requirements of Disclosure Scotland PVG Scheme are complied with.</w:t>
+          <w:rFonts w:cs="Times New Roman"/>
+          <w:kern w:val="0"/>
+          <w14:ligatures w14:val="none"/>
+        </w:rPr>
+      </w:pPr>
+      <w:r>
+        <w:rPr>
+          <w:rFonts w:cs="Times New Roman"/>
+          <w:kern w:val="0"/>
+          <w14:ligatures w14:val="none"/>
+        </w:rPr>
+        <w:t xml:space="preserve">The </w:t>
+      </w:r>
+      <w:r>
+        <w:rPr>
+          <w:rFonts w:cs="Times New Roman"/>
+          <w:kern w:val="0"/>
+          <w14:ligatures w14:val="none"/>
+        </w:rPr>
+        <w:t>CVH</w:t>
+      </w:r>
+      <w:r>
+        <w:rPr>
+          <w:rFonts w:cs="Times New Roman"/>
+          <w:kern w:val="0"/>
+          <w14:ligatures w14:val="none"/>
+        </w:rPr>
+        <w:t xml:space="preserve"> Committee accepts no responsibility or liability for loss or damage to any stored equipment or other property brought on to or left at the Hall. All equipment and other property must be removed at the end of each hiring, unless by prior agreement with the</w:t>
+      </w:r>
+      <w:r>
+        <w:rPr>
+          <w:rFonts w:cs="Times New Roman"/>
+          <w:kern w:val="0"/>
+          <w14:ligatures w14:val="none"/>
+        </w:rPr>
+        <w:t xml:space="preserve"> CVH</w:t>
+      </w:r>
+      <w:r>
+        <w:rPr>
+          <w:rFonts w:cs="Times New Roman"/>
+          <w:kern w:val="0"/>
+          <w14:ligatures w14:val="none"/>
+        </w:rPr>
+        <w:t xml:space="preserve"> Committee. The </w:t>
+      </w:r>
+      <w:r>
+        <w:rPr>
+          <w:rFonts w:cs="Times New Roman"/>
+          <w:kern w:val="0"/>
+          <w14:ligatures w14:val="none"/>
+        </w:rPr>
+        <w:t xml:space="preserve">CVH </w:t>
+      </w:r>
+      <w:r>
+        <w:rPr>
+          <w:rFonts w:cs="Times New Roman"/>
+          <w:kern w:val="0"/>
+          <w14:ligatures w14:val="none"/>
+        </w:rPr>
+        <w:t xml:space="preserve">Committee </w:t>
+      </w:r>
+      <w:r>
+        <w:rPr>
+          <w:rFonts w:cs="Times New Roman"/>
+          <w:kern w:val="0"/>
+          <w14:ligatures w14:val="none"/>
+        </w:rPr>
+        <w:t>reserves</w:t>
+      </w:r>
+      <w:r>
+        <w:rPr>
+          <w:rFonts w:cs="Times New Roman"/>
+          <w:kern w:val="0"/>
+          <w14:ligatures w14:val="none"/>
+        </w:rPr>
+        <w:t xml:space="preserve"> the right to make</w:t>
+      </w:r>
+      <w:r>
+        <w:rPr>
+          <w:rFonts w:cs="Times New Roman"/>
+          <w:kern w:val="0"/>
+          <w14:ligatures w14:val="none"/>
+        </w:rPr>
+        <w:t xml:space="preserve"> </w:t>
+      </w:r>
+      <w:r>
+        <w:rPr>
+          <w:rFonts w:cs="Times New Roman"/>
+          <w:kern w:val="0"/>
+          <w14:ligatures w14:val="none"/>
+        </w:rPr>
+        <w:t xml:space="preserve">additional charges for any property not removed. No responsibility will rest with the hall, the </w:t>
+      </w:r>
+      <w:r>
+        <w:rPr>
+          <w:rFonts w:cs="Times New Roman"/>
+          <w:kern w:val="0"/>
+          <w14:ligatures w14:val="none"/>
+        </w:rPr>
+        <w:t>CVH</w:t>
+      </w:r>
+      <w:r>
+        <w:rPr>
+          <w:rFonts w:cs="Times New Roman"/>
+          <w:kern w:val="0"/>
+          <w14:ligatures w14:val="none"/>
+        </w:rPr>
+        <w:t xml:space="preserve"> Committee or hall volunteers should any damage and/or loss occur.</w:t>
       </w:r>
     </w:p>
     <w:p>
       <w:pPr>
         <w:spacing w:after="300" w:line="240" w:lineRule="auto"/>
         <w:rPr>
-          <w:rFonts w:ascii="Times New Roman" w:hAnsi="Times New Roman" w:cs="Times New Roman"/>
-          <w:kern w:val="0"/>
-          <w14:ligatures w14:val="none"/>
-        </w:rPr>
-      </w:pPr>
-      <w:r>
-        <w:rPr>
-          <w:rFonts w:ascii="Times New Roman" w:hAnsi="Times New Roman" w:cs="Times New Roman"/>
-          <w:kern w:val="0"/>
-          <w14:ligatures w14:val="none"/>
-        </w:rPr>
-        <w:lastRenderedPageBreak/>
-        <w:t xml:space="preserve">The </w:t>
-      </w:r>
-      <w:r>
-        <w:rPr>
-          <w:rFonts w:ascii="Times New Roman" w:hAnsi="Times New Roman" w:cs="Times New Roman"/>
-          <w:kern w:val="0"/>
-          <w14:ligatures w14:val="none"/>
-        </w:rPr>
-        <w:t>CVH</w:t>
-      </w:r>
-      <w:r>
-        <w:rPr>
-          <w:rFonts w:ascii="Times New Roman" w:hAnsi="Times New Roman" w:cs="Times New Roman"/>
-          <w:kern w:val="0"/>
-          <w14:ligatures w14:val="none"/>
-        </w:rPr>
-        <w:t xml:space="preserve"> Committee accepts no responsibility or liability for loss or damage to any stored equipment or other property brought on to or left at the Hall. All equipment and other property must be removed at the end of each hiring, unless by prior agreement with the</w:t>
-      </w:r>
-      <w:r>
-        <w:rPr>
-          <w:rFonts w:ascii="Times New Roman" w:hAnsi="Times New Roman" w:cs="Times New Roman"/>
-          <w:kern w:val="0"/>
-          <w14:ligatures w14:val="none"/>
-        </w:rPr>
-        <w:t xml:space="preserve"> CVH</w:t>
-      </w:r>
-      <w:r>
-        <w:rPr>
-          <w:rFonts w:ascii="Times New Roman" w:hAnsi="Times New Roman" w:cs="Times New Roman"/>
-          <w:kern w:val="0"/>
-          <w14:ligatures w14:val="none"/>
-        </w:rPr>
-        <w:t xml:space="preserve"> Committee. The </w:t>
-      </w:r>
-      <w:r>
-        <w:rPr>
-          <w:rFonts w:ascii="Times New Roman" w:hAnsi="Times New Roman" w:cs="Times New Roman"/>
-          <w:kern w:val="0"/>
-          <w14:ligatures w14:val="none"/>
-        </w:rPr>
-        <w:t xml:space="preserve">CVH </w:t>
-      </w:r>
-      <w:r>
-        <w:rPr>
-          <w:rFonts w:ascii="Times New Roman" w:hAnsi="Times New Roman" w:cs="Times New Roman"/>
-          <w:kern w:val="0"/>
-          <w14:ligatures w14:val="none"/>
-        </w:rPr>
-        <w:t>Committee reserve the right to make</w:t>
-      </w:r>
-      <w:r>
-        <w:rPr>
-          <w:rFonts w:ascii="Times New Roman" w:hAnsi="Times New Roman" w:cs="Times New Roman"/>
-          <w:kern w:val="0"/>
-          <w14:ligatures w14:val="none"/>
-        </w:rPr>
-        <w:t xml:space="preserve"> </w:t>
-      </w:r>
-      <w:r>
-        <w:rPr>
-          <w:rFonts w:ascii="Times New Roman" w:hAnsi="Times New Roman" w:cs="Times New Roman"/>
-          <w:kern w:val="0"/>
-          <w14:ligatures w14:val="none"/>
-        </w:rPr>
-        <w:t xml:space="preserve">additional charges for any property not removed. No responsibility will rest with the hall, the </w:t>
-      </w:r>
-      <w:r>
-        <w:rPr>
-          <w:rFonts w:ascii="Times New Roman" w:hAnsi="Times New Roman" w:cs="Times New Roman"/>
-          <w:kern w:val="0"/>
-          <w14:ligatures w14:val="none"/>
-        </w:rPr>
-        <w:t>CVH</w:t>
-      </w:r>
-      <w:r>
-        <w:rPr>
-          <w:rFonts w:ascii="Times New Roman" w:hAnsi="Times New Roman" w:cs="Times New Roman"/>
-          <w:kern w:val="0"/>
-          <w14:ligatures w14:val="none"/>
-        </w:rPr>
-        <w:t xml:space="preserve"> Committee or hall volunteers should any damage and/or loss occur.</w:t>
+          <w:rFonts w:cs="Times New Roman"/>
+          <w:kern w:val="0"/>
+          <w14:ligatures w14:val="none"/>
+        </w:rPr>
+      </w:pPr>
+      <w:r>
+        <w:rPr>
+          <w:rFonts w:cs="Times New Roman"/>
+          <w:kern w:val="0"/>
+          <w14:ligatures w14:val="none"/>
+        </w:rPr>
+        <w:t>We are obliged by Fife Council to recycle all waste or we incur extra charges. Users are required to dispose of waste in the correct containers supplied throughout the hall. Failure to do so will incur additional charges being levied.</w:t>
       </w:r>
     </w:p>
     <w:p>
       <w:pPr>
         <w:spacing w:after="300" w:line="240" w:lineRule="auto"/>
         <w:rPr>
-          <w:rFonts w:ascii="Times New Roman" w:hAnsi="Times New Roman" w:cs="Times New Roman"/>
-          <w:kern w:val="0"/>
-          <w14:ligatures w14:val="none"/>
-        </w:rPr>
-      </w:pPr>
-      <w:r>
-        <w:rPr>
-          <w:rFonts w:ascii="Times New Roman" w:hAnsi="Times New Roman" w:cs="Times New Roman"/>
-          <w:kern w:val="0"/>
-          <w14:ligatures w14:val="none"/>
-        </w:rPr>
-        <w:t>We are obliged by Fife Council to recycle all waste or we incur extra charges. Users are required to dispose of waste in the correct containers supplied throughout the hall. Failure to do so will incur additional charges being levied.</w:t>
+          <w:rFonts w:cs="Times New Roman"/>
+          <w:kern w:val="0"/>
+          <w14:ligatures w14:val="none"/>
+        </w:rPr>
+      </w:pPr>
+      <w:r>
+        <w:rPr>
+          <w:rFonts w:cs="Times New Roman"/>
+          <w:kern w:val="0"/>
+          <w14:ligatures w14:val="none"/>
+        </w:rPr>
+        <w:t xml:space="preserve">The Hirer shall, if preparing, </w:t>
+      </w:r>
+      <w:r>
+        <w:rPr>
+          <w:rFonts w:cs="Times New Roman"/>
+          <w:kern w:val="0"/>
+          <w14:ligatures w14:val="none"/>
+        </w:rPr>
+        <w:t>serving,</w:t>
+      </w:r>
+      <w:r>
+        <w:rPr>
+          <w:rFonts w:cs="Times New Roman"/>
+          <w:kern w:val="0"/>
+          <w14:ligatures w14:val="none"/>
+        </w:rPr>
+        <w:t xml:space="preserve"> or selling food, observe all the relevant food health and hygiene legislation regulations and register under The Food Safety Act with Fife Council.</w:t>
       </w:r>
     </w:p>
     <w:p>
       <w:pPr>
         <w:spacing w:after="300" w:line="240" w:lineRule="auto"/>
         <w:rPr>
-          <w:rFonts w:ascii="Times New Roman" w:hAnsi="Times New Roman" w:cs="Times New Roman"/>
-          <w:kern w:val="0"/>
-          <w14:ligatures w14:val="none"/>
-        </w:rPr>
-      </w:pPr>
-      <w:r>
-        <w:rPr>
-          <w:rFonts w:ascii="Times New Roman" w:hAnsi="Times New Roman" w:cs="Times New Roman"/>
-          <w:kern w:val="0"/>
-          <w14:ligatures w14:val="none"/>
-        </w:rPr>
-        <w:t xml:space="preserve">The Hirer shall, if preparing, </w:t>
-      </w:r>
-      <w:r>
-        <w:rPr>
-          <w:rFonts w:ascii="Times New Roman" w:hAnsi="Times New Roman" w:cs="Times New Roman"/>
-          <w:kern w:val="0"/>
-          <w14:ligatures w14:val="none"/>
-        </w:rPr>
-        <w:t>serving,</w:t>
-      </w:r>
-      <w:r>
-        <w:rPr>
-          <w:rFonts w:ascii="Times New Roman" w:hAnsi="Times New Roman" w:cs="Times New Roman"/>
-          <w:kern w:val="0"/>
-          <w14:ligatures w14:val="none"/>
-        </w:rPr>
-        <w:t xml:space="preserve"> or selling food, observe all the relevant food health and hygiene legislation regulations and register under The Food Safety Act with Fife Council.</w:t>
-      </w:r>
-    </w:p>
-    <w:p>
-      <w:pPr>
-        <w:spacing w:after="300" w:line="240" w:lineRule="auto"/>
-        <w:rPr>
-          <w:rFonts w:ascii="Times New Roman" w:hAnsi="Times New Roman" w:cs="Times New Roman"/>
-          <w:kern w:val="0"/>
-          <w14:ligatures w14:val="none"/>
-        </w:rPr>
-      </w:pPr>
-      <w:r>
-        <w:rPr>
-          <w:rFonts w:ascii="Times New Roman" w:hAnsi="Times New Roman" w:cs="Times New Roman"/>
+          <w:rFonts w:cs="Times New Roman"/>
+          <w:kern w:val="0"/>
+          <w14:ligatures w14:val="none"/>
+        </w:rPr>
+      </w:pPr>
+      <w:r>
+        <w:rPr>
+          <w:rFonts w:cs="Times New Roman"/>
           <w:kern w:val="0"/>
           <w14:ligatures w14:val="none"/>
         </w:rPr>
@@ -1952,7 +1841,7 @@
       <w:hyperlink r:id="rId7" w:history="1">
         <w:r>
           <w:rPr>
-            <w:rFonts w:ascii="Times New Roman" w:hAnsi="Times New Roman" w:cs="Times New Roman"/>
+            <w:rFonts w:cs="Times New Roman"/>
             <w:color w:val="47A03B"/>
             <w:kern w:val="0"/>
             <w14:ligatures w14:val="none"/>
@@ -1962,19 +1851,46 @@
       </w:hyperlink>
       <w:r>
         <w:rPr>
-          <w:rFonts w:ascii="Times New Roman" w:hAnsi="Times New Roman" w:cs="Times New Roman"/>
+          <w:rFonts w:cs="Times New Roman"/>
           <w:kern w:val="0"/>
           <w14:ligatures w14:val="none"/>
         </w:rPr>
         <w:t> for guidance.</w:t>
       </w:r>
+    </w:p>
+    <w:p>
+      <w:pPr>
+        <w:rPr>
+          <w:rFonts w:cs="Times New Roman"/>
+          <w:kern w:val="0"/>
+          <w14:ligatures w14:val="none"/>
+        </w:rPr>
+      </w:pPr>
+      <w:r>
+        <w:rPr>
+          <w:rFonts w:cs="Times New Roman"/>
+          <w:kern w:val="0"/>
+          <w14:ligatures w14:val="none"/>
+        </w:rPr>
+        <w:br w:type="page"/>
+      </w:r>
+    </w:p>
+    <w:p>
+      <w:pPr>
+        <w:spacing w:after="300" w:line="240" w:lineRule="auto"/>
+        <w:rPr>
+          <w:rFonts w:cs="Times New Roman"/>
+          <w:kern w:val="0"/>
+          <w14:ligatures w14:val="none"/>
+        </w:rPr>
+      </w:pPr>
     </w:p>
     <w:p>
       <w:pPr>
         <w:spacing w:before="240" w:after="240" w:line="240" w:lineRule="auto"/>
         <w:outlineLvl w:val="2"/>
         <w:rPr>
-          <w:rFonts w:ascii="Times New Roman" w:eastAsia="Times New Roman" w:hAnsi="Times New Roman" w:cs="Times New Roman"/>
+          <w:rFonts w:eastAsia="Times New Roman" w:cs="Times New Roman"/>
           <w:b/>
           <w:bCs/>
           <w:color w:val="006248"/>
@@ -1985,44 +1901,15 @@
     </w:p>
     <w:p>
       <w:pPr>
-        <w:spacing w:before="240" w:after="240" w:line="240" w:lineRule="auto"/>
-        <w:outlineLvl w:val="2"/>
-        <w:rPr>
-          <w:rFonts w:ascii="Times New Roman" w:eastAsia="Times New Roman" w:hAnsi="Times New Roman" w:cs="Times New Roman"/>
-          <w:color w:val="006248"/>
-          <w:kern w:val="0"/>
-          <w14:ligatures w14:val="none"/>
-        </w:rPr>
-      </w:pPr>
-      <w:r>
-        <w:rPr>
-          <w:rFonts w:ascii="Times New Roman" w:eastAsia="Times New Roman" w:hAnsi="Times New Roman" w:cs="Times New Roman"/>
-          <w:b/>
-          <w:bCs/>
-          <w:color w:val="006248"/>
-          <w:kern w:val="0"/>
-          <w14:ligatures w14:val="none"/>
-        </w:rPr>
+        <w:pStyle w:val="Heading2"/>
+      </w:pPr>
+      <w:r>
         <w:t>Hirers’</w:t>
       </w:r>
       <w:r>
-        <w:rPr>
-          <w:rFonts w:ascii="Times New Roman" w:eastAsia="Times New Roman" w:hAnsi="Times New Roman" w:cs="Times New Roman"/>
-          <w:color w:val="006248"/>
-          <w:kern w:val="0"/>
-          <w14:ligatures w14:val="none"/>
-        </w:rPr>
         <w:t xml:space="preserve"> </w:t>
       </w:r>
       <w:r>
-        <w:rPr>
-          <w:rFonts w:ascii="Times New Roman" w:eastAsia="Times New Roman" w:hAnsi="Times New Roman" w:cs="Times New Roman"/>
-          <w:b/>
-          <w:bCs/>
-          <w:color w:val="006248"/>
-          <w:kern w:val="0"/>
-          <w14:ligatures w14:val="none"/>
-        </w:rPr>
         <w:t>Responsibilities</w:t>
       </w:r>
     </w:p>
@@ -2030,14 +1917,14 @@
       <w:pPr>
         <w:spacing w:after="300" w:line="240" w:lineRule="auto"/>
         <w:rPr>
-          <w:rFonts w:ascii="Times New Roman" w:hAnsi="Times New Roman" w:cs="Times New Roman"/>
-          <w:kern w:val="0"/>
-          <w14:ligatures w14:val="none"/>
-        </w:rPr>
-      </w:pPr>
-      <w:r>
-        <w:rPr>
-          <w:rFonts w:ascii="Times New Roman" w:hAnsi="Times New Roman" w:cs="Times New Roman"/>
+          <w:rFonts w:cs="Times New Roman"/>
+          <w:kern w:val="0"/>
+          <w14:ligatures w14:val="none"/>
+        </w:rPr>
+      </w:pPr>
+      <w:r>
+        <w:rPr>
+          <w:rFonts w:cs="Times New Roman"/>
           <w:kern w:val="0"/>
           <w14:ligatures w14:val="none"/>
         </w:rPr>
@@ -2046,7 +1933,7 @@
       <w:proofErr w:type="spellStart"/>
       <w:r>
         <w:rPr>
-          <w:rFonts w:ascii="Times New Roman" w:hAnsi="Times New Roman" w:cs="Times New Roman"/>
+          <w:rFonts w:cs="Times New Roman"/>
           <w:kern w:val="0"/>
           <w14:ligatures w14:val="none"/>
         </w:rPr>
@@ -2055,7 +1942,7 @@
       <w:proofErr w:type="spellEnd"/>
       <w:r>
         <w:rPr>
-          <w:rFonts w:ascii="Times New Roman" w:hAnsi="Times New Roman" w:cs="Times New Roman"/>
+          <w:rFonts w:cs="Times New Roman"/>
           <w:kern w:val="0"/>
           <w14:ligatures w14:val="none"/>
         </w:rPr>
@@ -2063,7 +1950,7 @@
       </w:r>
       <w:r>
         <w:rPr>
-          <w:rFonts w:ascii="Times New Roman" w:hAnsi="Times New Roman" w:cs="Times New Roman"/>
+          <w:rFonts w:cs="Times New Roman"/>
           <w:kern w:val="0"/>
           <w14:ligatures w14:val="none"/>
         </w:rPr>
@@ -2071,7 +1958,7 @@
       </w:r>
       <w:r>
         <w:rPr>
-          <w:rFonts w:ascii="Times New Roman" w:hAnsi="Times New Roman" w:cs="Times New Roman"/>
+          <w:rFonts w:cs="Times New Roman"/>
           <w:kern w:val="0"/>
           <w14:ligatures w14:val="none"/>
         </w:rPr>
@@ -2079,7 +1966,7 @@
       </w:r>
       <w:r>
         <w:rPr>
-          <w:rFonts w:ascii="Times New Roman" w:hAnsi="Times New Roman" w:cs="Times New Roman"/>
+          <w:rFonts w:cs="Times New Roman"/>
           <w:kern w:val="0"/>
           <w14:ligatures w14:val="none"/>
         </w:rPr>
@@ -2087,7 +1974,7 @@
       </w:r>
       <w:r>
         <w:rPr>
-          <w:rFonts w:ascii="Times New Roman" w:hAnsi="Times New Roman" w:cs="Times New Roman"/>
+          <w:rFonts w:cs="Times New Roman"/>
           <w:kern w:val="0"/>
           <w14:ligatures w14:val="none"/>
         </w:rPr>
@@ -2095,7 +1982,7 @@
       </w:r>
       <w:r>
         <w:rPr>
-          <w:rFonts w:ascii="Times New Roman" w:hAnsi="Times New Roman" w:cs="Times New Roman"/>
+          <w:rFonts w:cs="Times New Roman"/>
           <w:kern w:val="0"/>
           <w14:ligatures w14:val="none"/>
         </w:rPr>
@@ -2103,7 +1990,7 @@
       </w:r>
       <w:r>
         <w:rPr>
-          <w:rFonts w:ascii="Times New Roman" w:hAnsi="Times New Roman" w:cs="Times New Roman"/>
+          <w:rFonts w:cs="Times New Roman"/>
           <w:kern w:val="0"/>
           <w14:ligatures w14:val="none"/>
         </w:rPr>
@@ -2111,7 +1998,7 @@
       </w:r>
       <w:r>
         <w:rPr>
-          <w:rFonts w:ascii="Times New Roman" w:hAnsi="Times New Roman" w:cs="Times New Roman"/>
+          <w:rFonts w:cs="Times New Roman"/>
           <w:kern w:val="0"/>
           <w14:ligatures w14:val="none"/>
         </w:rPr>
@@ -2122,14 +2009,14 @@
       <w:pPr>
         <w:spacing w:after="300" w:line="240" w:lineRule="auto"/>
         <w:rPr>
-          <w:rFonts w:ascii="Times New Roman" w:hAnsi="Times New Roman" w:cs="Times New Roman"/>
-          <w:kern w:val="0"/>
-          <w14:ligatures w14:val="none"/>
-        </w:rPr>
-      </w:pPr>
-      <w:r>
-        <w:rPr>
-          <w:rFonts w:ascii="Times New Roman" w:hAnsi="Times New Roman" w:cs="Times New Roman"/>
+          <w:rFonts w:cs="Times New Roman"/>
+          <w:kern w:val="0"/>
+          <w14:ligatures w14:val="none"/>
+        </w:rPr>
+      </w:pPr>
+      <w:r>
+        <w:rPr>
+          <w:rFonts w:cs="Times New Roman"/>
           <w:kern w:val="0"/>
           <w14:ligatures w14:val="none"/>
         </w:rPr>
@@ -2140,14 +2027,14 @@
       <w:pPr>
         <w:spacing w:after="300" w:line="240" w:lineRule="auto"/>
         <w:rPr>
-          <w:rFonts w:ascii="Times New Roman" w:hAnsi="Times New Roman" w:cs="Times New Roman"/>
-          <w:kern w:val="0"/>
-          <w14:ligatures w14:val="none"/>
-        </w:rPr>
-      </w:pPr>
-      <w:r>
-        <w:rPr>
-          <w:rFonts w:ascii="Times New Roman" w:hAnsi="Times New Roman" w:cs="Times New Roman"/>
+          <w:rFonts w:cs="Times New Roman"/>
+          <w:kern w:val="0"/>
+          <w14:ligatures w14:val="none"/>
+        </w:rPr>
+      </w:pPr>
+      <w:r>
+        <w:rPr>
+          <w:rFonts w:cs="Times New Roman"/>
           <w:kern w:val="0"/>
           <w14:ligatures w14:val="none"/>
         </w:rPr>
@@ -2155,7 +2042,7 @@
       </w:r>
       <w:r>
         <w:rPr>
-          <w:rFonts w:ascii="Times New Roman" w:hAnsi="Times New Roman" w:cs="Times New Roman"/>
+          <w:rFonts w:cs="Times New Roman"/>
           <w:kern w:val="0"/>
           <w14:ligatures w14:val="none"/>
         </w:rPr>
@@ -2163,7 +2050,7 @@
       </w:r>
       <w:r>
         <w:rPr>
-          <w:rFonts w:ascii="Times New Roman" w:hAnsi="Times New Roman" w:cs="Times New Roman"/>
+          <w:rFonts w:cs="Times New Roman"/>
           <w:kern w:val="0"/>
           <w14:ligatures w14:val="none"/>
         </w:rPr>
@@ -2174,40 +2061,22 @@
       <w:pPr>
         <w:spacing w:after="300" w:line="240" w:lineRule="auto"/>
         <w:rPr>
-          <w:rFonts w:ascii="Times New Roman" w:hAnsi="Times New Roman" w:cs="Times New Roman"/>
-          <w:kern w:val="0"/>
-          <w14:ligatures w14:val="none"/>
-        </w:rPr>
-      </w:pPr>
-      <w:r>
-        <w:rPr>
-          <w:rFonts w:ascii="Times New Roman" w:hAnsi="Times New Roman" w:cs="Times New Roman"/>
-          <w:kern w:val="0"/>
-          <w14:ligatures w14:val="none"/>
-        </w:rPr>
-        <w:t xml:space="preserve">No </w:t>
-      </w:r>
-      <w:proofErr w:type="spellStart"/>
-      <w:r>
-        <w:rPr>
-          <w:rFonts w:ascii="Times New Roman" w:hAnsi="Times New Roman" w:cs="Times New Roman"/>
-          <w:kern w:val="0"/>
-          <w14:ligatures w14:val="none"/>
-        </w:rPr>
-        <w:t>unauthorised</w:t>
-      </w:r>
-      <w:proofErr w:type="spellEnd"/>
-      <w:r>
-        <w:rPr>
-          <w:rFonts w:ascii="Times New Roman" w:hAnsi="Times New Roman" w:cs="Times New Roman"/>
-          <w:kern w:val="0"/>
-          <w14:ligatures w14:val="none"/>
-        </w:rPr>
-        <w:t xml:space="preserve"> </w:t>
-      </w:r>
-      <w:r>
-        <w:rPr>
-          <w:rFonts w:ascii="Times New Roman" w:hAnsi="Times New Roman" w:cs="Times New Roman"/>
+          <w:rFonts w:cs="Times New Roman"/>
+          <w:kern w:val="0"/>
+          <w14:ligatures w14:val="none"/>
+        </w:rPr>
+      </w:pPr>
+      <w:r>
+        <w:rPr>
+          <w:rFonts w:cs="Times New Roman"/>
+          <w:kern w:val="0"/>
+          <w14:ligatures w14:val="none"/>
+        </w:rPr>
+        <w:t xml:space="preserve">No unauthorised </w:t>
+      </w:r>
+      <w:r>
+        <w:rPr>
+          <w:rFonts w:cs="Times New Roman"/>
           <w:kern w:val="0"/>
           <w14:ligatures w14:val="none"/>
         </w:rPr>
@@ -2215,7 +2084,7 @@
       </w:r>
       <w:r>
         <w:rPr>
-          <w:rFonts w:ascii="Times New Roman" w:hAnsi="Times New Roman" w:cs="Times New Roman"/>
+          <w:rFonts w:cs="Times New Roman"/>
           <w:kern w:val="0"/>
           <w14:ligatures w14:val="none"/>
         </w:rPr>
@@ -2223,7 +2092,7 @@
       </w:r>
       <w:r>
         <w:rPr>
-          <w:rFonts w:ascii="Times New Roman" w:hAnsi="Times New Roman" w:cs="Times New Roman"/>
+          <w:rFonts w:cs="Times New Roman"/>
           <w:kern w:val="0"/>
           <w14:ligatures w14:val="none"/>
         </w:rPr>
@@ -2231,7 +2100,7 @@
       </w:r>
       <w:r>
         <w:rPr>
-          <w:rFonts w:ascii="Times New Roman" w:hAnsi="Times New Roman" w:cs="Times New Roman"/>
+          <w:rFonts w:cs="Times New Roman"/>
           <w:kern w:val="0"/>
           <w14:ligatures w14:val="none"/>
         </w:rPr>
@@ -2242,14 +2111,14 @@
       <w:pPr>
         <w:spacing w:after="300" w:line="240" w:lineRule="auto"/>
         <w:rPr>
-          <w:rFonts w:ascii="Times New Roman" w:hAnsi="Times New Roman" w:cs="Times New Roman"/>
-          <w:kern w:val="0"/>
-          <w14:ligatures w14:val="none"/>
-        </w:rPr>
-      </w:pPr>
-      <w:r>
-        <w:rPr>
-          <w:rFonts w:ascii="Times New Roman" w:hAnsi="Times New Roman" w:cs="Times New Roman"/>
+          <w:rFonts w:cs="Times New Roman"/>
+          <w:kern w:val="0"/>
+          <w14:ligatures w14:val="none"/>
+        </w:rPr>
+      </w:pPr>
+      <w:r>
+        <w:rPr>
+          <w:rFonts w:cs="Times New Roman"/>
           <w:kern w:val="0"/>
           <w14:ligatures w14:val="none"/>
         </w:rPr>
@@ -2257,7 +2126,7 @@
       </w:r>
       <w:r>
         <w:rPr>
-          <w:rFonts w:ascii="Times New Roman" w:hAnsi="Times New Roman" w:cs="Times New Roman"/>
+          <w:rFonts w:cs="Times New Roman"/>
           <w:kern w:val="0"/>
           <w14:ligatures w14:val="none"/>
         </w:rPr>
@@ -2265,7 +2134,7 @@
       </w:r>
       <w:r>
         <w:rPr>
-          <w:rFonts w:ascii="Times New Roman" w:hAnsi="Times New Roman" w:cs="Times New Roman"/>
+          <w:rFonts w:cs="Times New Roman"/>
           <w:kern w:val="0"/>
           <w14:ligatures w14:val="none"/>
         </w:rPr>
@@ -2276,14 +2145,14 @@
       <w:pPr>
         <w:spacing w:after="300" w:line="240" w:lineRule="auto"/>
         <w:rPr>
-          <w:rFonts w:ascii="Times New Roman" w:hAnsi="Times New Roman" w:cs="Times New Roman"/>
-          <w:kern w:val="0"/>
-          <w14:ligatures w14:val="none"/>
-        </w:rPr>
-      </w:pPr>
-      <w:r>
-        <w:rPr>
-          <w:rFonts w:ascii="Times New Roman" w:hAnsi="Times New Roman" w:cs="Times New Roman"/>
+          <w:rFonts w:cs="Times New Roman"/>
+          <w:kern w:val="0"/>
+          <w14:ligatures w14:val="none"/>
+        </w:rPr>
+      </w:pPr>
+      <w:r>
+        <w:rPr>
+          <w:rFonts w:cs="Times New Roman"/>
           <w:b/>
           <w:bCs/>
           <w:i/>
@@ -2295,7 +2164,7 @@
       </w:r>
       <w:r>
         <w:rPr>
-          <w:rFonts w:ascii="Times New Roman" w:hAnsi="Times New Roman" w:cs="Times New Roman"/>
+          <w:rFonts w:cs="Times New Roman"/>
           <w:b/>
           <w:bCs/>
           <w:i/>
@@ -2307,7 +2176,7 @@
       </w:r>
       <w:r>
         <w:rPr>
-          <w:rFonts w:ascii="Times New Roman" w:hAnsi="Times New Roman" w:cs="Times New Roman"/>
+          <w:rFonts w:cs="Times New Roman"/>
           <w:b/>
           <w:bCs/>
           <w:i/>
@@ -2322,14 +2191,14 @@
       <w:pPr>
         <w:spacing w:after="300" w:line="240" w:lineRule="auto"/>
         <w:rPr>
-          <w:rFonts w:ascii="Times New Roman" w:hAnsi="Times New Roman" w:cs="Times New Roman"/>
-          <w:kern w:val="0"/>
-          <w14:ligatures w14:val="none"/>
-        </w:rPr>
-      </w:pPr>
-      <w:r>
-        <w:rPr>
-          <w:rFonts w:ascii="Times New Roman" w:hAnsi="Times New Roman" w:cs="Times New Roman"/>
+          <w:rFonts w:cs="Times New Roman"/>
+          <w:kern w:val="0"/>
+          <w14:ligatures w14:val="none"/>
+        </w:rPr>
+      </w:pPr>
+      <w:r>
+        <w:rPr>
+          <w:rFonts w:cs="Times New Roman"/>
           <w:kern w:val="0"/>
           <w14:ligatures w14:val="none"/>
         </w:rPr>
@@ -2337,7 +2206,7 @@
       </w:r>
       <w:r>
         <w:rPr>
-          <w:rFonts w:ascii="Times New Roman" w:hAnsi="Times New Roman" w:cs="Times New Roman"/>
+          <w:rFonts w:cs="Times New Roman"/>
           <w:kern w:val="0"/>
           <w14:ligatures w14:val="none"/>
         </w:rPr>
@@ -2345,25 +2214,43 @@
       </w:r>
       <w:r>
         <w:rPr>
-          <w:rFonts w:ascii="Times New Roman" w:hAnsi="Times New Roman" w:cs="Times New Roman"/>
-          <w:kern w:val="0"/>
-          <w14:ligatures w14:val="none"/>
-        </w:rPr>
-        <w:t>. Access to the Hall will only be allowed at the start time specified on the hire agreement and the premises should be vacant at or before the end time, so as not to interfere with the needs of other users.</w:t>
+          <w:rFonts w:cs="Times New Roman"/>
+          <w:kern w:val="0"/>
+          <w14:ligatures w14:val="none"/>
+        </w:rPr>
+        <w:t xml:space="preserve">. Access to the Hall will only be allowed at the start time specified </w:t>
+      </w:r>
+      <w:proofErr w:type="gramStart"/>
+      <w:r>
+        <w:rPr>
+          <w:rFonts w:cs="Times New Roman"/>
+          <w:kern w:val="0"/>
+          <w14:ligatures w14:val="none"/>
+        </w:rPr>
+        <w:t>on</w:t>
+      </w:r>
+      <w:proofErr w:type="gramEnd"/>
+      <w:r>
+        <w:rPr>
+          <w:rFonts w:cs="Times New Roman"/>
+          <w:kern w:val="0"/>
+          <w14:ligatures w14:val="none"/>
+        </w:rPr>
+        <w:t xml:space="preserve"> the hire agreement and the premises should be vacant at or before the end time, so as not to interfere with the needs of other users.</w:t>
       </w:r>
     </w:p>
     <w:p>
       <w:pPr>
         <w:spacing w:after="300" w:line="240" w:lineRule="auto"/>
         <w:rPr>
-          <w:rFonts w:ascii="Times New Roman" w:hAnsi="Times New Roman" w:cs="Times New Roman"/>
-          <w:kern w:val="0"/>
-          <w14:ligatures w14:val="none"/>
-        </w:rPr>
-      </w:pPr>
-      <w:r>
-        <w:rPr>
-          <w:rFonts w:ascii="Times New Roman" w:hAnsi="Times New Roman" w:cs="Times New Roman"/>
+          <w:rFonts w:cs="Times New Roman"/>
+          <w:kern w:val="0"/>
+          <w14:ligatures w14:val="none"/>
+        </w:rPr>
+      </w:pPr>
+      <w:r>
+        <w:rPr>
+          <w:rFonts w:cs="Times New Roman"/>
           <w:kern w:val="0"/>
           <w14:ligatures w14:val="none"/>
         </w:rPr>
@@ -2371,7 +2258,7 @@
       </w:r>
       <w:r>
         <w:rPr>
-          <w:rFonts w:ascii="Times New Roman" w:hAnsi="Times New Roman" w:cs="Times New Roman"/>
+          <w:rFonts w:cs="Times New Roman"/>
           <w:kern w:val="0"/>
           <w14:ligatures w14:val="none"/>
         </w:rPr>
@@ -2379,7 +2266,7 @@
       </w:r>
       <w:r>
         <w:rPr>
-          <w:rFonts w:ascii="Times New Roman" w:hAnsi="Times New Roman" w:cs="Times New Roman"/>
+          <w:rFonts w:cs="Times New Roman"/>
           <w:kern w:val="0"/>
           <w14:ligatures w14:val="none"/>
         </w:rPr>
@@ -2387,7 +2274,7 @@
       </w:r>
       <w:r>
         <w:rPr>
-          <w:rFonts w:ascii="Times New Roman" w:hAnsi="Times New Roman" w:cs="Times New Roman"/>
+          <w:rFonts w:cs="Times New Roman"/>
           <w:kern w:val="0"/>
           <w14:ligatures w14:val="none"/>
         </w:rPr>
@@ -2395,7 +2282,7 @@
       </w:r>
       <w:r>
         <w:rPr>
-          <w:rFonts w:ascii="Times New Roman" w:hAnsi="Times New Roman" w:cs="Times New Roman"/>
+          <w:rFonts w:cs="Times New Roman"/>
           <w:kern w:val="0"/>
           <w14:ligatures w14:val="none"/>
         </w:rPr>
@@ -2403,7 +2290,7 @@
       </w:r>
       <w:r>
         <w:rPr>
-          <w:rFonts w:ascii="Times New Roman" w:hAnsi="Times New Roman" w:cs="Times New Roman"/>
+          <w:rFonts w:cs="Times New Roman"/>
           <w:kern w:val="0"/>
           <w14:ligatures w14:val="none"/>
         </w:rPr>
@@ -2411,7 +2298,7 @@
       </w:r>
       <w:r>
         <w:rPr>
-          <w:rFonts w:ascii="Times New Roman" w:hAnsi="Times New Roman" w:cs="Times New Roman"/>
+          <w:rFonts w:cs="Times New Roman"/>
           <w:kern w:val="0"/>
           <w14:ligatures w14:val="none"/>
         </w:rPr>
@@ -2422,22 +2309,40 @@
       <w:pPr>
         <w:spacing w:after="300" w:line="240" w:lineRule="auto"/>
         <w:rPr>
-          <w:rFonts w:ascii="Times New Roman" w:hAnsi="Times New Roman" w:cs="Times New Roman"/>
-          <w:kern w:val="0"/>
-          <w14:ligatures w14:val="none"/>
-        </w:rPr>
-      </w:pPr>
-      <w:r>
-        <w:rPr>
-          <w:rFonts w:ascii="Times New Roman" w:hAnsi="Times New Roman" w:cs="Times New Roman"/>
-          <w:kern w:val="0"/>
-          <w14:ligatures w14:val="none"/>
-        </w:rPr>
-        <w:t>The hall will be provided to the Hirer in a clean and functional condition.  It is the responsibility of the Hirer to return the premises to an equivalent condition at the end of the hire, including sweeping</w:t>
-      </w:r>
-      <w:r>
-        <w:rPr>
-          <w:rFonts w:ascii="Times New Roman" w:hAnsi="Times New Roman" w:cs="Times New Roman"/>
+          <w:rFonts w:cs="Times New Roman"/>
+          <w:kern w:val="0"/>
+          <w14:ligatures w14:val="none"/>
+        </w:rPr>
+      </w:pPr>
+      <w:r>
+        <w:rPr>
+          <w:rFonts w:cs="Times New Roman"/>
+          <w:kern w:val="0"/>
+          <w14:ligatures w14:val="none"/>
+        </w:rPr>
+        <w:t xml:space="preserve">The hall will be provided </w:t>
+      </w:r>
+      <w:proofErr w:type="gramStart"/>
+      <w:r>
+        <w:rPr>
+          <w:rFonts w:cs="Times New Roman"/>
+          <w:kern w:val="0"/>
+          <w14:ligatures w14:val="none"/>
+        </w:rPr>
+        <w:t>to</w:t>
+      </w:r>
+      <w:proofErr w:type="gramEnd"/>
+      <w:r>
+        <w:rPr>
+          <w:rFonts w:cs="Times New Roman"/>
+          <w:kern w:val="0"/>
+          <w14:ligatures w14:val="none"/>
+        </w:rPr>
+        <w:t xml:space="preserve"> the Hirer in a clean and functional condition.  It is the responsibility of the Hirer to return the premises to an equivalent condition at the end of the hire, including sweeping</w:t>
+      </w:r>
+      <w:r>
+        <w:rPr>
+          <w:rFonts w:cs="Times New Roman"/>
           <w:kern w:val="0"/>
           <w14:ligatures w14:val="none"/>
         </w:rPr>
@@ -2445,7 +2350,7 @@
       </w:r>
       <w:r>
         <w:rPr>
-          <w:rFonts w:ascii="Times New Roman" w:hAnsi="Times New Roman" w:cs="Times New Roman"/>
+          <w:rFonts w:cs="Times New Roman"/>
           <w:kern w:val="0"/>
           <w14:ligatures w14:val="none"/>
         </w:rPr>
@@ -2453,7 +2358,7 @@
       </w:r>
       <w:r>
         <w:rPr>
-          <w:rFonts w:ascii="Times New Roman" w:hAnsi="Times New Roman" w:cs="Times New Roman"/>
+          <w:rFonts w:cs="Times New Roman"/>
           <w:kern w:val="0"/>
           <w14:ligatures w14:val="none"/>
         </w:rPr>
@@ -2461,7 +2366,7 @@
       </w:r>
       <w:r>
         <w:rPr>
-          <w:rFonts w:ascii="Times New Roman" w:hAnsi="Times New Roman" w:cs="Times New Roman"/>
+          <w:rFonts w:cs="Times New Roman"/>
           <w:kern w:val="0"/>
           <w14:ligatures w14:val="none"/>
         </w:rPr>
@@ -2469,7 +2374,7 @@
       </w:r>
       <w:r>
         <w:rPr>
-          <w:rFonts w:ascii="Times New Roman" w:hAnsi="Times New Roman" w:cs="Times New Roman"/>
+          <w:rFonts w:cs="Times New Roman"/>
           <w:kern w:val="0"/>
           <w14:ligatures w14:val="none"/>
         </w:rPr>
@@ -2477,7 +2382,7 @@
       </w:r>
       <w:r>
         <w:rPr>
-          <w:rFonts w:ascii="Times New Roman" w:hAnsi="Times New Roman" w:cs="Times New Roman"/>
+          <w:rFonts w:cs="Times New Roman"/>
           <w:kern w:val="0"/>
           <w14:ligatures w14:val="none"/>
         </w:rPr>
@@ -2485,7 +2390,7 @@
       </w:r>
       <w:r>
         <w:rPr>
-          <w:rFonts w:ascii="Times New Roman" w:hAnsi="Times New Roman" w:cs="Times New Roman"/>
+          <w:rFonts w:cs="Times New Roman"/>
           <w:kern w:val="0"/>
           <w14:ligatures w14:val="none"/>
         </w:rPr>
@@ -2493,7 +2398,7 @@
       </w:r>
       <w:r>
         <w:rPr>
-          <w:rFonts w:ascii="Times New Roman" w:hAnsi="Times New Roman" w:cs="Times New Roman"/>
+          <w:rFonts w:cs="Times New Roman"/>
           <w:kern w:val="0"/>
           <w14:ligatures w14:val="none"/>
         </w:rPr>
@@ -2504,18 +2409,17 @@
       <w:pPr>
         <w:spacing w:after="300" w:line="240" w:lineRule="auto"/>
         <w:rPr>
-          <w:rFonts w:ascii="Times New Roman" w:hAnsi="Times New Roman" w:cs="Times New Roman"/>
-          <w:kern w:val="0"/>
-          <w14:ligatures w14:val="none"/>
-        </w:rPr>
-      </w:pPr>
-      <w:r>
-        <w:rPr>
-          <w:rFonts w:ascii="Times New Roman" w:hAnsi="Times New Roman" w:cs="Times New Roman"/>
-          <w:kern w:val="0"/>
-          <w14:ligatures w14:val="none"/>
-        </w:rPr>
-        <w:lastRenderedPageBreak/>
+          <w:rFonts w:cs="Times New Roman"/>
+          <w:kern w:val="0"/>
+          <w14:ligatures w14:val="none"/>
+        </w:rPr>
+      </w:pPr>
+      <w:r>
+        <w:rPr>
+          <w:rFonts w:cs="Times New Roman"/>
+          <w:kern w:val="0"/>
+          <w14:ligatures w14:val="none"/>
+        </w:rPr>
         <w:t>All tables, chairs and other equipment should be returned to their original position as found.</w:t>
       </w:r>
     </w:p>
@@ -2523,14 +2427,14 @@
       <w:pPr>
         <w:spacing w:after="300" w:line="240" w:lineRule="auto"/>
         <w:rPr>
-          <w:rFonts w:ascii="Times New Roman" w:hAnsi="Times New Roman" w:cs="Times New Roman"/>
-          <w:kern w:val="0"/>
-          <w14:ligatures w14:val="none"/>
-        </w:rPr>
-      </w:pPr>
-      <w:r>
-        <w:rPr>
-          <w:rFonts w:ascii="Times New Roman" w:hAnsi="Times New Roman" w:cs="Times New Roman"/>
+          <w:rFonts w:cs="Times New Roman"/>
+          <w:kern w:val="0"/>
+          <w14:ligatures w14:val="none"/>
+        </w:rPr>
+      </w:pPr>
+      <w:r>
+        <w:rPr>
+          <w:rFonts w:cs="Times New Roman"/>
           <w:b/>
           <w:bCs/>
           <w:i/>
@@ -2545,14 +2449,14 @@
       <w:pPr>
         <w:spacing w:after="300" w:line="240" w:lineRule="auto"/>
         <w:rPr>
-          <w:rFonts w:ascii="Times New Roman" w:hAnsi="Times New Roman" w:cs="Times New Roman"/>
-          <w:kern w:val="0"/>
-          <w14:ligatures w14:val="none"/>
-        </w:rPr>
-      </w:pPr>
-      <w:r>
-        <w:rPr>
-          <w:rFonts w:ascii="Times New Roman" w:hAnsi="Times New Roman" w:cs="Times New Roman"/>
+          <w:rFonts w:cs="Times New Roman"/>
+          <w:kern w:val="0"/>
+          <w14:ligatures w14:val="none"/>
+        </w:rPr>
+      </w:pPr>
+      <w:r>
+        <w:rPr>
+          <w:rFonts w:cs="Times New Roman"/>
           <w:kern w:val="0"/>
           <w14:ligatures w14:val="none"/>
         </w:rPr>
@@ -2563,22 +2467,23 @@
       <w:pPr>
         <w:spacing w:after="300" w:line="240" w:lineRule="auto"/>
         <w:rPr>
-          <w:rFonts w:ascii="Times New Roman" w:hAnsi="Times New Roman" w:cs="Times New Roman"/>
-          <w:kern w:val="0"/>
-          <w14:ligatures w14:val="none"/>
-        </w:rPr>
-      </w:pPr>
-      <w:r>
-        <w:rPr>
-          <w:rFonts w:ascii="Times New Roman" w:hAnsi="Times New Roman" w:cs="Times New Roman"/>
+          <w:rFonts w:cs="Times New Roman"/>
+          <w:kern w:val="0"/>
+          <w14:ligatures w14:val="none"/>
+        </w:rPr>
+      </w:pPr>
+      <w:r>
+        <w:rPr>
+          <w:rFonts w:cs="Times New Roman"/>
           <w:kern w:val="0"/>
           <w14:ligatures w14:val="none"/>
         </w:rPr>
         <w:t xml:space="preserve">The </w:t>
       </w:r>
-      <w:r>
-        <w:rPr>
-          <w:rFonts w:ascii="Times New Roman" w:hAnsi="Times New Roman" w:cs="Times New Roman"/>
+      <w:proofErr w:type="gramStart"/>
+      <w:r>
+        <w:rPr>
+          <w:rFonts w:cs="Times New Roman"/>
           <w:kern w:val="0"/>
           <w14:ligatures w14:val="none"/>
         </w:rPr>
@@ -2586,15 +2491,40 @@
       </w:r>
       <w:r>
         <w:rPr>
-          <w:rFonts w:ascii="Times New Roman" w:hAnsi="Times New Roman" w:cs="Times New Roman"/>
-          <w:kern w:val="0"/>
-          <w14:ligatures w14:val="none"/>
-        </w:rPr>
-        <w:t xml:space="preserve"> shall pay in full for all damage (including accidental damage</w:t>
-      </w:r>
-      <w:r>
-        <w:rPr>
-          <w:rFonts w:ascii="Times New Roman" w:hAnsi="Times New Roman" w:cs="Times New Roman"/>
+          <w:rFonts w:cs="Times New Roman"/>
+          <w:kern w:val="0"/>
+          <w14:ligatures w14:val="none"/>
+        </w:rPr>
+        <w:t xml:space="preserve"> </w:t>
+      </w:r>
+      <w:r>
+        <w:rPr>
+          <w:rFonts w:cs="Times New Roman"/>
+          <w:kern w:val="0"/>
+          <w14:ligatures w14:val="none"/>
+        </w:rPr>
+        <w:t>shall</w:t>
+      </w:r>
+      <w:proofErr w:type="gramEnd"/>
+      <w:r>
+        <w:rPr>
+          <w:rFonts w:cs="Times New Roman"/>
+          <w:kern w:val="0"/>
+          <w14:ligatures w14:val="none"/>
+        </w:rPr>
+        <w:t xml:space="preserve"> </w:t>
+      </w:r>
+      <w:r>
+        <w:rPr>
+          <w:rFonts w:cs="Times New Roman"/>
+          <w:kern w:val="0"/>
+          <w14:ligatures w14:val="none"/>
+        </w:rPr>
+        <w:t>pay in full for all damage (including accidental damage</w:t>
+      </w:r>
+      <w:r>
+        <w:rPr>
+          <w:rFonts w:cs="Times New Roman"/>
           <w:kern w:val="0"/>
           <w14:ligatures w14:val="none"/>
         </w:rPr>
@@ -2602,7 +2532,7 @@
       </w:r>
       <w:r>
         <w:rPr>
-          <w:rFonts w:ascii="Times New Roman" w:hAnsi="Times New Roman" w:cs="Times New Roman"/>
+          <w:rFonts w:cs="Times New Roman"/>
           <w:kern w:val="0"/>
           <w14:ligatures w14:val="none"/>
         </w:rPr>
@@ -2610,7 +2540,7 @@
       </w:r>
       <w:r>
         <w:rPr>
-          <w:rFonts w:ascii="Times New Roman" w:hAnsi="Times New Roman" w:cs="Times New Roman"/>
+          <w:rFonts w:cs="Times New Roman"/>
           <w:kern w:val="0"/>
           <w14:ligatures w14:val="none"/>
         </w:rPr>
@@ -2618,7 +2548,7 @@
       </w:r>
       <w:r>
         <w:rPr>
-          <w:rFonts w:ascii="Times New Roman" w:hAnsi="Times New Roman" w:cs="Times New Roman"/>
+          <w:rFonts w:cs="Times New Roman"/>
           <w:kern w:val="0"/>
           <w14:ligatures w14:val="none"/>
         </w:rPr>
@@ -2626,7 +2556,7 @@
       </w:r>
       <w:r>
         <w:rPr>
-          <w:rFonts w:ascii="Times New Roman" w:hAnsi="Times New Roman" w:cs="Times New Roman"/>
+          <w:rFonts w:cs="Times New Roman"/>
           <w:kern w:val="0"/>
           <w14:ligatures w14:val="none"/>
         </w:rPr>
@@ -2634,7 +2564,7 @@
       </w:r>
       <w:r>
         <w:rPr>
-          <w:rFonts w:ascii="Times New Roman" w:hAnsi="Times New Roman" w:cs="Times New Roman"/>
+          <w:rFonts w:cs="Times New Roman"/>
           <w:kern w:val="0"/>
           <w14:ligatures w14:val="none"/>
         </w:rPr>
@@ -2642,7 +2572,7 @@
       </w:r>
       <w:r>
         <w:rPr>
-          <w:rFonts w:ascii="Times New Roman" w:hAnsi="Times New Roman" w:cs="Times New Roman"/>
+          <w:rFonts w:cs="Times New Roman"/>
           <w:kern w:val="0"/>
           <w14:ligatures w14:val="none"/>
         </w:rPr>
@@ -2650,7 +2580,7 @@
       </w:r>
       <w:r>
         <w:rPr>
-          <w:rFonts w:ascii="Times New Roman" w:hAnsi="Times New Roman" w:cs="Times New Roman"/>
+          <w:rFonts w:cs="Times New Roman"/>
           <w:kern w:val="0"/>
           <w14:ligatures w14:val="none"/>
         </w:rPr>
@@ -2658,7 +2588,7 @@
       </w:r>
       <w:r>
         <w:rPr>
-          <w:rFonts w:ascii="Times New Roman" w:hAnsi="Times New Roman" w:cs="Times New Roman"/>
+          <w:rFonts w:cs="Times New Roman"/>
           <w:kern w:val="0"/>
           <w14:ligatures w14:val="none"/>
         </w:rPr>
@@ -2666,7 +2596,7 @@
       </w:r>
       <w:r>
         <w:rPr>
-          <w:rFonts w:ascii="Times New Roman" w:hAnsi="Times New Roman" w:cs="Times New Roman"/>
+          <w:rFonts w:cs="Times New Roman"/>
           <w:kern w:val="0"/>
           <w14:ligatures w14:val="none"/>
         </w:rPr>
@@ -2674,7 +2604,7 @@
       </w:r>
       <w:r>
         <w:rPr>
-          <w:rFonts w:ascii="Times New Roman" w:hAnsi="Times New Roman" w:cs="Times New Roman"/>
+          <w:rFonts w:cs="Times New Roman"/>
           <w:kern w:val="0"/>
           <w14:ligatures w14:val="none"/>
         </w:rPr>
@@ -2682,7 +2612,7 @@
       </w:r>
       <w:r>
         <w:rPr>
-          <w:rFonts w:ascii="Times New Roman" w:hAnsi="Times New Roman" w:cs="Times New Roman"/>
+          <w:rFonts w:cs="Times New Roman"/>
           <w:kern w:val="0"/>
           <w14:ligatures w14:val="none"/>
         </w:rPr>
@@ -2690,7 +2620,7 @@
       </w:r>
       <w:r>
         <w:rPr>
-          <w:rFonts w:ascii="Times New Roman" w:hAnsi="Times New Roman" w:cs="Times New Roman"/>
+          <w:rFonts w:cs="Times New Roman"/>
           <w:kern w:val="0"/>
           <w14:ligatures w14:val="none"/>
         </w:rPr>
@@ -2698,7 +2628,7 @@
       </w:r>
       <w:r>
         <w:rPr>
-          <w:rFonts w:ascii="Times New Roman" w:hAnsi="Times New Roman" w:cs="Times New Roman"/>
+          <w:rFonts w:cs="Times New Roman"/>
           <w:kern w:val="0"/>
           <w14:ligatures w14:val="none"/>
         </w:rPr>
@@ -2706,7 +2636,7 @@
       </w:r>
       <w:r>
         <w:rPr>
-          <w:rFonts w:ascii="Times New Roman" w:hAnsi="Times New Roman" w:cs="Times New Roman"/>
+          <w:rFonts w:cs="Times New Roman"/>
           <w:kern w:val="0"/>
           <w14:ligatures w14:val="none"/>
         </w:rPr>
@@ -2714,15 +2644,16 @@
       </w:r>
       <w:r>
         <w:rPr>
-          <w:rFonts w:ascii="Times New Roman" w:hAnsi="Times New Roman" w:cs="Times New Roman"/>
+          <w:rFonts w:cs="Times New Roman"/>
           <w:kern w:val="0"/>
           <w14:ligatures w14:val="none"/>
         </w:rPr>
         <w:t xml:space="preserve">arising </w:t>
       </w:r>
-      <w:r>
-        <w:rPr>
-          <w:rFonts w:ascii="Times New Roman" w:hAnsi="Times New Roman" w:cs="Times New Roman"/>
+      <w:proofErr w:type="gramStart"/>
+      <w:r>
+        <w:rPr>
+          <w:rFonts w:cs="Times New Roman"/>
           <w:kern w:val="0"/>
           <w14:ligatures w14:val="none"/>
         </w:rPr>
@@ -2730,15 +2661,24 @@
       </w:r>
       <w:r>
         <w:rPr>
-          <w:rFonts w:ascii="Times New Roman" w:hAnsi="Times New Roman" w:cs="Times New Roman"/>
-          <w:kern w:val="0"/>
-          <w14:ligatures w14:val="none"/>
-        </w:rPr>
-        <w:t>of the use of the premises by the hirer.</w:t>
-      </w:r>
-      <w:r>
-        <w:rPr>
-          <w:rFonts w:ascii="Times New Roman" w:hAnsi="Times New Roman" w:cs="Times New Roman"/>
+          <w:rFonts w:cs="Times New Roman"/>
+          <w:kern w:val="0"/>
+          <w14:ligatures w14:val="none"/>
+        </w:rPr>
+        <w:t>of</w:t>
+      </w:r>
+      <w:proofErr w:type="gramEnd"/>
+      <w:r>
+        <w:rPr>
+          <w:rFonts w:cs="Times New Roman"/>
+          <w:kern w:val="0"/>
+          <w14:ligatures w14:val="none"/>
+        </w:rPr>
+        <w:t xml:space="preserve"> the use of the premises by the hirer.</w:t>
+      </w:r>
+      <w:r>
+        <w:rPr>
+          <w:rFonts w:cs="Times New Roman"/>
           <w:kern w:val="0"/>
           <w14:ligatures w14:val="none"/>
         </w:rPr>
@@ -2746,7 +2686,7 @@
       </w:r>
       <w:r>
         <w:rPr>
-          <w:rFonts w:ascii="Times New Roman" w:hAnsi="Times New Roman" w:cs="Times New Roman"/>
+          <w:rFonts w:cs="Times New Roman"/>
           <w:kern w:val="0"/>
           <w14:ligatures w14:val="none"/>
         </w:rPr>
@@ -2754,7 +2694,7 @@
       </w:r>
       <w:r>
         <w:rPr>
-          <w:rFonts w:ascii="Times New Roman" w:hAnsi="Times New Roman" w:cs="Times New Roman"/>
+          <w:rFonts w:cs="Times New Roman"/>
           <w:kern w:val="0"/>
           <w14:ligatures w14:val="none"/>
         </w:rPr>
@@ -2762,7 +2702,7 @@
       </w:r>
       <w:r>
         <w:rPr>
-          <w:rFonts w:ascii="Times New Roman" w:hAnsi="Times New Roman" w:cs="Times New Roman"/>
+          <w:rFonts w:cs="Times New Roman"/>
           <w:kern w:val="0"/>
           <w14:ligatures w14:val="none"/>
         </w:rPr>
@@ -2770,7 +2710,7 @@
       </w:r>
       <w:r>
         <w:rPr>
-          <w:rFonts w:ascii="Times New Roman" w:hAnsi="Times New Roman" w:cs="Times New Roman"/>
+          <w:rFonts w:cs="Times New Roman"/>
           <w:kern w:val="0"/>
           <w14:ligatures w14:val="none"/>
         </w:rPr>
@@ -2778,23 +2718,51 @@
       </w:r>
       <w:r>
         <w:rPr>
-          <w:rFonts w:ascii="Times New Roman" w:hAnsi="Times New Roman" w:cs="Times New Roman"/>
-          <w:kern w:val="0"/>
-          <w14:ligatures w14:val="none"/>
-        </w:rPr>
-        <w:t xml:space="preserve">damages to </w:t>
-      </w:r>
-      <w:r>
-        <w:rPr>
-          <w:rFonts w:ascii="Times New Roman" w:hAnsi="Times New Roman" w:cs="Times New Roman"/>
-          <w:kern w:val="0"/>
-          <w14:ligatures w14:val="none"/>
-        </w:rPr>
-        <w:t>the hall or it’s contents</w:t>
-      </w:r>
-      <w:r>
-        <w:rPr>
-          <w:rFonts w:ascii="Times New Roman" w:hAnsi="Times New Roman" w:cs="Times New Roman"/>
+          <w:rFonts w:cs="Times New Roman"/>
+          <w:kern w:val="0"/>
+          <w14:ligatures w14:val="none"/>
+        </w:rPr>
+        <w:t>damage</w:t>
+      </w:r>
+      <w:r>
+        <w:rPr>
+          <w:rFonts w:cs="Times New Roman"/>
+          <w:kern w:val="0"/>
+          <w14:ligatures w14:val="none"/>
+        </w:rPr>
+        <w:t xml:space="preserve"> to </w:t>
+      </w:r>
+      <w:r>
+        <w:rPr>
+          <w:rFonts w:cs="Times New Roman"/>
+          <w:kern w:val="0"/>
+          <w14:ligatures w14:val="none"/>
+        </w:rPr>
+        <w:t xml:space="preserve">the hall or </w:t>
+      </w:r>
+      <w:proofErr w:type="spellStart"/>
+      <w:proofErr w:type="gramStart"/>
+      <w:r>
+        <w:rPr>
+          <w:rFonts w:cs="Times New Roman"/>
+          <w:kern w:val="0"/>
+          <w14:ligatures w14:val="none"/>
+        </w:rPr>
+        <w:t>it’s</w:t>
+      </w:r>
+      <w:proofErr w:type="spellEnd"/>
+      <w:proofErr w:type="gramEnd"/>
+      <w:r>
+        <w:rPr>
+          <w:rFonts w:cs="Times New Roman"/>
+          <w:kern w:val="0"/>
+          <w14:ligatures w14:val="none"/>
+        </w:rPr>
+        <w:t xml:space="preserve"> contents</w:t>
+      </w:r>
+      <w:r>
+        <w:rPr>
+          <w:rFonts w:cs="Times New Roman"/>
           <w:kern w:val="0"/>
           <w14:ligatures w14:val="none"/>
         </w:rPr>
@@ -2802,7 +2770,7 @@
       </w:r>
       <w:r>
         <w:rPr>
-          <w:rFonts w:ascii="Times New Roman" w:hAnsi="Times New Roman" w:cs="Times New Roman"/>
+          <w:rFonts w:cs="Times New Roman"/>
           <w:kern w:val="0"/>
           <w14:ligatures w14:val="none"/>
         </w:rPr>
@@ -2813,14 +2781,14 @@
       <w:pPr>
         <w:spacing w:after="300" w:line="240" w:lineRule="auto"/>
         <w:rPr>
-          <w:rFonts w:ascii="Times New Roman" w:hAnsi="Times New Roman" w:cs="Times New Roman"/>
-          <w:kern w:val="0"/>
-          <w14:ligatures w14:val="none"/>
-        </w:rPr>
-      </w:pPr>
-      <w:r>
-        <w:rPr>
-          <w:rFonts w:ascii="Times New Roman" w:hAnsi="Times New Roman" w:cs="Times New Roman"/>
+          <w:rFonts w:cs="Times New Roman"/>
+          <w:kern w:val="0"/>
+          <w14:ligatures w14:val="none"/>
+        </w:rPr>
+      </w:pPr>
+      <w:r>
+        <w:rPr>
+          <w:rFonts w:cs="Times New Roman"/>
           <w:kern w:val="0"/>
           <w14:ligatures w14:val="none"/>
         </w:rPr>
@@ -2829,40 +2797,36 @@
     </w:p>
     <w:p>
       <w:pPr>
-        <w:spacing w:before="240" w:after="240" w:line="240" w:lineRule="auto"/>
-        <w:outlineLvl w:val="2"/>
-        <w:rPr>
-          <w:rFonts w:ascii="Times New Roman" w:eastAsia="Times New Roman" w:hAnsi="Times New Roman" w:cs="Times New Roman"/>
-          <w:b/>
-          <w:bCs/>
-          <w:color w:val="006248"/>
-          <w:kern w:val="0"/>
-          <w14:ligatures w14:val="none"/>
-        </w:rPr>
-      </w:pPr>
-    </w:p>
-    <w:p>
-      <w:pPr>
-        <w:spacing w:before="240" w:after="240" w:line="240" w:lineRule="auto"/>
-        <w:outlineLvl w:val="2"/>
-        <w:rPr>
-          <w:rFonts w:ascii="Times New Roman" w:eastAsia="Times New Roman" w:hAnsi="Times New Roman" w:cs="Times New Roman"/>
-          <w:b/>
-          <w:bCs/>
-          <w:color w:val="006248"/>
-          <w:kern w:val="0"/>
-          <w14:ligatures w14:val="none"/>
-        </w:rPr>
-      </w:pPr>
-      <w:r>
-        <w:rPr>
-          <w:rFonts w:ascii="Times New Roman" w:eastAsia="Times New Roman" w:hAnsi="Times New Roman" w:cs="Times New Roman"/>
-          <w:b/>
-          <w:bCs/>
-          <w:color w:val="006248"/>
-          <w:kern w:val="0"/>
-          <w14:ligatures w14:val="none"/>
-        </w:rPr>
+        <w:rPr>
+          <w:rFonts w:cs="Times New Roman"/>
+          <w:kern w:val="0"/>
+          <w14:ligatures w14:val="none"/>
+        </w:rPr>
+      </w:pPr>
+      <w:r>
+        <w:rPr>
+          <w:rFonts w:cs="Times New Roman"/>
+          <w:kern w:val="0"/>
+          <w14:ligatures w14:val="none"/>
+        </w:rPr>
+        <w:br w:type="page"/>
+      </w:r>
+    </w:p>
+    <w:p>
+      <w:pPr>
+        <w:spacing w:after="300" w:line="240" w:lineRule="auto"/>
+        <w:rPr>
+          <w:rFonts w:cs="Times New Roman"/>
+          <w:kern w:val="0"/>
+          <w14:ligatures w14:val="none"/>
+        </w:rPr>
+      </w:pPr>
+    </w:p>
+    <w:p>
+      <w:pPr>
+        <w:pStyle w:val="Heading2"/>
+      </w:pPr>
+      <w:r>
         <w:t>Entry to the Hall</w:t>
       </w:r>
     </w:p>
@@ -2870,14 +2834,14 @@
       <w:pPr>
         <w:spacing w:after="300" w:line="240" w:lineRule="auto"/>
         <w:rPr>
-          <w:rFonts w:ascii="Times New Roman" w:hAnsi="Times New Roman" w:cs="Times New Roman"/>
-          <w:kern w:val="0"/>
-          <w14:ligatures w14:val="none"/>
-        </w:rPr>
-      </w:pPr>
-      <w:r>
-        <w:rPr>
-          <w:rFonts w:ascii="Times New Roman" w:hAnsi="Times New Roman" w:cs="Times New Roman"/>
+          <w:rFonts w:cs="Times New Roman"/>
+          <w:kern w:val="0"/>
+          <w14:ligatures w14:val="none"/>
+        </w:rPr>
+      </w:pPr>
+      <w:r>
+        <w:rPr>
+          <w:rFonts w:cs="Times New Roman"/>
           <w:kern w:val="0"/>
           <w14:ligatures w14:val="none"/>
         </w:rPr>
@@ -2885,7 +2849,7 @@
       </w:r>
       <w:r>
         <w:rPr>
-          <w:rFonts w:ascii="Times New Roman" w:hAnsi="Times New Roman" w:cs="Times New Roman"/>
+          <w:rFonts w:cs="Times New Roman"/>
           <w:kern w:val="0"/>
           <w14:ligatures w14:val="none"/>
         </w:rPr>
@@ -2893,7 +2857,7 @@
       </w:r>
       <w:r>
         <w:rPr>
-          <w:rFonts w:ascii="Times New Roman" w:hAnsi="Times New Roman" w:cs="Times New Roman"/>
+          <w:rFonts w:cs="Times New Roman"/>
           <w:kern w:val="0"/>
           <w14:ligatures w14:val="none"/>
         </w:rPr>
@@ -2901,7 +2865,7 @@
       </w:r>
       <w:r>
         <w:rPr>
-          <w:rFonts w:ascii="Times New Roman" w:hAnsi="Times New Roman" w:cs="Times New Roman"/>
+          <w:rFonts w:cs="Times New Roman"/>
           <w:kern w:val="0"/>
           <w14:ligatures w14:val="none"/>
         </w:rPr>
@@ -2909,7 +2873,7 @@
       </w:r>
       <w:r>
         <w:rPr>
-          <w:rFonts w:ascii="Times New Roman" w:hAnsi="Times New Roman" w:cs="Times New Roman"/>
+          <w:rFonts w:cs="Times New Roman"/>
           <w:kern w:val="0"/>
           <w14:ligatures w14:val="none"/>
         </w:rPr>
@@ -2917,7 +2881,7 @@
       </w:r>
       <w:r>
         <w:rPr>
-          <w:rFonts w:ascii="Times New Roman" w:hAnsi="Times New Roman" w:cs="Times New Roman"/>
+          <w:rFonts w:cs="Times New Roman"/>
           <w:kern w:val="0"/>
           <w14:ligatures w14:val="none"/>
         </w:rPr>
@@ -2925,7 +2889,7 @@
       </w:r>
       <w:r>
         <w:rPr>
-          <w:rFonts w:ascii="Times New Roman" w:hAnsi="Times New Roman" w:cs="Times New Roman"/>
+          <w:rFonts w:cs="Times New Roman"/>
           <w:kern w:val="0"/>
           <w14:ligatures w14:val="none"/>
         </w:rPr>
@@ -2933,7 +2897,7 @@
       </w:r>
       <w:r>
         <w:rPr>
-          <w:rFonts w:ascii="Times New Roman" w:hAnsi="Times New Roman" w:cs="Times New Roman"/>
+          <w:rFonts w:cs="Times New Roman"/>
           <w:kern w:val="0"/>
           <w14:ligatures w14:val="none"/>
         </w:rPr>
@@ -2941,7 +2905,7 @@
       </w:r>
       <w:r>
         <w:rPr>
-          <w:rFonts w:ascii="Times New Roman" w:hAnsi="Times New Roman" w:cs="Times New Roman"/>
+          <w:rFonts w:cs="Times New Roman"/>
           <w:kern w:val="0"/>
           <w14:ligatures w14:val="none"/>
         </w:rPr>
@@ -2949,7 +2913,7 @@
       </w:r>
       <w:r>
         <w:rPr>
-          <w:rFonts w:ascii="Times New Roman" w:hAnsi="Times New Roman" w:cs="Times New Roman"/>
+          <w:rFonts w:cs="Times New Roman"/>
           <w:kern w:val="0"/>
           <w14:ligatures w14:val="none"/>
         </w:rPr>
@@ -2957,7 +2921,7 @@
       </w:r>
       <w:r>
         <w:rPr>
-          <w:rFonts w:ascii="Times New Roman" w:hAnsi="Times New Roman" w:cs="Times New Roman"/>
+          <w:rFonts w:cs="Times New Roman"/>
           <w:kern w:val="0"/>
           <w14:ligatures w14:val="none"/>
         </w:rPr>
@@ -2965,7 +2929,7 @@
       </w:r>
       <w:r>
         <w:rPr>
-          <w:rFonts w:ascii="Times New Roman" w:hAnsi="Times New Roman" w:cs="Times New Roman"/>
+          <w:rFonts w:cs="Times New Roman"/>
           <w:kern w:val="0"/>
           <w14:ligatures w14:val="none"/>
         </w:rPr>
@@ -2973,7 +2937,7 @@
       </w:r>
       <w:r>
         <w:rPr>
-          <w:rFonts w:ascii="Times New Roman" w:hAnsi="Times New Roman" w:cs="Times New Roman"/>
+          <w:rFonts w:cs="Times New Roman"/>
           <w:kern w:val="0"/>
           <w14:ligatures w14:val="none"/>
         </w:rPr>
@@ -2981,15 +2945,35 @@
       </w:r>
       <w:r>
         <w:rPr>
-          <w:rFonts w:ascii="Times New Roman" w:hAnsi="Times New Roman" w:cs="Times New Roman"/>
-          <w:kern w:val="0"/>
-          <w14:ligatures w14:val="none"/>
-        </w:rPr>
-        <w:t>at the end off t</w:t>
-      </w:r>
-      <w:r>
-        <w:rPr>
-          <w:rFonts w:ascii="Times New Roman" w:hAnsi="Times New Roman" w:cs="Times New Roman"/>
+          <w:rFonts w:cs="Times New Roman"/>
+          <w:kern w:val="0"/>
+          <w14:ligatures w14:val="none"/>
+        </w:rPr>
+        <w:t xml:space="preserve">at the end </w:t>
+      </w:r>
+      <w:proofErr w:type="spellStart"/>
+      <w:proofErr w:type="gramStart"/>
+      <w:r>
+        <w:rPr>
+          <w:rFonts w:cs="Times New Roman"/>
+          <w:kern w:val="0"/>
+          <w14:ligatures w14:val="none"/>
+        </w:rPr>
+        <w:t>off</w:t>
+      </w:r>
+      <w:proofErr w:type="spellEnd"/>
+      <w:proofErr w:type="gramEnd"/>
+      <w:r>
+        <w:rPr>
+          <w:rFonts w:cs="Times New Roman"/>
+          <w:kern w:val="0"/>
+          <w14:ligatures w14:val="none"/>
+        </w:rPr>
+        <w:t xml:space="preserve"> t</w:t>
+      </w:r>
+      <w:r>
+        <w:rPr>
+          <w:rFonts w:cs="Times New Roman"/>
           <w:kern w:val="0"/>
           <w14:ligatures w14:val="none"/>
         </w:rPr>
@@ -3000,14 +2984,14 @@
       <w:pPr>
         <w:spacing w:after="300" w:line="240" w:lineRule="auto"/>
         <w:rPr>
-          <w:rFonts w:ascii="Times New Roman" w:hAnsi="Times New Roman" w:cs="Times New Roman"/>
-          <w:kern w:val="0"/>
-          <w14:ligatures w14:val="none"/>
-        </w:rPr>
-      </w:pPr>
-      <w:r>
-        <w:rPr>
-          <w:rFonts w:ascii="Times New Roman" w:hAnsi="Times New Roman" w:cs="Times New Roman"/>
+          <w:rFonts w:cs="Times New Roman"/>
+          <w:kern w:val="0"/>
+          <w14:ligatures w14:val="none"/>
+        </w:rPr>
+      </w:pPr>
+      <w:r>
+        <w:rPr>
+          <w:rFonts w:cs="Times New Roman"/>
           <w:kern w:val="0"/>
           <w14:ligatures w14:val="none"/>
         </w:rPr>
@@ -3015,7 +2999,7 @@
       </w:r>
       <w:r>
         <w:rPr>
-          <w:rFonts w:ascii="Times New Roman" w:hAnsi="Times New Roman" w:cs="Times New Roman"/>
+          <w:rFonts w:cs="Times New Roman"/>
           <w:kern w:val="0"/>
           <w14:ligatures w14:val="none"/>
         </w:rPr>
@@ -3023,7 +3007,7 @@
       </w:r>
       <w:r>
         <w:rPr>
-          <w:rFonts w:ascii="Times New Roman" w:hAnsi="Times New Roman" w:cs="Times New Roman"/>
+          <w:rFonts w:cs="Times New Roman"/>
           <w:kern w:val="0"/>
           <w14:ligatures w14:val="none"/>
         </w:rPr>
@@ -3031,7 +3015,7 @@
       </w:r>
       <w:r>
         <w:rPr>
-          <w:rFonts w:ascii="Times New Roman" w:hAnsi="Times New Roman" w:cs="Times New Roman"/>
+          <w:rFonts w:cs="Times New Roman"/>
           <w:kern w:val="0"/>
           <w14:ligatures w14:val="none"/>
         </w:rPr>
@@ -3039,7 +3023,7 @@
       </w:r>
       <w:r>
         <w:rPr>
-          <w:rFonts w:ascii="Times New Roman" w:hAnsi="Times New Roman" w:cs="Times New Roman"/>
+          <w:rFonts w:cs="Times New Roman"/>
           <w:kern w:val="0"/>
           <w14:ligatures w14:val="none"/>
         </w:rPr>
@@ -3047,7 +3031,7 @@
       </w:r>
       <w:r>
         <w:rPr>
-          <w:rFonts w:ascii="Times New Roman" w:hAnsi="Times New Roman" w:cs="Times New Roman"/>
+          <w:rFonts w:cs="Times New Roman"/>
           <w:kern w:val="0"/>
           <w14:ligatures w14:val="none"/>
         </w:rPr>
@@ -3055,7 +3039,7 @@
       </w:r>
       <w:r>
         <w:rPr>
-          <w:rFonts w:ascii="Times New Roman" w:hAnsi="Times New Roman" w:cs="Times New Roman"/>
+          <w:rFonts w:cs="Times New Roman"/>
           <w:kern w:val="0"/>
           <w14:ligatures w14:val="none"/>
         </w:rPr>
@@ -3064,40 +3048,9 @@
     </w:p>
     <w:p>
       <w:pPr>
-        <w:spacing w:before="240" w:after="240" w:line="240" w:lineRule="auto"/>
-        <w:outlineLvl w:val="2"/>
-        <w:rPr>
-          <w:rFonts w:ascii="Times New Roman" w:eastAsia="Times New Roman" w:hAnsi="Times New Roman" w:cs="Times New Roman"/>
-          <w:b/>
-          <w:bCs/>
-          <w:color w:val="006248"/>
-          <w:kern w:val="0"/>
-          <w14:ligatures w14:val="none"/>
-        </w:rPr>
-      </w:pPr>
-    </w:p>
-    <w:p>
-      <w:pPr>
-        <w:spacing w:before="240" w:after="240" w:line="240" w:lineRule="auto"/>
-        <w:outlineLvl w:val="2"/>
-        <w:rPr>
-          <w:rFonts w:ascii="Times New Roman" w:eastAsia="Times New Roman" w:hAnsi="Times New Roman" w:cs="Times New Roman"/>
-          <w:b/>
-          <w:bCs/>
-          <w:color w:val="006248"/>
-          <w:kern w:val="0"/>
-          <w14:ligatures w14:val="none"/>
-        </w:rPr>
-      </w:pPr>
-      <w:r>
-        <w:rPr>
-          <w:rFonts w:ascii="Times New Roman" w:eastAsia="Times New Roman" w:hAnsi="Times New Roman" w:cs="Times New Roman"/>
-          <w:b/>
-          <w:bCs/>
-          <w:color w:val="006248"/>
-          <w:kern w:val="0"/>
-          <w14:ligatures w14:val="none"/>
-        </w:rPr>
+        <w:pStyle w:val="Heading2"/>
+      </w:pPr>
+      <w:r>
         <w:t>Cancellations</w:t>
       </w:r>
     </w:p>
@@ -3105,14 +3058,14 @@
       <w:pPr>
         <w:spacing w:after="300" w:line="240" w:lineRule="auto"/>
         <w:rPr>
-          <w:rFonts w:ascii="Times New Roman" w:hAnsi="Times New Roman" w:cs="Times New Roman"/>
-          <w:kern w:val="0"/>
-          <w14:ligatures w14:val="none"/>
-        </w:rPr>
-      </w:pPr>
-      <w:r>
-        <w:rPr>
-          <w:rFonts w:ascii="Times New Roman" w:hAnsi="Times New Roman" w:cs="Times New Roman"/>
+          <w:rFonts w:cs="Times New Roman"/>
+          <w:kern w:val="0"/>
+          <w14:ligatures w14:val="none"/>
+        </w:rPr>
+      </w:pPr>
+      <w:r>
+        <w:rPr>
+          <w:rFonts w:cs="Times New Roman"/>
           <w:kern w:val="0"/>
           <w14:ligatures w14:val="none"/>
         </w:rPr>
@@ -3120,7 +3073,7 @@
       </w:r>
       <w:r>
         <w:rPr>
-          <w:rFonts w:ascii="Times New Roman" w:hAnsi="Times New Roman" w:cs="Times New Roman"/>
+          <w:rFonts w:cs="Times New Roman"/>
           <w:kern w:val="0"/>
           <w14:ligatures w14:val="none"/>
         </w:rPr>
@@ -3128,25 +3081,43 @@
       </w:r>
       <w:r>
         <w:rPr>
-          <w:rFonts w:ascii="Times New Roman" w:hAnsi="Times New Roman" w:cs="Times New Roman"/>
-          <w:kern w:val="0"/>
-          <w14:ligatures w14:val="none"/>
-        </w:rPr>
-        <w:t xml:space="preserve"> Committee reserves the right to cancel a booking if deemed necessary for any reason. The Hirer will be offered an alternative time and or date for their booking. Should that prove not to be feasible, a full refund of all monies paid for the cancelled booking will be given.</w:t>
+          <w:rFonts w:cs="Times New Roman"/>
+          <w:kern w:val="0"/>
+          <w14:ligatures w14:val="none"/>
+        </w:rPr>
+        <w:t xml:space="preserve"> Committee reserves the right to cancel a booking if deemed necessary for any reason. The Hirer will be offered an alternative time and or date for their booking. Should that prove not to be feasible, a full refund of all </w:t>
+      </w:r>
+      <w:proofErr w:type="gramStart"/>
+      <w:r>
+        <w:rPr>
+          <w:rFonts w:cs="Times New Roman"/>
+          <w:kern w:val="0"/>
+          <w14:ligatures w14:val="none"/>
+        </w:rPr>
+        <w:t>monies</w:t>
+      </w:r>
+      <w:proofErr w:type="gramEnd"/>
+      <w:r>
+        <w:rPr>
+          <w:rFonts w:cs="Times New Roman"/>
+          <w:kern w:val="0"/>
+          <w14:ligatures w14:val="none"/>
+        </w:rPr>
+        <w:t xml:space="preserve"> paid for the cancelled booking will be given.</w:t>
       </w:r>
     </w:p>
     <w:p>
       <w:pPr>
         <w:spacing w:after="300" w:line="240" w:lineRule="auto"/>
         <w:rPr>
-          <w:rFonts w:ascii="Times New Roman" w:hAnsi="Times New Roman" w:cs="Times New Roman"/>
-          <w:kern w:val="0"/>
-          <w14:ligatures w14:val="none"/>
-        </w:rPr>
-      </w:pPr>
-      <w:r>
-        <w:rPr>
-          <w:rFonts w:ascii="Times New Roman" w:hAnsi="Times New Roman" w:cs="Times New Roman"/>
+          <w:rFonts w:cs="Times New Roman"/>
+          <w:kern w:val="0"/>
+          <w14:ligatures w14:val="none"/>
+        </w:rPr>
+      </w:pPr>
+      <w:r>
+        <w:rPr>
+          <w:rFonts w:cs="Times New Roman"/>
           <w:kern w:val="0"/>
           <w14:ligatures w14:val="none"/>
         </w:rPr>
@@ -3154,15 +3125,23 @@
       </w:r>
       <w:r>
         <w:rPr>
-          <w:rFonts w:ascii="Times New Roman" w:hAnsi="Times New Roman" w:cs="Times New Roman"/>
-          <w:kern w:val="0"/>
-          <w14:ligatures w14:val="none"/>
-        </w:rPr>
-        <w:t> wishes to cancel a booking</w:t>
-      </w:r>
-      <w:r>
-        <w:rPr>
-          <w:rFonts w:ascii="Times New Roman" w:hAnsi="Times New Roman" w:cs="Times New Roman"/>
+          <w:rFonts w:cs="Times New Roman"/>
+          <w:kern w:val="0"/>
+          <w14:ligatures w14:val="none"/>
+        </w:rPr>
+        <w:t xml:space="preserve"> wishes to cancel </w:t>
+      </w:r>
+      <w:r>
+        <w:rPr>
+          <w:rFonts w:cs="Times New Roman"/>
+          <w:kern w:val="0"/>
+          <w14:ligatures w14:val="none"/>
+        </w:rPr>
+        <w:t>the booking</w:t>
+      </w:r>
+      <w:r>
+        <w:rPr>
+          <w:rFonts w:cs="Times New Roman"/>
           <w:kern w:val="0"/>
           <w14:ligatures w14:val="none"/>
         </w:rPr>
@@ -3170,7 +3149,7 @@
       </w:r>
       <w:r>
         <w:rPr>
-          <w:rFonts w:ascii="Times New Roman" w:hAnsi="Times New Roman" w:cs="Times New Roman"/>
+          <w:rFonts w:cs="Times New Roman"/>
           <w:kern w:val="0"/>
           <w14:ligatures w14:val="none"/>
         </w:rPr>
@@ -3178,7 +3157,7 @@
       </w:r>
       <w:r>
         <w:rPr>
-          <w:rFonts w:ascii="Times New Roman" w:hAnsi="Times New Roman" w:cs="Times New Roman"/>
+          <w:rFonts w:cs="Times New Roman"/>
           <w:kern w:val="0"/>
           <w14:ligatures w14:val="none"/>
         </w:rPr>
@@ -3186,7 +3165,7 @@
       </w:r>
       <w:r>
         <w:rPr>
-          <w:rFonts w:ascii="Times New Roman" w:hAnsi="Times New Roman" w:cs="Times New Roman"/>
+          <w:rFonts w:cs="Times New Roman"/>
           <w:kern w:val="0"/>
           <w14:ligatures w14:val="none"/>
         </w:rPr>
@@ -3194,7 +3173,7 @@
       </w:r>
       <w:r>
         <w:rPr>
-          <w:rFonts w:ascii="Times New Roman" w:hAnsi="Times New Roman" w:cs="Times New Roman"/>
+          <w:rFonts w:cs="Times New Roman"/>
           <w:kern w:val="0"/>
           <w14:ligatures w14:val="none"/>
         </w:rPr>
@@ -3202,7 +3181,7 @@
       </w:r>
       <w:r>
         <w:rPr>
-          <w:rFonts w:ascii="Times New Roman" w:hAnsi="Times New Roman" w:cs="Times New Roman"/>
+          <w:rFonts w:cs="Times New Roman"/>
           <w:kern w:val="0"/>
           <w14:ligatures w14:val="none"/>
         </w:rPr>
@@ -3210,7 +3189,7 @@
       </w:r>
       <w:r>
         <w:rPr>
-          <w:rFonts w:ascii="Times New Roman" w:hAnsi="Times New Roman" w:cs="Times New Roman"/>
+          <w:rFonts w:cs="Times New Roman"/>
           <w:kern w:val="0"/>
           <w14:ligatures w14:val="none"/>
         </w:rPr>
@@ -3218,7 +3197,7 @@
       </w:r>
       <w:r>
         <w:rPr>
-          <w:rFonts w:ascii="Times New Roman" w:hAnsi="Times New Roman" w:cs="Times New Roman"/>
+          <w:rFonts w:cs="Times New Roman"/>
           <w:kern w:val="0"/>
           <w14:ligatures w14:val="none"/>
         </w:rPr>
@@ -3226,7 +3205,7 @@
       </w:r>
       <w:r>
         <w:rPr>
-          <w:rFonts w:ascii="Times New Roman" w:hAnsi="Times New Roman" w:cs="Times New Roman"/>
+          <w:rFonts w:cs="Times New Roman"/>
           <w:kern w:val="0"/>
           <w14:ligatures w14:val="none"/>
         </w:rPr>
@@ -3234,7 +3213,7 @@
       </w:r>
       <w:r>
         <w:rPr>
-          <w:rFonts w:ascii="Times New Roman" w:hAnsi="Times New Roman" w:cs="Times New Roman"/>
+          <w:rFonts w:cs="Times New Roman"/>
           <w:kern w:val="0"/>
           <w14:ligatures w14:val="none"/>
         </w:rPr>
@@ -3242,7 +3221,7 @@
       </w:r>
       <w:r>
         <w:rPr>
-          <w:rFonts w:ascii="Times New Roman" w:hAnsi="Times New Roman" w:cs="Times New Roman"/>
+          <w:rFonts w:cs="Times New Roman"/>
           <w:kern w:val="0"/>
           <w14:ligatures w14:val="none"/>
         </w:rPr>
@@ -3250,7 +3229,7 @@
       </w:r>
       <w:r>
         <w:rPr>
-          <w:rFonts w:ascii="Times New Roman" w:hAnsi="Times New Roman" w:cs="Times New Roman"/>
+          <w:rFonts w:cs="Times New Roman"/>
           <w:kern w:val="0"/>
           <w14:ligatures w14:val="none"/>
         </w:rPr>
@@ -3258,7 +3237,7 @@
       </w:r>
       <w:r>
         <w:rPr>
-          <w:rFonts w:ascii="Times New Roman" w:hAnsi="Times New Roman" w:cs="Times New Roman"/>
+          <w:rFonts w:cs="Times New Roman"/>
           <w:kern w:val="0"/>
           <w14:ligatures w14:val="none"/>
         </w:rPr>
@@ -3266,7 +3245,7 @@
       </w:r>
       <w:r>
         <w:rPr>
-          <w:rFonts w:ascii="Times New Roman" w:hAnsi="Times New Roman" w:cs="Times New Roman"/>
+          <w:rFonts w:cs="Times New Roman"/>
           <w:kern w:val="0"/>
           <w14:ligatures w14:val="none"/>
         </w:rPr>
@@ -3274,7 +3253,7 @@
       </w:r>
       <w:r>
         <w:rPr>
-          <w:rFonts w:ascii="Times New Roman" w:hAnsi="Times New Roman" w:cs="Times New Roman"/>
+          <w:rFonts w:cs="Times New Roman"/>
           <w:kern w:val="0"/>
           <w14:ligatures w14:val="none"/>
         </w:rPr>
@@ -3282,7 +3261,7 @@
       </w:r>
       <w:r>
         <w:rPr>
-          <w:rFonts w:ascii="Times New Roman" w:hAnsi="Times New Roman" w:cs="Times New Roman"/>
+          <w:rFonts w:cs="Times New Roman"/>
           <w:kern w:val="0"/>
           <w14:ligatures w14:val="none"/>
         </w:rPr>
@@ -3290,7 +3269,7 @@
       </w:r>
       <w:r>
         <w:rPr>
-          <w:rFonts w:ascii="Times New Roman" w:hAnsi="Times New Roman" w:cs="Times New Roman"/>
+          <w:rFonts w:cs="Times New Roman"/>
           <w:kern w:val="0"/>
           <w14:ligatures w14:val="none"/>
         </w:rPr>
@@ -3298,7 +3277,7 @@
       </w:r>
       <w:r>
         <w:rPr>
-          <w:rFonts w:ascii="Times New Roman" w:hAnsi="Times New Roman" w:cs="Times New Roman"/>
+          <w:rFonts w:cs="Times New Roman"/>
           <w:kern w:val="0"/>
           <w14:ligatures w14:val="none"/>
         </w:rPr>
@@ -3306,7 +3285,7 @@
       </w:r>
       <w:r>
         <w:rPr>
-          <w:rFonts w:ascii="Times New Roman" w:hAnsi="Times New Roman" w:cs="Times New Roman"/>
+          <w:rFonts w:cs="Times New Roman"/>
           <w:kern w:val="0"/>
           <w14:ligatures w14:val="none"/>
         </w:rPr>
@@ -3314,7 +3293,7 @@
       </w:r>
       <w:r>
         <w:rPr>
-          <w:rFonts w:ascii="Times New Roman" w:hAnsi="Times New Roman" w:cs="Times New Roman"/>
+          <w:rFonts w:cs="Times New Roman"/>
           <w:kern w:val="0"/>
           <w14:ligatures w14:val="none"/>
         </w:rPr>
@@ -3322,7 +3301,7 @@
       </w:r>
       <w:r>
         <w:rPr>
-          <w:rFonts w:ascii="Times New Roman" w:hAnsi="Times New Roman" w:cs="Times New Roman"/>
+          <w:rFonts w:cs="Times New Roman"/>
           <w:kern w:val="0"/>
           <w14:ligatures w14:val="none"/>
         </w:rPr>
@@ -3330,7 +3309,7 @@
       </w:r>
       <w:r>
         <w:rPr>
-          <w:rFonts w:ascii="Times New Roman" w:hAnsi="Times New Roman" w:cs="Times New Roman"/>
+          <w:rFonts w:cs="Times New Roman"/>
           <w:kern w:val="0"/>
           <w14:ligatures w14:val="none"/>
         </w:rPr>
@@ -3338,7 +3317,7 @@
       </w:r>
       <w:r>
         <w:rPr>
-          <w:rFonts w:ascii="Times New Roman" w:hAnsi="Times New Roman" w:cs="Times New Roman"/>
+          <w:rFonts w:cs="Times New Roman"/>
           <w:kern w:val="0"/>
           <w14:ligatures w14:val="none"/>
         </w:rPr>
@@ -3346,7 +3325,7 @@
       </w:r>
       <w:r>
         <w:rPr>
-          <w:rFonts w:ascii="Times New Roman" w:hAnsi="Times New Roman" w:cs="Times New Roman"/>
+          <w:rFonts w:cs="Times New Roman"/>
           <w:kern w:val="0"/>
           <w14:ligatures w14:val="none"/>
         </w:rPr>
@@ -3354,7 +3333,7 @@
       </w:r>
       <w:r>
         <w:rPr>
-          <w:rFonts w:ascii="Times New Roman" w:hAnsi="Times New Roman" w:cs="Times New Roman"/>
+          <w:rFonts w:cs="Times New Roman"/>
           <w:kern w:val="0"/>
           <w14:ligatures w14:val="none"/>
         </w:rPr>
@@ -3362,7 +3341,7 @@
       </w:r>
       <w:r>
         <w:rPr>
-          <w:rFonts w:ascii="Times New Roman" w:hAnsi="Times New Roman" w:cs="Times New Roman"/>
+          <w:rFonts w:cs="Times New Roman"/>
           <w:kern w:val="0"/>
           <w14:ligatures w14:val="none"/>
         </w:rPr>
@@ -3370,7 +3349,7 @@
       </w:r>
       <w:r>
         <w:rPr>
-          <w:rFonts w:ascii="Times New Roman" w:hAnsi="Times New Roman" w:cs="Times New Roman"/>
+          <w:rFonts w:cs="Times New Roman"/>
           <w:kern w:val="0"/>
           <w14:ligatures w14:val="none"/>
         </w:rPr>
@@ -3378,7 +3357,7 @@
       </w:r>
       <w:r>
         <w:rPr>
-          <w:rFonts w:ascii="Times New Roman" w:hAnsi="Times New Roman" w:cs="Times New Roman"/>
+          <w:rFonts w:cs="Times New Roman"/>
           <w:kern w:val="0"/>
           <w14:ligatures w14:val="none"/>
         </w:rPr>
@@ -3386,7 +3365,7 @@
       </w:r>
       <w:r>
         <w:rPr>
-          <w:rFonts w:ascii="Times New Roman" w:hAnsi="Times New Roman" w:cs="Times New Roman"/>
+          <w:rFonts w:cs="Times New Roman"/>
           <w:kern w:val="0"/>
           <w14:ligatures w14:val="none"/>
         </w:rPr>
@@ -3394,7 +3373,7 @@
       </w:r>
       <w:r>
         <w:rPr>
-          <w:rFonts w:ascii="Times New Roman" w:hAnsi="Times New Roman" w:cs="Times New Roman"/>
+          <w:rFonts w:cs="Times New Roman"/>
           <w:kern w:val="0"/>
           <w14:ligatures w14:val="none"/>
         </w:rPr>
@@ -3402,7 +3381,7 @@
       </w:r>
       <w:r>
         <w:rPr>
-          <w:rFonts w:ascii="Times New Roman" w:hAnsi="Times New Roman" w:cs="Times New Roman"/>
+          <w:rFonts w:cs="Times New Roman"/>
           <w:kern w:val="0"/>
           <w14:ligatures w14:val="none"/>
         </w:rPr>
@@ -3411,54 +3390,9 @@
     </w:p>
     <w:p>
       <w:pPr>
-        <w:spacing w:before="240" w:after="240" w:line="240" w:lineRule="auto"/>
-        <w:outlineLvl w:val="2"/>
-        <w:rPr>
-          <w:rFonts w:ascii="Times New Roman" w:eastAsia="Times New Roman" w:hAnsi="Times New Roman" w:cs="Times New Roman"/>
-          <w:b/>
-          <w:bCs/>
-          <w:color w:val="006248"/>
-          <w:kern w:val="0"/>
-          <w14:ligatures w14:val="none"/>
-        </w:rPr>
-      </w:pPr>
-    </w:p>
-    <w:p>
-      <w:pPr>
-        <w:spacing w:before="240" w:after="240" w:line="240" w:lineRule="auto"/>
-        <w:outlineLvl w:val="2"/>
-        <w:rPr>
-          <w:rFonts w:ascii="Times New Roman" w:eastAsia="Times New Roman" w:hAnsi="Times New Roman" w:cs="Times New Roman"/>
-          <w:b/>
-          <w:bCs/>
-          <w:color w:val="006248"/>
-          <w:kern w:val="0"/>
-          <w14:ligatures w14:val="none"/>
-        </w:rPr>
-      </w:pPr>
-    </w:p>
-    <w:p>
-      <w:pPr>
-        <w:spacing w:before="240" w:after="240" w:line="240" w:lineRule="auto"/>
-        <w:outlineLvl w:val="2"/>
-        <w:rPr>
-          <w:rFonts w:ascii="Times New Roman" w:eastAsia="Times New Roman" w:hAnsi="Times New Roman" w:cs="Times New Roman"/>
-          <w:b/>
-          <w:bCs/>
-          <w:color w:val="006248"/>
-          <w:kern w:val="0"/>
-          <w14:ligatures w14:val="none"/>
-        </w:rPr>
-      </w:pPr>
-      <w:r>
-        <w:rPr>
-          <w:rFonts w:ascii="Times New Roman" w:eastAsia="Times New Roman" w:hAnsi="Times New Roman" w:cs="Times New Roman"/>
-          <w:b/>
-          <w:bCs/>
-          <w:color w:val="006248"/>
-          <w:kern w:val="0"/>
-          <w14:ligatures w14:val="none"/>
-        </w:rPr>
+        <w:pStyle w:val="Heading2"/>
+      </w:pPr>
+      <w:r>
         <w:t>Parties, Functions, Weddings etc.</w:t>
       </w:r>
     </w:p>
@@ -3466,14 +3400,14 @@
       <w:pPr>
         <w:spacing w:after="300" w:line="240" w:lineRule="auto"/>
         <w:rPr>
-          <w:rFonts w:ascii="Times New Roman" w:hAnsi="Times New Roman" w:cs="Times New Roman"/>
-          <w:kern w:val="0"/>
-          <w14:ligatures w14:val="none"/>
-        </w:rPr>
-      </w:pPr>
-      <w:r>
-        <w:rPr>
-          <w:rFonts w:ascii="Times New Roman" w:hAnsi="Times New Roman" w:cs="Times New Roman"/>
+          <w:rFonts w:cs="Times New Roman"/>
+          <w:kern w:val="0"/>
+          <w14:ligatures w14:val="none"/>
+        </w:rPr>
+      </w:pPr>
+      <w:r>
+        <w:rPr>
+          <w:rFonts w:cs="Times New Roman"/>
           <w:kern w:val="0"/>
           <w14:ligatures w14:val="none"/>
         </w:rPr>
@@ -3481,7 +3415,7 @@
       </w:r>
       <w:r>
         <w:rPr>
-          <w:rFonts w:ascii="Times New Roman" w:hAnsi="Times New Roman" w:cs="Times New Roman"/>
+          <w:rFonts w:cs="Times New Roman"/>
           <w:kern w:val="0"/>
           <w14:ligatures w14:val="none"/>
         </w:rPr>
@@ -3489,7 +3423,7 @@
       </w:r>
       <w:r>
         <w:rPr>
-          <w:rFonts w:ascii="Times New Roman" w:hAnsi="Times New Roman" w:cs="Times New Roman"/>
+          <w:rFonts w:cs="Times New Roman"/>
           <w:kern w:val="0"/>
           <w14:ligatures w14:val="none"/>
         </w:rPr>
@@ -3497,7 +3431,7 @@
       </w:r>
       <w:r>
         <w:rPr>
-          <w:rFonts w:ascii="Times New Roman" w:hAnsi="Times New Roman" w:cs="Times New Roman"/>
+          <w:rFonts w:cs="Times New Roman"/>
           <w:kern w:val="0"/>
           <w14:ligatures w14:val="none"/>
         </w:rPr>
@@ -3505,42 +3439,33 @@
       </w:r>
       <w:r>
         <w:rPr>
-          <w:rFonts w:ascii="Times New Roman" w:hAnsi="Times New Roman" w:cs="Times New Roman"/>
+          <w:rFonts w:cs="Times New Roman"/>
           <w:kern w:val="0"/>
           <w14:ligatures w14:val="none"/>
         </w:rPr>
         <w:t xml:space="preserve"> In addition to the agreed hire charge for parties and functions etc. a security deposit of a minimum of £100 will also be required. This deposit is held against any potential damage or loss incurred to the premises and/or contents by the Hirer or Persons associated with the activity/event.</w:t>
       </w:r>
-      <w:r>
-        <w:rPr>
-          <w:rFonts w:ascii="Times New Roman" w:hAnsi="Times New Roman" w:cs="Times New Roman"/>
-          <w:kern w:val="0"/>
-          <w14:ligatures w14:val="none"/>
-        </w:rPr>
-        <w:t>P</w:t>
-      </w:r>
     </w:p>
     <w:p>
       <w:pPr>
         <w:spacing w:after="300" w:line="240" w:lineRule="auto"/>
         <w:rPr>
-          <w:rFonts w:ascii="Times New Roman" w:hAnsi="Times New Roman" w:cs="Times New Roman"/>
-          <w:kern w:val="0"/>
-          <w14:ligatures w14:val="none"/>
-        </w:rPr>
-      </w:pPr>
-      <w:r>
-        <w:rPr>
-          <w:rFonts w:ascii="Times New Roman" w:hAnsi="Times New Roman" w:cs="Times New Roman"/>
-          <w:kern w:val="0"/>
-          <w14:ligatures w14:val="none"/>
-        </w:rPr>
-        <w:lastRenderedPageBreak/>
+          <w:rFonts w:cs="Times New Roman"/>
+          <w:kern w:val="0"/>
+          <w14:ligatures w14:val="none"/>
+        </w:rPr>
+      </w:pPr>
+      <w:r>
+        <w:rPr>
+          <w:rFonts w:cs="Times New Roman"/>
+          <w:kern w:val="0"/>
+          <w14:ligatures w14:val="none"/>
+        </w:rPr>
         <w:t xml:space="preserve">The </w:t>
       </w:r>
       <w:r>
         <w:rPr>
-          <w:rFonts w:ascii="Times New Roman" w:hAnsi="Times New Roman" w:cs="Times New Roman"/>
+          <w:rFonts w:cs="Times New Roman"/>
           <w:kern w:val="0"/>
           <w14:ligatures w14:val="none"/>
         </w:rPr>
@@ -3548,15 +3473,31 @@
       </w:r>
       <w:r>
         <w:rPr>
-          <w:rFonts w:ascii="Times New Roman" w:hAnsi="Times New Roman" w:cs="Times New Roman"/>
-          <w:kern w:val="0"/>
-          <w14:ligatures w14:val="none"/>
-        </w:rPr>
-        <w:t xml:space="preserve"> Committee reserves the right to increase the amount of the security deposit at their discretion. The Security deposit will normally be repaid in full within 14 Days after </w:t>
-      </w:r>
-      <w:r>
-        <w:rPr>
-          <w:rFonts w:ascii="Times New Roman" w:hAnsi="Times New Roman" w:cs="Times New Roman"/>
+          <w:rFonts w:cs="Times New Roman"/>
+          <w:kern w:val="0"/>
+          <w14:ligatures w14:val="none"/>
+        </w:rPr>
+        <w:t xml:space="preserve"> Committee reserves the right to increase the amount of </w:t>
+      </w:r>
+      <w:r>
+        <w:rPr>
+          <w:rFonts w:cs="Times New Roman"/>
+          <w:kern w:val="0"/>
+          <w14:ligatures w14:val="none"/>
+        </w:rPr>
+        <w:t>security</w:t>
+      </w:r>
+      <w:r>
+        <w:rPr>
+          <w:rFonts w:cs="Times New Roman"/>
+          <w:kern w:val="0"/>
+          <w14:ligatures w14:val="none"/>
+        </w:rPr>
+        <w:t xml:space="preserve"> deposit at their discretion. The Security deposit will normally be repaid in full within 14 Days after </w:t>
+      </w:r>
+      <w:r>
+        <w:rPr>
+          <w:rFonts w:cs="Times New Roman"/>
           <w:kern w:val="0"/>
           <w14:ligatures w14:val="none"/>
         </w:rPr>
@@ -3564,7 +3505,7 @@
       </w:r>
       <w:r>
         <w:rPr>
-          <w:rFonts w:ascii="Times New Roman" w:hAnsi="Times New Roman" w:cs="Times New Roman"/>
+          <w:rFonts w:cs="Times New Roman"/>
           <w:kern w:val="0"/>
           <w14:ligatures w14:val="none"/>
         </w:rPr>
@@ -3572,7 +3513,7 @@
       </w:r>
       <w:r>
         <w:rPr>
-          <w:rFonts w:ascii="Times New Roman" w:hAnsi="Times New Roman" w:cs="Times New Roman"/>
+          <w:rFonts w:cs="Times New Roman"/>
           <w:kern w:val="0"/>
           <w14:ligatures w14:val="none"/>
         </w:rPr>
@@ -3580,15 +3521,33 @@
       </w:r>
       <w:r>
         <w:rPr>
-          <w:rFonts w:ascii="Times New Roman" w:hAnsi="Times New Roman" w:cs="Times New Roman"/>
-          <w:kern w:val="0"/>
-          <w14:ligatures w14:val="none"/>
-        </w:rPr>
-        <w:t xml:space="preserve"> the extra cleaning will be deducted before any refund is given. Should the cost of repair, replacement etc, exceed the total of the security deposit paid, the </w:t>
-      </w:r>
-      <w:r>
-        <w:rPr>
-          <w:rFonts w:ascii="Times New Roman" w:hAnsi="Times New Roman" w:cs="Times New Roman"/>
+          <w:rFonts w:cs="Times New Roman"/>
+          <w:kern w:val="0"/>
+          <w14:ligatures w14:val="none"/>
+        </w:rPr>
+        <w:t xml:space="preserve"> the extra cleaning will be deducted before any refund is given. Should the cost of repair, replacement </w:t>
+      </w:r>
+      <w:proofErr w:type="spellStart"/>
+      <w:r>
+        <w:rPr>
+          <w:rFonts w:cs="Times New Roman"/>
+          <w:kern w:val="0"/>
+          <w14:ligatures w14:val="none"/>
+        </w:rPr>
+        <w:t>etc</w:t>
+      </w:r>
+      <w:proofErr w:type="spellEnd"/>
+      <w:r>
+        <w:rPr>
+          <w:rFonts w:cs="Times New Roman"/>
+          <w:kern w:val="0"/>
+          <w14:ligatures w14:val="none"/>
+        </w:rPr>
+        <w:t xml:space="preserve">, exceed the total of the security deposit paid, the </w:t>
+      </w:r>
+      <w:r>
+        <w:rPr>
+          <w:rFonts w:cs="Times New Roman"/>
           <w:kern w:val="0"/>
           <w14:ligatures w14:val="none"/>
         </w:rPr>
@@ -3596,7 +3555,7 @@
       </w:r>
       <w:r>
         <w:rPr>
-          <w:rFonts w:ascii="Times New Roman" w:hAnsi="Times New Roman" w:cs="Times New Roman"/>
+          <w:rFonts w:cs="Times New Roman"/>
           <w:kern w:val="0"/>
           <w14:ligatures w14:val="none"/>
         </w:rPr>
@@ -3605,56 +3564,19 @@
     </w:p>
     <w:p>
       <w:pPr>
-        <w:spacing w:after="300" w:line="240" w:lineRule="auto"/>
-        <w:rPr>
-          <w:rFonts w:ascii="Times New Roman" w:eastAsia="Times New Roman" w:hAnsi="Times New Roman" w:cs="Times New Roman"/>
-          <w:b/>
-          <w:bCs/>
-          <w:color w:val="006248"/>
-          <w:kern w:val="0"/>
-          <w14:ligatures w14:val="none"/>
-        </w:rPr>
-      </w:pPr>
-    </w:p>
-    <w:p>
-      <w:pPr>
-        <w:spacing w:after="300" w:line="240" w:lineRule="auto"/>
-        <w:rPr>
-          <w:rFonts w:ascii="Times New Roman" w:eastAsia="Times New Roman" w:hAnsi="Times New Roman" w:cs="Times New Roman"/>
-          <w:b/>
-          <w:bCs/>
-          <w:color w:val="006248"/>
-          <w:kern w:val="0"/>
-          <w14:ligatures w14:val="none"/>
-        </w:rPr>
-      </w:pPr>
-      <w:r>
-        <w:rPr>
-          <w:rFonts w:ascii="Times New Roman" w:eastAsia="Times New Roman" w:hAnsi="Times New Roman" w:cs="Times New Roman"/>
-          <w:b/>
-          <w:bCs/>
-          <w:color w:val="006248"/>
-          <w:kern w:val="0"/>
-          <w14:ligatures w14:val="none"/>
-        </w:rPr>
+        <w:pStyle w:val="Heading2"/>
+      </w:pPr>
+      <w:r>
         <w:t xml:space="preserve">Internet </w:t>
       </w:r>
       <w:r>
-        <w:rPr>
-          <w:rFonts w:ascii="Times New Roman" w:eastAsia="Times New Roman" w:hAnsi="Times New Roman" w:cs="Times New Roman"/>
-          <w:b/>
-          <w:bCs/>
-          <w:color w:val="006248"/>
-          <w:kern w:val="0"/>
-          <w14:ligatures w14:val="none"/>
-        </w:rPr>
         <w:t>Usage</w:t>
       </w:r>
     </w:p>
     <w:p>
       <w:pPr>
         <w:rPr>
-          <w:rFonts w:ascii="Times New Roman" w:eastAsia="Times New Roman" w:hAnsi="Times New Roman" w:cs="Times New Roman"/>
+          <w:rFonts w:eastAsia="Times New Roman" w:cs="Times New Roman"/>
           <w:color w:val="000000"/>
           <w:kern w:val="0"/>
           <w14:ligatures w14:val="none"/>
@@ -3662,7 +3584,7 @@
       </w:pPr>
       <w:r>
         <w:rPr>
-          <w:rFonts w:ascii="Times New Roman" w:eastAsia="Times New Roman" w:hAnsi="Times New Roman" w:cs="Times New Roman"/>
+          <w:rFonts w:eastAsia="Times New Roman" w:cs="Times New Roman"/>
           <w:color w:val="000000"/>
           <w:kern w:val="0"/>
           <w14:ligatures w14:val="none"/>
@@ -3671,7 +3593,7 @@
       </w:r>
       <w:r>
         <w:rPr>
-          <w:rFonts w:ascii="Times New Roman" w:eastAsia="Times New Roman" w:hAnsi="Times New Roman" w:cs="Times New Roman"/>
+          <w:rFonts w:eastAsia="Times New Roman" w:cs="Times New Roman"/>
           <w:color w:val="000000"/>
           <w:kern w:val="0"/>
           <w14:ligatures w14:val="none"/>
@@ -3680,7 +3602,7 @@
       </w:r>
       <w:r>
         <w:rPr>
-          <w:rFonts w:ascii="Times New Roman" w:eastAsia="Times New Roman" w:hAnsi="Times New Roman" w:cs="Times New Roman"/>
+          <w:rFonts w:eastAsia="Times New Roman" w:cs="Times New Roman"/>
           <w:color w:val="000000"/>
           <w:kern w:val="0"/>
           <w14:ligatures w14:val="none"/>
@@ -3689,236 +3611,245 @@
       </w:r>
       <w:r>
         <w:rPr>
-          <w:rFonts w:ascii="Times New Roman" w:eastAsia="Times New Roman" w:hAnsi="Times New Roman" w:cs="Times New Roman"/>
+          <w:rFonts w:eastAsia="Times New Roman" w:cs="Times New Roman"/>
           <w:color w:val="000000"/>
           <w:kern w:val="0"/>
           <w14:ligatures w14:val="none"/>
         </w:rPr>
         <w:t xml:space="preserve">has a policy for the use of the internet whereby all users of </w:t>
       </w:r>
-      <w:proofErr w:type="spellStart"/>
-      <w:r>
-        <w:rPr>
-          <w:rFonts w:ascii="Times New Roman" w:eastAsia="Times New Roman" w:hAnsi="Times New Roman" w:cs="Times New Roman"/>
+      <w:r>
+        <w:rPr>
+          <w:rFonts w:eastAsia="Times New Roman" w:cs="Times New Roman"/>
           <w:color w:val="000000"/>
           <w:kern w:val="0"/>
           <w14:ligatures w14:val="none"/>
         </w:rPr>
-        <w:t>Craigrothie</w:t>
-      </w:r>
-      <w:proofErr w:type="spellEnd"/>
-      <w:r>
-        <w:rPr>
-          <w:rFonts w:ascii="Times New Roman" w:eastAsia="Times New Roman" w:hAnsi="Times New Roman" w:cs="Times New Roman"/>
+        <w:t>Craigrothie Village Hall</w:t>
+      </w:r>
+      <w:r>
+        <w:rPr>
+          <w:rFonts w:eastAsia="Times New Roman" w:cs="Times New Roman"/>
           <w:color w:val="000000"/>
           <w:kern w:val="0"/>
           <w14:ligatures w14:val="none"/>
         </w:rPr>
-        <w:t xml:space="preserve"> Village Hall</w:t>
-      </w:r>
-      <w:r>
-        <w:rPr>
-          <w:rFonts w:ascii="Times New Roman" w:eastAsia="Times New Roman" w:hAnsi="Times New Roman" w:cs="Times New Roman"/>
+        <w:t xml:space="preserve"> must ensure that they</w:t>
+      </w:r>
+      <w:r>
+        <w:rPr>
+          <w:rFonts w:eastAsia="Times New Roman" w:cs="Times New Roman"/>
           <w:color w:val="000000"/>
           <w:kern w:val="0"/>
           <w14:ligatures w14:val="none"/>
         </w:rPr>
-        <w:t xml:space="preserve"> must ensure that they</w:t>
-      </w:r>
-      <w:r>
-        <w:rPr>
-          <w:rFonts w:ascii="Times New Roman" w:eastAsia="Times New Roman" w:hAnsi="Times New Roman" w:cs="Times New Roman"/>
+        <w:t xml:space="preserve"> comply with current legislation, use the internet in an acceptable </w:t>
+      </w:r>
+      <w:r>
+        <w:rPr>
+          <w:rFonts w:eastAsia="Times New Roman" w:cs="Times New Roman"/>
           <w:color w:val="000000"/>
           <w:kern w:val="0"/>
           <w14:ligatures w14:val="none"/>
         </w:rPr>
-        <w:t xml:space="preserve"> comply with current legislation, use the internet in an acceptable </w:t>
-      </w:r>
-      <w:r>
-        <w:rPr>
-          <w:rFonts w:ascii="Times New Roman" w:eastAsia="Times New Roman" w:hAnsi="Times New Roman" w:cs="Times New Roman"/>
+        <w:t>way and do not create unnecessary risk to CVH by their misuse of the internet</w:t>
+      </w:r>
+      <w:r>
+        <w:rPr>
+          <w:rFonts w:eastAsia="Times New Roman" w:cs="Times New Roman"/>
           <w:color w:val="000000"/>
           <w:kern w:val="0"/>
           <w14:ligatures w14:val="none"/>
         </w:rPr>
-        <w:t>way and do not create unnecessary risk to CVH by their misuse of the internet</w:t>
-      </w:r>
-      <w:r>
-        <w:rPr>
-          <w:rFonts w:ascii="Times New Roman" w:eastAsia="Times New Roman" w:hAnsi="Times New Roman" w:cs="Times New Roman"/>
+        <w:t>.</w:t>
+      </w:r>
+    </w:p>
+    <w:p>
+      <w:pPr>
+        <w:rPr>
+          <w:rFonts w:cs="Times New Roman"/>
+          <w:kern w:val="0"/>
+          <w14:ligatures w14:val="none"/>
+        </w:rPr>
+      </w:pPr>
+      <w:r>
+        <w:rPr>
+          <w:rFonts w:cs="Times New Roman"/>
+          <w:kern w:val="0"/>
+          <w14:ligatures w14:val="none"/>
+        </w:rPr>
+        <w:t xml:space="preserve">It is the </w:t>
+      </w:r>
+      <w:r>
+        <w:rPr>
+          <w:rFonts w:cs="Times New Roman"/>
+          <w:kern w:val="0"/>
+          <w14:ligatures w14:val="none"/>
+        </w:rPr>
+        <w:t>Hirer</w:t>
+      </w:r>
+      <w:r>
+        <w:rPr>
+          <w:rFonts w:cs="Times New Roman"/>
+          <w:kern w:val="0"/>
+          <w14:ligatures w14:val="none"/>
+        </w:rPr>
+        <w:t>’s</w:t>
+      </w:r>
+      <w:r>
+        <w:rPr>
+          <w:rFonts w:cs="Times New Roman"/>
+          <w:kern w:val="0"/>
+          <w14:ligatures w14:val="none"/>
+        </w:rPr>
+        <w:t xml:space="preserve"> </w:t>
+      </w:r>
+      <w:r>
+        <w:rPr>
+          <w:rFonts w:cs="Times New Roman"/>
+          <w:kern w:val="0"/>
+          <w14:ligatures w14:val="none"/>
+        </w:rPr>
+        <w:t>responsibility</w:t>
+      </w:r>
+      <w:r>
+        <w:rPr>
+          <w:rFonts w:cs="Times New Roman"/>
+          <w:kern w:val="0"/>
+          <w14:ligatures w14:val="none"/>
+        </w:rPr>
+        <w:t xml:space="preserve"> </w:t>
+      </w:r>
+      <w:r>
+        <w:rPr>
+          <w:rFonts w:cs="Times New Roman"/>
+          <w:kern w:val="0"/>
+          <w14:ligatures w14:val="none"/>
+        </w:rPr>
+        <w:t xml:space="preserve">to </w:t>
+      </w:r>
+      <w:r>
+        <w:rPr>
+          <w:rFonts w:cs="Times New Roman"/>
+          <w:kern w:val="0"/>
+          <w14:ligatures w14:val="none"/>
+        </w:rPr>
+        <w:t>ensur</w:t>
+      </w:r>
+      <w:r>
+        <w:rPr>
+          <w:rFonts w:cs="Times New Roman"/>
+          <w:kern w:val="0"/>
+          <w14:ligatures w14:val="none"/>
+        </w:rPr>
+        <w:t>e</w:t>
+      </w:r>
+      <w:r>
+        <w:rPr>
+          <w:rFonts w:cs="Times New Roman"/>
+          <w:kern w:val="0"/>
+          <w14:ligatures w14:val="none"/>
+        </w:rPr>
+        <w:t xml:space="preserve"> </w:t>
+      </w:r>
+      <w:r>
+        <w:rPr>
+          <w:rFonts w:cs="Times New Roman"/>
+          <w:kern w:val="0"/>
+          <w14:ligatures w14:val="none"/>
+        </w:rPr>
+        <w:t xml:space="preserve">their attendees understand </w:t>
+      </w:r>
+      <w:r>
+        <w:rPr>
+          <w:rFonts w:cs="Times New Roman"/>
+          <w:kern w:val="0"/>
+          <w14:ligatures w14:val="none"/>
+        </w:rPr>
+        <w:t xml:space="preserve">and comply with the following conditions of use of the internet whilst </w:t>
+      </w:r>
+      <w:r>
+        <w:rPr>
+          <w:rFonts w:cs="Times New Roman"/>
+          <w:kern w:val="0"/>
+          <w14:ligatures w14:val="none"/>
+        </w:rPr>
+        <w:t>on CVH premises</w:t>
+      </w:r>
+      <w:r>
+        <w:rPr>
+          <w:rFonts w:cs="Times New Roman"/>
+          <w:kern w:val="0"/>
+          <w14:ligatures w14:val="none"/>
+        </w:rPr>
+        <w:t>:</w:t>
+      </w:r>
+    </w:p>
+    <w:p>
+      <w:pPr>
+        <w:rPr>
+          <w:rFonts w:cs="Times New Roman"/>
+          <w:kern w:val="0"/>
+          <w14:ligatures w14:val="none"/>
+        </w:rPr>
+      </w:pPr>
+      <w:r>
+        <w:rPr>
+          <w:rFonts w:cs="Times New Roman"/>
+          <w:kern w:val="0"/>
+          <w14:ligatures w14:val="none"/>
+        </w:rPr>
+        <w:t xml:space="preserve">Attendees </w:t>
+      </w:r>
+      <w:r>
+        <w:rPr>
+          <w:rFonts w:cs="Times New Roman"/>
+          <w:kern w:val="0"/>
+          <w14:ligatures w14:val="none"/>
+        </w:rPr>
+        <w:t xml:space="preserve">must not participate </w:t>
+      </w:r>
+      <w:r>
+        <w:rPr>
+          <w:rFonts w:eastAsia="Times New Roman" w:cs="Times New Roman"/>
           <w:color w:val="000000"/>
           <w:kern w:val="0"/>
           <w14:ligatures w14:val="none"/>
         </w:rPr>
-        <w:t>.</w:t>
-      </w:r>
-    </w:p>
-    <w:p>
-      <w:pPr>
-        <w:rPr>
-          <w:rFonts w:ascii="Times New Roman" w:hAnsi="Times New Roman" w:cs="Times New Roman"/>
-          <w:kern w:val="0"/>
-          <w14:ligatures w14:val="none"/>
-        </w:rPr>
-      </w:pPr>
-      <w:r>
-        <w:rPr>
-          <w:rFonts w:ascii="Times New Roman" w:hAnsi="Times New Roman" w:cs="Times New Roman"/>
-          <w:kern w:val="0"/>
-          <w14:ligatures w14:val="none"/>
-        </w:rPr>
-        <w:t xml:space="preserve">It is the </w:t>
-      </w:r>
-      <w:r>
-        <w:rPr>
-          <w:rFonts w:ascii="Times New Roman" w:hAnsi="Times New Roman" w:cs="Times New Roman"/>
-          <w:kern w:val="0"/>
-          <w14:ligatures w14:val="none"/>
-        </w:rPr>
-        <w:t>Hirer</w:t>
-      </w:r>
-      <w:r>
-        <w:rPr>
-          <w:rFonts w:ascii="Times New Roman" w:hAnsi="Times New Roman" w:cs="Times New Roman"/>
-          <w:kern w:val="0"/>
-          <w14:ligatures w14:val="none"/>
-        </w:rPr>
-        <w:t>’s</w:t>
-      </w:r>
-      <w:r>
-        <w:rPr>
-          <w:rFonts w:ascii="Times New Roman" w:hAnsi="Times New Roman" w:cs="Times New Roman"/>
-          <w:kern w:val="0"/>
-          <w14:ligatures w14:val="none"/>
-        </w:rPr>
-        <w:t xml:space="preserve"> </w:t>
-      </w:r>
-      <w:r>
-        <w:rPr>
-          <w:rFonts w:ascii="Times New Roman" w:hAnsi="Times New Roman" w:cs="Times New Roman"/>
-          <w:kern w:val="0"/>
-          <w14:ligatures w14:val="none"/>
-        </w:rPr>
-        <w:t>responsibility</w:t>
-      </w:r>
-      <w:r>
-        <w:rPr>
-          <w:rFonts w:ascii="Times New Roman" w:hAnsi="Times New Roman" w:cs="Times New Roman"/>
-          <w:kern w:val="0"/>
-          <w14:ligatures w14:val="none"/>
-        </w:rPr>
-        <w:t xml:space="preserve"> </w:t>
-      </w:r>
-      <w:r>
-        <w:rPr>
-          <w:rFonts w:ascii="Times New Roman" w:hAnsi="Times New Roman" w:cs="Times New Roman"/>
-          <w:kern w:val="0"/>
-          <w14:ligatures w14:val="none"/>
-        </w:rPr>
-        <w:t xml:space="preserve">to </w:t>
-      </w:r>
-      <w:r>
-        <w:rPr>
-          <w:rFonts w:ascii="Times New Roman" w:hAnsi="Times New Roman" w:cs="Times New Roman"/>
-          <w:kern w:val="0"/>
-          <w14:ligatures w14:val="none"/>
-        </w:rPr>
-        <w:t>ensur</w:t>
-      </w:r>
-      <w:r>
-        <w:rPr>
-          <w:rFonts w:ascii="Times New Roman" w:hAnsi="Times New Roman" w:cs="Times New Roman"/>
-          <w:kern w:val="0"/>
-          <w14:ligatures w14:val="none"/>
-        </w:rPr>
-        <w:t>e</w:t>
-      </w:r>
-      <w:r>
-        <w:rPr>
-          <w:rFonts w:ascii="Times New Roman" w:hAnsi="Times New Roman" w:cs="Times New Roman"/>
-          <w:kern w:val="0"/>
-          <w14:ligatures w14:val="none"/>
-        </w:rPr>
-        <w:t xml:space="preserve"> </w:t>
-      </w:r>
-      <w:r>
-        <w:rPr>
-          <w:rFonts w:ascii="Times New Roman" w:hAnsi="Times New Roman" w:cs="Times New Roman"/>
-          <w:kern w:val="0"/>
-          <w14:ligatures w14:val="none"/>
-        </w:rPr>
-        <w:t xml:space="preserve">their attendees understand </w:t>
-      </w:r>
-      <w:r>
-        <w:rPr>
-          <w:rFonts w:ascii="Times New Roman" w:hAnsi="Times New Roman" w:cs="Times New Roman"/>
-          <w:kern w:val="0"/>
-          <w14:ligatures w14:val="none"/>
-        </w:rPr>
-        <w:t xml:space="preserve">and comply with the following conditions of use of the internet whilst </w:t>
-      </w:r>
-      <w:r>
-        <w:rPr>
-          <w:rFonts w:ascii="Times New Roman" w:hAnsi="Times New Roman" w:cs="Times New Roman"/>
-          <w:kern w:val="0"/>
-          <w14:ligatures w14:val="none"/>
-        </w:rPr>
-        <w:t>on CVH premises</w:t>
-      </w:r>
-      <w:r>
-        <w:rPr>
-          <w:rFonts w:ascii="Times New Roman" w:hAnsi="Times New Roman" w:cs="Times New Roman"/>
-          <w:kern w:val="0"/>
-          <w14:ligatures w14:val="none"/>
-        </w:rPr>
-        <w:t>:</w:t>
-      </w:r>
-    </w:p>
-    <w:p>
-      <w:pPr>
-        <w:rPr>
-          <w:rFonts w:ascii="Times New Roman" w:hAnsi="Times New Roman" w:cs="Times New Roman"/>
-          <w:kern w:val="0"/>
-          <w14:ligatures w14:val="none"/>
-        </w:rPr>
-      </w:pPr>
-      <w:r>
-        <w:rPr>
-          <w:rFonts w:ascii="Times New Roman" w:hAnsi="Times New Roman" w:cs="Times New Roman"/>
-          <w:kern w:val="0"/>
-          <w14:ligatures w14:val="none"/>
-        </w:rPr>
-        <w:t xml:space="preserve">Attendees </w:t>
-      </w:r>
-      <w:r>
-        <w:rPr>
-          <w:rFonts w:ascii="Times New Roman" w:hAnsi="Times New Roman" w:cs="Times New Roman"/>
-          <w:kern w:val="0"/>
-          <w14:ligatures w14:val="none"/>
-        </w:rPr>
-        <w:t xml:space="preserve">must not participate </w:t>
-      </w:r>
-      <w:r>
-        <w:rPr>
-          <w:rFonts w:ascii="Times New Roman" w:eastAsia="Times New Roman" w:hAnsi="Times New Roman" w:cs="Times New Roman"/>
+        <w:t>in any of the</w:t>
+      </w:r>
+      <w:r>
+        <w:rPr>
+          <w:rFonts w:eastAsia="Times New Roman" w:cs="Times New Roman"/>
           <w:color w:val="000000"/>
           <w:kern w:val="0"/>
           <w14:ligatures w14:val="none"/>
         </w:rPr>
-        <w:t>in any of the</w:t>
-      </w:r>
-      <w:r>
-        <w:rPr>
-          <w:rFonts w:ascii="Times New Roman" w:eastAsia="Times New Roman" w:hAnsi="Times New Roman" w:cs="Times New Roman"/>
+        <w:t xml:space="preserve"> following actions as they are deemed to </w:t>
+      </w:r>
+      <w:proofErr w:type="gramStart"/>
+      <w:r>
+        <w:rPr>
+          <w:rFonts w:eastAsia="Times New Roman" w:cs="Times New Roman"/>
           <w:color w:val="000000"/>
           <w:kern w:val="0"/>
           <w14:ligatures w14:val="none"/>
         </w:rPr>
-        <w:t xml:space="preserve"> following actions as they are deemed to be unacceptable </w:t>
-      </w:r>
-      <w:r>
-        <w:rPr>
-          <w:rFonts w:ascii="Times New Roman" w:eastAsia="Times New Roman" w:hAnsi="Times New Roman" w:cs="Times New Roman"/>
+        <w:t>be</w:t>
+      </w:r>
+      <w:proofErr w:type="gramEnd"/>
+      <w:r>
+        <w:rPr>
+          <w:rFonts w:eastAsia="Times New Roman" w:cs="Times New Roman"/>
+          <w:color w:val="000000"/>
+          <w:kern w:val="0"/>
+          <w14:ligatures w14:val="none"/>
+        </w:rPr>
+        <w:t xml:space="preserve"> unacceptable </w:t>
+      </w:r>
+      <w:r>
+        <w:rPr>
+          <w:rFonts w:eastAsia="Times New Roman" w:cs="Times New Roman"/>
           <w:color w:val="000000"/>
           <w:kern w:val="0"/>
           <w14:ligatures w14:val="none"/>
@@ -3935,7 +3866,7 @@
         </w:numPr>
         <w:spacing w:after="0" w:line="240" w:lineRule="auto"/>
         <w:rPr>
-          <w:rFonts w:ascii="Times New Roman" w:eastAsia="Times New Roman" w:hAnsi="Times New Roman" w:cs="Times New Roman"/>
+          <w:rFonts w:eastAsia="Times New Roman" w:cs="Times New Roman"/>
           <w:color w:val="000000"/>
           <w:kern w:val="0"/>
           <w14:ligatures w14:val="none"/>
@@ -3943,7 +3874,7 @@
       </w:pPr>
       <w:r>
         <w:rPr>
-          <w:rFonts w:ascii="Times New Roman" w:eastAsia="Times New Roman" w:hAnsi="Times New Roman" w:cs="Times New Roman"/>
+          <w:rFonts w:eastAsia="Times New Roman" w:cs="Times New Roman"/>
           <w:color w:val="000000"/>
           <w:kern w:val="0"/>
           <w14:ligatures w14:val="none"/>
@@ -3952,7 +3883,7 @@
       </w:r>
       <w:r>
         <w:rPr>
-          <w:rFonts w:ascii="Times New Roman" w:eastAsia="Times New Roman" w:hAnsi="Times New Roman" w:cs="Times New Roman"/>
+          <w:rFonts w:eastAsia="Times New Roman" w:cs="Times New Roman"/>
           <w:color w:val="000000"/>
           <w:kern w:val="0"/>
           <w14:ligatures w14:val="none"/>
@@ -3961,7 +3892,7 @@
       </w:r>
       <w:r>
         <w:rPr>
-          <w:rFonts w:ascii="Times New Roman" w:eastAsia="Times New Roman" w:hAnsi="Times New Roman" w:cs="Times New Roman"/>
+          <w:rFonts w:eastAsia="Times New Roman" w:cs="Times New Roman"/>
           <w:color w:val="000000"/>
           <w:kern w:val="0"/>
           <w14:ligatures w14:val="none"/>
@@ -3970,7 +3901,7 @@
       </w:r>
       <w:r>
         <w:rPr>
-          <w:rFonts w:ascii="Times New Roman" w:eastAsia="Times New Roman" w:hAnsi="Times New Roman" w:cs="Times New Roman"/>
+          <w:rFonts w:eastAsia="Times New Roman" w:cs="Times New Roman"/>
           <w:color w:val="000000"/>
           <w:kern w:val="0"/>
           <w14:ligatures w14:val="none"/>
@@ -3979,7 +3910,7 @@
       </w:r>
       <w:r>
         <w:rPr>
-          <w:rFonts w:ascii="Times New Roman" w:eastAsia="Times New Roman" w:hAnsi="Times New Roman" w:cs="Times New Roman"/>
+          <w:rFonts w:eastAsia="Times New Roman" w:cs="Times New Roman"/>
           <w:color w:val="000000"/>
           <w:kern w:val="0"/>
           <w14:ligatures w14:val="none"/>
@@ -3988,7 +3919,7 @@
       </w:r>
       <w:r>
         <w:rPr>
-          <w:rFonts w:ascii="Times New Roman" w:eastAsia="Times New Roman" w:hAnsi="Times New Roman" w:cs="Times New Roman"/>
+          <w:rFonts w:eastAsia="Times New Roman" w:cs="Times New Roman"/>
           <w:color w:val="000000"/>
           <w:kern w:val="0"/>
           <w14:ligatures w14:val="none"/>
@@ -4005,7 +3936,7 @@
         </w:numPr>
         <w:spacing w:after="0" w:line="240" w:lineRule="auto"/>
         <w:rPr>
-          <w:rFonts w:ascii="Times New Roman" w:eastAsia="Times New Roman" w:hAnsi="Times New Roman" w:cs="Times New Roman"/>
+          <w:rFonts w:eastAsia="Times New Roman" w:cs="Times New Roman"/>
           <w:color w:val="000000"/>
           <w:kern w:val="0"/>
           <w14:ligatures w14:val="none"/>
@@ -4013,7 +3944,7 @@
       </w:pPr>
       <w:r>
         <w:rPr>
-          <w:rFonts w:ascii="Times New Roman" w:eastAsia="Times New Roman" w:hAnsi="Times New Roman" w:cs="Times New Roman"/>
+          <w:rFonts w:eastAsia="Times New Roman" w:cs="Times New Roman"/>
           <w:color w:val="000000"/>
           <w:kern w:val="0"/>
           <w14:ligatures w14:val="none"/>
@@ -4022,7 +3953,7 @@
       </w:r>
       <w:r>
         <w:rPr>
-          <w:rFonts w:ascii="Times New Roman" w:eastAsia="Times New Roman" w:hAnsi="Times New Roman" w:cs="Times New Roman"/>
+          <w:rFonts w:eastAsia="Times New Roman" w:cs="Times New Roman"/>
           <w:color w:val="000000"/>
           <w:kern w:val="0"/>
           <w14:ligatures w14:val="none"/>
@@ -4031,7 +3962,7 @@
       </w:r>
       <w:r>
         <w:rPr>
-          <w:rFonts w:ascii="Times New Roman" w:eastAsia="Times New Roman" w:hAnsi="Times New Roman" w:cs="Times New Roman"/>
+          <w:rFonts w:eastAsia="Times New Roman" w:cs="Times New Roman"/>
           <w:color w:val="000000"/>
           <w:kern w:val="0"/>
           <w14:ligatures w14:val="none"/>
@@ -4040,7 +3971,7 @@
       </w:r>
       <w:r>
         <w:rPr>
-          <w:rFonts w:ascii="Times New Roman" w:eastAsia="Times New Roman" w:hAnsi="Times New Roman" w:cs="Times New Roman"/>
+          <w:rFonts w:eastAsia="Times New Roman" w:cs="Times New Roman"/>
           <w:color w:val="000000"/>
           <w:kern w:val="0"/>
           <w14:ligatures w14:val="none"/>
@@ -4057,7 +3988,7 @@
         </w:numPr>
         <w:spacing w:after="0" w:line="240" w:lineRule="auto"/>
         <w:rPr>
-          <w:rFonts w:ascii="Times New Roman" w:eastAsia="Times New Roman" w:hAnsi="Times New Roman" w:cs="Times New Roman"/>
+          <w:rFonts w:eastAsia="Times New Roman" w:cs="Times New Roman"/>
           <w:color w:val="000000"/>
           <w:kern w:val="0"/>
           <w14:ligatures w14:val="none"/>
@@ -4065,7 +3996,7 @@
       </w:pPr>
       <w:r>
         <w:rPr>
-          <w:rFonts w:ascii="Times New Roman" w:eastAsia="Times New Roman" w:hAnsi="Times New Roman" w:cs="Times New Roman"/>
+          <w:rFonts w:eastAsia="Times New Roman" w:cs="Times New Roman"/>
           <w:color w:val="000000"/>
           <w:kern w:val="0"/>
           <w14:ligatures w14:val="none"/>
@@ -4074,7 +4005,7 @@
       </w:r>
       <w:r>
         <w:rPr>
-          <w:rFonts w:ascii="Times New Roman" w:eastAsia="Times New Roman" w:hAnsi="Times New Roman" w:cs="Times New Roman"/>
+          <w:rFonts w:eastAsia="Times New Roman" w:cs="Times New Roman"/>
           <w:color w:val="000000"/>
           <w:kern w:val="0"/>
           <w14:ligatures w14:val="none"/>
@@ -4083,7 +4014,7 @@
       </w:r>
       <w:r>
         <w:rPr>
-          <w:rFonts w:ascii="Times New Roman" w:eastAsia="Times New Roman" w:hAnsi="Times New Roman" w:cs="Times New Roman"/>
+          <w:rFonts w:eastAsia="Times New Roman" w:cs="Times New Roman"/>
           <w:color w:val="000000"/>
           <w:kern w:val="0"/>
           <w14:ligatures w14:val="none"/>
@@ -4100,7 +4031,7 @@
         </w:numPr>
         <w:spacing w:after="0" w:line="240" w:lineRule="auto"/>
         <w:rPr>
-          <w:rFonts w:ascii="Times New Roman" w:eastAsia="Times New Roman" w:hAnsi="Times New Roman" w:cs="Times New Roman"/>
+          <w:rFonts w:eastAsia="Times New Roman" w:cs="Times New Roman"/>
           <w:color w:val="000000"/>
           <w:kern w:val="0"/>
           <w14:ligatures w14:val="none"/>
@@ -4108,7 +4039,7 @@
       </w:pPr>
       <w:r>
         <w:rPr>
-          <w:rFonts w:ascii="Times New Roman" w:eastAsia="Times New Roman" w:hAnsi="Times New Roman" w:cs="Times New Roman"/>
+          <w:rFonts w:eastAsia="Times New Roman" w:cs="Times New Roman"/>
           <w:color w:val="000000"/>
           <w:kern w:val="0"/>
           <w14:ligatures w14:val="none"/>
@@ -4117,24 +4048,22 @@
       </w:r>
       <w:r>
         <w:rPr>
-          <w:rFonts w:ascii="Times New Roman" w:eastAsia="Times New Roman" w:hAnsi="Times New Roman" w:cs="Times New Roman"/>
+          <w:rFonts w:eastAsia="Times New Roman" w:cs="Times New Roman"/>
           <w:color w:val="000000"/>
           <w:kern w:val="0"/>
           <w14:ligatures w14:val="none"/>
         </w:rPr>
         <w:t xml:space="preserve">commercial software or any copyrighted materials belonging to third parties, unless this download is covered or permitted under a commercial agreement or other such </w:t>
       </w:r>
-      <w:proofErr w:type="spellStart"/>
-      <w:r>
-        <w:rPr>
-          <w:rFonts w:ascii="Times New Roman" w:eastAsia="Times New Roman" w:hAnsi="Times New Roman" w:cs="Times New Roman"/>
+      <w:r>
+        <w:rPr>
+          <w:rFonts w:eastAsia="Times New Roman" w:cs="Times New Roman"/>
           <w:color w:val="000000"/>
           <w:kern w:val="0"/>
           <w14:ligatures w14:val="none"/>
         </w:rPr>
-        <w:t>licence</w:t>
-      </w:r>
-      <w:proofErr w:type="spellEnd"/>
+        <w:t>licenses</w:t>
+      </w:r>
     </w:p>
     <w:p>
       <w:pPr>
@@ -4145,7 +4074,7 @@
         </w:numPr>
         <w:spacing w:after="0" w:line="240" w:lineRule="auto"/>
         <w:rPr>
-          <w:rFonts w:ascii="Times New Roman" w:eastAsia="Times New Roman" w:hAnsi="Times New Roman" w:cs="Times New Roman"/>
+          <w:rFonts w:eastAsia="Times New Roman" w:cs="Times New Roman"/>
           <w:color w:val="000000"/>
           <w:kern w:val="0"/>
           <w14:ligatures w14:val="none"/>
@@ -4153,41 +4082,21 @@
       </w:pPr>
       <w:r>
         <w:rPr>
-          <w:rFonts w:ascii="Times New Roman" w:eastAsia="Times New Roman" w:hAnsi="Times New Roman" w:cs="Times New Roman"/>
+          <w:rFonts w:eastAsia="Times New Roman" w:cs="Times New Roman"/>
           <w:color w:val="000000"/>
           <w:kern w:val="0"/>
           <w14:ligatures w14:val="none"/>
         </w:rPr>
-        <w:t>Hack</w:t>
-      </w:r>
-      <w:r>
-        <w:rPr>
-          <w:rFonts w:ascii="Times New Roman" w:eastAsia="Times New Roman" w:hAnsi="Times New Roman" w:cs="Times New Roman"/>
+        <w:t>Access</w:t>
+      </w:r>
+      <w:r>
+        <w:rPr>
+          <w:rFonts w:eastAsia="Times New Roman" w:cs="Times New Roman"/>
           <w:color w:val="000000"/>
           <w:kern w:val="0"/>
           <w14:ligatures w14:val="none"/>
         </w:rPr>
-        <w:t xml:space="preserve"> into </w:t>
-      </w:r>
-      <w:proofErr w:type="spellStart"/>
-      <w:r>
-        <w:rPr>
-          <w:rFonts w:ascii="Times New Roman" w:eastAsia="Times New Roman" w:hAnsi="Times New Roman" w:cs="Times New Roman"/>
-          <w:color w:val="000000"/>
-          <w:kern w:val="0"/>
-          <w14:ligatures w14:val="none"/>
-        </w:rPr>
-        <w:t>unauthorised</w:t>
-      </w:r>
-      <w:proofErr w:type="spellEnd"/>
-      <w:r>
-        <w:rPr>
-          <w:rFonts w:ascii="Times New Roman" w:eastAsia="Times New Roman" w:hAnsi="Times New Roman" w:cs="Times New Roman"/>
-          <w:color w:val="000000"/>
-          <w:kern w:val="0"/>
-          <w14:ligatures w14:val="none"/>
-        </w:rPr>
-        <w:t xml:space="preserve"> areas</w:t>
+        <w:t xml:space="preserve"> unauthorised areas</w:t>
       </w:r>
     </w:p>
     <w:p>
@@ -4199,7 +4108,7 @@
         </w:numPr>
         <w:spacing w:after="0" w:line="240" w:lineRule="auto"/>
         <w:rPr>
-          <w:rFonts w:ascii="Times New Roman" w:eastAsia="Times New Roman" w:hAnsi="Times New Roman" w:cs="Times New Roman"/>
+          <w:rFonts w:eastAsia="Times New Roman" w:cs="Times New Roman"/>
           <w:color w:val="000000"/>
           <w:kern w:val="0"/>
           <w14:ligatures w14:val="none"/>
@@ -4207,7 +4116,7 @@
       </w:pPr>
       <w:r>
         <w:rPr>
-          <w:rFonts w:ascii="Times New Roman" w:eastAsia="Times New Roman" w:hAnsi="Times New Roman" w:cs="Times New Roman"/>
+          <w:rFonts w:eastAsia="Times New Roman" w:cs="Times New Roman"/>
           <w:color w:val="000000"/>
           <w:kern w:val="0"/>
           <w14:ligatures w14:val="none"/>
@@ -4216,7 +4125,7 @@
       </w:r>
       <w:r>
         <w:rPr>
-          <w:rFonts w:ascii="Times New Roman" w:eastAsia="Times New Roman" w:hAnsi="Times New Roman" w:cs="Times New Roman"/>
+          <w:rFonts w:eastAsia="Times New Roman" w:cs="Times New Roman"/>
           <w:color w:val="000000"/>
           <w:kern w:val="0"/>
           <w14:ligatures w14:val="none"/>
@@ -4228,7 +4137,7 @@
       <w:pPr>
         <w:spacing w:after="300" w:line="240" w:lineRule="auto"/>
         <w:rPr>
-          <w:rFonts w:ascii="Times New Roman" w:hAnsi="Times New Roman" w:cs="Times New Roman"/>
+          <w:rFonts w:cs="Times New Roman"/>
           <w:kern w:val="0"/>
           <w14:ligatures w14:val="none"/>
         </w:rPr>
@@ -4242,7 +4151,7 @@
         <w:spacing w:after="0" w:line="240" w:lineRule="auto"/>
         <w:jc w:val="center"/>
         <w:rPr>
-          <w:rFonts w:ascii="Times New Roman" w:hAnsi="Times New Roman" w:cs="Times New Roman"/>
+          <w:rFonts w:cs="Times New Roman"/>
           <w:vanish/>
           <w:kern w:val="0"/>
           <w14:ligatures w14:val="none"/>
@@ -4250,7 +4159,7 @@
       </w:pPr>
       <w:r>
         <w:rPr>
-          <w:rFonts w:ascii="Times New Roman" w:hAnsi="Times New Roman" w:cs="Times New Roman"/>
+          <w:rFonts w:cs="Times New Roman"/>
           <w:vanish/>
           <w:kern w:val="0"/>
           <w14:ligatures w14:val="none"/>
@@ -4262,7 +4171,7 @@
       <w:pPr>
         <w:spacing w:after="0" w:line="240" w:lineRule="auto"/>
         <w:rPr>
-          <w:rFonts w:ascii="Times New Roman" w:eastAsia="Times New Roman" w:hAnsi="Times New Roman" w:cs="Times New Roman"/>
+          <w:rFonts w:eastAsia="Times New Roman" w:cs="Times New Roman"/>
           <w:kern w:val="0"/>
           <w14:ligatures w14:val="none"/>
         </w:rPr>
@@ -4276,7 +4185,7 @@
         <w:spacing w:after="0" w:line="240" w:lineRule="auto"/>
         <w:jc w:val="center"/>
         <w:rPr>
-          <w:rFonts w:ascii="Times New Roman" w:hAnsi="Times New Roman" w:cs="Times New Roman"/>
+          <w:rFonts w:cs="Times New Roman"/>
           <w:vanish/>
           <w:kern w:val="0"/>
           <w:sz w:val="44"/>
@@ -4286,7 +4195,7 @@
       </w:pPr>
       <w:r>
         <w:rPr>
-          <w:rFonts w:ascii="Times New Roman" w:hAnsi="Times New Roman" w:cs="Times New Roman"/>
+          <w:rFonts w:cs="Times New Roman"/>
           <w:vanish/>
           <w:kern w:val="0"/>
           <w:sz w:val="44"/>
@@ -4309,7 +4218,6 @@
           <w:szCs w:val="44"/>
         </w:rPr>
       </w:pPr>
-      <w:proofErr w:type="spellStart"/>
       <w:r>
         <w:rPr>
           <w:rStyle w:val="A2"/>
@@ -4318,17 +4226,7 @@
           <w:szCs w:val="44"/>
         </w:rPr>
         <w:lastRenderedPageBreak/>
-        <w:t>Craigrothie</w:t>
-      </w:r>
-      <w:proofErr w:type="spellEnd"/>
-      <w:r>
-        <w:rPr>
-          <w:rStyle w:val="A2"/>
-          <w:rFonts w:ascii="Times New Roman" w:hAnsi="Times New Roman" w:cs="Times New Roman"/>
-          <w:sz w:val="44"/>
-          <w:szCs w:val="44"/>
-        </w:rPr>
-        <w:t xml:space="preserve"> Village Hall</w:t>
+        <w:t>Craigrothie Village Hall</w:t>
       </w:r>
       <w:r>
         <w:rPr>
@@ -4846,7 +4744,6 @@
           <w:color w:val="221E1F"/>
         </w:rPr>
       </w:pPr>
-      <w:proofErr w:type="spellStart"/>
       <w:r>
         <w:rPr>
           <w:rFonts w:ascii="Times New Roman" w:hAnsi="Times New Roman" w:cs="Times New Roman"/>
@@ -4854,17 +4751,7 @@
           <w:bCs/>
           <w:color w:val="221E1F"/>
         </w:rPr>
-        <w:t>Craigrothie</w:t>
-      </w:r>
-      <w:proofErr w:type="spellEnd"/>
-      <w:r>
-        <w:rPr>
-          <w:rFonts w:ascii="Times New Roman" w:hAnsi="Times New Roman" w:cs="Times New Roman"/>
-          <w:b/>
-          <w:bCs/>
-          <w:color w:val="221E1F"/>
-        </w:rPr>
-        <w:t xml:space="preserve"> Village Hall Telephone</w:t>
+        <w:t>Craigrothie Village Hall Telephone</w:t>
       </w:r>
     </w:p>
     <w:p>
@@ -5353,21 +5240,7 @@
         <w:rPr>
           <w:rFonts w:ascii="Times New Roman" w:hAnsi="Times New Roman" w:cs="Times New Roman"/>
         </w:rPr>
-        <w:t xml:space="preserve">By agreeing to the Terms &amp; Conditions of Hall Hire and the information on the Hirer’s Agreement the Hirer accepts this as a contract to hire </w:t>
-      </w:r>
-      <w:proofErr w:type="spellStart"/>
-      <w:r>
-        <w:rPr>
-          <w:rFonts w:ascii="Times New Roman" w:hAnsi="Times New Roman" w:cs="Times New Roman"/>
-        </w:rPr>
-        <w:t>Craigrothie</w:t>
-      </w:r>
-      <w:proofErr w:type="spellEnd"/>
-      <w:r>
-        <w:rPr>
-          <w:rFonts w:ascii="Times New Roman" w:hAnsi="Times New Roman" w:cs="Times New Roman"/>
-        </w:rPr>
-        <w:t xml:space="preserve"> Village Hall. This contract can be digitally signed, or downloaded, signed and scanned to CVH or printed, signed and posted to CVH.</w:t>
+        <w:t>By agreeing to the Terms &amp; Conditions of Hall Hire and the information on the Hirer’s Agreement the Hirer accepts this as a contract to hire Craigrothie Village Hall. This contract can be digitally signed, or downloaded, signed and scanned to CVH or printed, signed and posted to CVH.</w:t>
       </w:r>
     </w:p>
     <w:p>
@@ -5568,8 +5441,17 @@
         <w:t>member)</w:t>
       </w:r>
     </w:p>
+    <w:p>
+      <w:pPr>
+        <w:jc w:val="center"/>
+        <w:rPr>
+          <w:lang w:val="en-GB"/>
+        </w:rPr>
+      </w:pPr>
+    </w:p>
     <w:sectPr>
-      <w:pgSz w:w="12240" w:h="15840"/>
+      <w:footerReference w:type="default" r:id="rId8"/>
+      <w:pgSz w:w="11906" w:h="16838" w:code="9"/>
       <w:pgMar w:top="720" w:right="720" w:bottom="720" w:left="720" w:header="720" w:footer="720" w:gutter="0"/>
       <w:cols w:space="720"/>
       <w:docGrid w:linePitch="360"/>
@@ -5603,6 +5485,160 @@
 </w:endnotes>
 </file>
 
+<file path=word/footer1.xml><?xml version="1.0" encoding="utf-8"?>
+<w:ftr xmlns:wpc="http://schemas.microsoft.com/office/word/2010/wordprocessingCanvas" xmlns:cx="http://schemas.microsoft.com/office/drawing/2014/chartex" xmlns:cx1="http://schemas.microsoft.com/office/drawing/2015/9/8/chartex" xmlns:cx2="http://schemas.microsoft.com/office/drawing/2015/10/21/chartex" xmlns:cx3="http://schemas.microsoft.com/office/drawing/2016/5/9/chartex" xmlns:cx4="http://schemas.microsoft.com/office/drawing/2016/5/10/chartex" xmlns:cx5="http://schemas.microsoft.com/office/drawing/2016/5/11/chartex" xmlns:cx6="http://schemas.microsoft.com/office/drawing/2016/5/12/chartex" xmlns:cx7="http://schemas.microsoft.com/office/drawing/2016/5/13/chartex" xmlns:cx8="http://schemas.microsoft.com/office/drawing/2016/5/14/chartex" xmlns:mc="http://schemas.openxmlformats.org/markup-compatibility/2006" xmlns:aink="http://schemas.microsoft.com/office/drawing/2016/ink" xmlns:am3d="http://schemas.microsoft.com/office/drawing/2017/model3d" xmlns:o="urn:schemas-microsoft-com:office:office" xmlns:oel="http://schemas.microsoft.com/office/2019/extlst" xmlns:r="http://schemas.openxmlformats.org/officeDocument/2006/relationships" xmlns:m="http://schemas.openxmlformats.org/officeDocument/2006/math" xmlns:v="urn:schemas-microsoft-com:vml" xmlns:wp14="http://schemas.microsoft.com/office/word/2010/wordprocessingDrawing" xmlns:wp="http://schemas.openxmlformats.org/drawingml/2006/wordprocessingDrawing" xmlns:w10="urn:schemas-microsoft-com:office:word" xmlns:w="http://schemas.openxmlformats.org/wordprocessingml/2006/main" xmlns:w14="http://schemas.microsoft.com/office/word/2010/wordml" xmlns:w15="http://schemas.microsoft.com/office/word/2012/wordml" xmlns:w16cex="http://schemas.microsoft.com/office/word/2018/wordml/cex" xmlns:w16cid="http://schemas.microsoft.com/office/word/2016/wordml/cid" xmlns:w16="http://schemas.microsoft.com/office/word/2018/wordml" xmlns:w16du="http://schemas.microsoft.com/office/word/2023/wordml/word16du" xmlns:w16sdtdh="http://schemas.microsoft.com/office/word/2020/wordml/sdtdatahash" xmlns:w16sdtfl="http://schemas.microsoft.com/office/word/2024/wordml/sdtformatlock" xmlns:w16se="http://schemas.microsoft.com/office/word/2015/wordml/symex" xmlns:wpg="http://schemas.microsoft.com/office/word/2010/wordprocessingGroup" xmlns:wpi="http://schemas.microsoft.com/office/word/2010/wordprocessingInk" xmlns:wne="http://schemas.microsoft.com/office/word/2006/wordml" xmlns:wps="http://schemas.microsoft.com/office/word/2010/wordprocessingShape" mc:Ignorable="w14 w15 w16se w16cid w16 w16cex w16sdtdh w16sdtfl w16du wp14">
+  <w:sdt>
+    <w:sdtPr>
+      <w:id w:val="-2126075574"/>
+      <w:docPartObj>
+        <w:docPartGallery w:val="Page Numbers (Bottom of Page)"/>
+        <w:docPartUnique/>
+      </w:docPartObj>
+    </w:sdtPr>
+    <w:sdtEndPr>
+      <w:rPr>
+        <w:noProof/>
+      </w:rPr>
+    </w:sdtEndPr>
+    <w:sdtContent>
+      <w:p>
+        <w:pPr>
+          <w:pStyle w:val="Footer"/>
+          <w:pBdr>
+            <w:top w:val="single" w:sz="4" w:space="1" w:color="auto"/>
+          </w:pBdr>
+          <w:jc w:val="center"/>
+          <w:rPr>
+            <w:noProof/>
+          </w:rPr>
+        </w:pPr>
+        <w:r>
+          <w:rPr>
+            <w:noProof/>
+          </w:rPr>
+          <w:t xml:space="preserve">Craigrothie Village Hall – Contract of Hire </w:t>
+        </w:r>
+        <w:r>
+          <w:rPr>
+            <w:noProof/>
+          </w:rPr>
+          <w:t xml:space="preserve"> (3 June 2026)</w:t>
+        </w:r>
+      </w:p>
+      <w:p>
+        <w:pPr>
+          <w:pStyle w:val="Footer"/>
+          <w:jc w:val="center"/>
+          <w:rPr>
+            <w:noProof/>
+          </w:rPr>
+        </w:pPr>
+        <w:r>
+          <w:rPr>
+            <w:noProof/>
+            <w:color w:val="7F7F7F" w:themeColor="background1" w:themeShade="7F"/>
+            <w:spacing w:val="60"/>
+          </w:rPr>
+          <w:t>Page</w:t>
+        </w:r>
+        <w:r>
+          <w:rPr>
+            <w:noProof/>
+          </w:rPr>
+          <w:t xml:space="preserve"> | </w:t>
+        </w:r>
+        <w:r>
+          <w:rPr>
+            <w:b/>
+            <w:bCs/>
+            <w:noProof/>
+          </w:rPr>
+          <w:fldChar w:fldCharType="begin"/>
+        </w:r>
+        <w:r>
+          <w:rPr>
+            <w:b/>
+            <w:bCs/>
+            <w:noProof/>
+          </w:rPr>
+          <w:instrText xml:space="preserve"> PAGE  \* Arabic  \* MERGEFORMAT </w:instrText>
+        </w:r>
+        <w:r>
+          <w:rPr>
+            <w:b/>
+            <w:bCs/>
+            <w:noProof/>
+          </w:rPr>
+          <w:fldChar w:fldCharType="separate"/>
+        </w:r>
+        <w:r>
+          <w:rPr>
+            <w:b/>
+            <w:bCs/>
+            <w:noProof/>
+          </w:rPr>
+          <w:t>1</w:t>
+        </w:r>
+        <w:r>
+          <w:rPr>
+            <w:b/>
+            <w:bCs/>
+            <w:noProof/>
+          </w:rPr>
+          <w:fldChar w:fldCharType="end"/>
+        </w:r>
+        <w:r>
+          <w:rPr>
+            <w:noProof/>
+          </w:rPr>
+          <w:t xml:space="preserve"> of </w:t>
+        </w:r>
+        <w:r>
+          <w:rPr>
+            <w:b/>
+            <w:bCs/>
+            <w:noProof/>
+          </w:rPr>
+          <w:fldChar w:fldCharType="begin"/>
+        </w:r>
+        <w:r>
+          <w:rPr>
+            <w:b/>
+            <w:bCs/>
+            <w:noProof/>
+          </w:rPr>
+          <w:instrText xml:space="preserve"> NUMPAGES  \* Arabic  \* MERGEFORMAT </w:instrText>
+        </w:r>
+        <w:r>
+          <w:rPr>
+            <w:b/>
+            <w:bCs/>
+            <w:noProof/>
+          </w:rPr>
+          <w:fldChar w:fldCharType="separate"/>
+        </w:r>
+        <w:r>
+          <w:rPr>
+            <w:b/>
+            <w:bCs/>
+            <w:noProof/>
+          </w:rPr>
+          <w:t>2</w:t>
+        </w:r>
+        <w:r>
+          <w:rPr>
+            <w:b/>
+            <w:bCs/>
+            <w:noProof/>
+          </w:rPr>
+          <w:fldChar w:fldCharType="end"/>
+        </w:r>
+      </w:p>
+    </w:sdtContent>
+  </w:sdt>
+</w:ftr>
+</file>
+
 <file path=word/footnotes.xml><?xml version="1.0" encoding="utf-8"?>
 <w:footnotes xmlns:wpc="http://schemas.microsoft.com/office/word/2010/wordprocessingCanvas" xmlns:cx="http://schemas.microsoft.com/office/drawing/2014/chartex" xmlns:cx1="http://schemas.microsoft.com/office/drawing/2015/9/8/chartex" xmlns:cx2="http://schemas.microsoft.com/office/drawing/2015/10/21/chartex" xmlns:cx3="http://schemas.microsoft.com/office/drawing/2016/5/9/chartex" xmlns:cx4="http://schemas.microsoft.com/office/drawing/2016/5/10/chartex" xmlns:cx5="http://schemas.microsoft.com/office/drawing/2016/5/11/chartex" xmlns:cx6="http://schemas.microsoft.com/office/drawing/2016/5/12/chartex" xmlns:cx7="http://schemas.microsoft.com/office/drawing/2016/5/13/chartex" xmlns:cx8="http://schemas.microsoft.com/office/drawing/2016/5/14/chartex" xmlns:mc="http://schemas.openxmlformats.org/markup-compatibility/2006" xmlns:aink="http://schemas.microsoft.com/office/drawing/2016/ink" xmlns:am3d="http://schemas.microsoft.com/office/drawing/2017/model3d" xmlns:o="urn:schemas-microsoft-com:office:office" xmlns:oel="http://schemas.microsoft.com/office/2019/extlst" xmlns:r="http://schemas.openxmlformats.org/officeDocument/2006/relationships" xmlns:m="http://schemas.openxmlformats.org/officeDocument/2006/math" xmlns:v="urn:schemas-microsoft-com:vml" xmlns:wp14="http://schemas.microsoft.com/office/word/2010/wordprocessingDrawing" xmlns:wp="http://schemas.openxmlformats.org/drawingml/2006/wordprocessingDrawing" xmlns:w10="urn:schemas-microsoft-com:office:word" xmlns:w="http://schemas.openxmlformats.org/wordprocessingml/2006/main" xmlns:w14="http://schemas.microsoft.com/office/word/2010/wordml" xmlns:w15="http://schemas.microsoft.com/office/word/2012/wordml" xmlns:w16cex="http://schemas.microsoft.com/office/word/2018/wordml/cex" xmlns:w16cid="http://schemas.microsoft.com/office/word/2016/wordml/cid" xmlns:w16="http://schemas.microsoft.com/office/word/2018/wordml" xmlns:w16du="http://schemas.microsoft.com/office/word/2023/wordml/word16du" xmlns:w16sdtdh="http://schemas.microsoft.com/office/word/2020/wordml/sdtdatahash" xmlns:w16sdtfl="http://schemas.microsoft.com/office/word/2024/wordml/sdtformatlock" xmlns:w16se="http://schemas.microsoft.com/office/word/2015/wordml/symex" xmlns:wpg="http://schemas.microsoft.com/office/word/2010/wordprocessingGroup" xmlns:wpi="http://schemas.microsoft.com/office/word/2010/wordprocessingInk" xmlns:wne="http://schemas.microsoft.com/office/word/2006/wordml" xmlns:wps="http://schemas.microsoft.com/office/word/2010/wordprocessingShape" mc:Ignorable="w14 w15 w16se w16cid w16 w16cex w16sdtdh w16sdtfl w16du wp14">
   <w:footnote w:type="separator" w:id="-1">
@@ -5631,6 +5667,273 @@
 <file path=word/numbering.xml><?xml version="1.0" encoding="utf-8"?>
 <w:numbering xmlns:wpc="http://schemas.microsoft.com/office/word/2010/wordprocessingCanvas" xmlns:cx="http://schemas.microsoft.com/office/drawing/2014/chartex" xmlns:cx1="http://schemas.microsoft.com/office/drawing/2015/9/8/chartex" xmlns:cx2="http://schemas.microsoft.com/office/drawing/2015/10/21/chartex" xmlns:cx3="http://schemas.microsoft.com/office/drawing/2016/5/9/chartex" xmlns:cx4="http://schemas.microsoft.com/office/drawing/2016/5/10/chartex" xmlns:cx5="http://schemas.microsoft.com/office/drawing/2016/5/11/chartex" xmlns:cx6="http://schemas.microsoft.com/office/drawing/2016/5/12/chartex" xmlns:cx7="http://schemas.microsoft.com/office/drawing/2016/5/13/chartex" xmlns:cx8="http://schemas.microsoft.com/office/drawing/2016/5/14/chartex" xmlns:mc="http://schemas.openxmlformats.org/markup-compatibility/2006" xmlns:aink="http://schemas.microsoft.com/office/drawing/2016/ink" xmlns:am3d="http://schemas.microsoft.com/office/drawing/2017/model3d" xmlns:o="urn:schemas-microsoft-com:office:office" xmlns:oel="http://schemas.microsoft.com/office/2019/extlst" xmlns:r="http://schemas.openxmlformats.org/officeDocument/2006/relationships" xmlns:m="http://schemas.openxmlformats.org/officeDocument/2006/math" xmlns:v="urn:schemas-microsoft-com:vml" xmlns:wp14="http://schemas.microsoft.com/office/word/2010/wordprocessingDrawing" xmlns:wp="http://schemas.openxmlformats.org/drawingml/2006/wordprocessingDrawing" xmlns:w10="urn:schemas-microsoft-com:office:word" xmlns:w="http://schemas.openxmlformats.org/wordprocessingml/2006/main" xmlns:w14="http://schemas.microsoft.com/office/word/2010/wordml" xmlns:w15="http://schemas.microsoft.com/office/word/2012/wordml" xmlns:w16cex="http://schemas.microsoft.com/office/word/2018/wordml/cex" xmlns:w16cid="http://schemas.microsoft.com/office/word/2016/wordml/cid" xmlns:w16="http://schemas.microsoft.com/office/word/2018/wordml" xmlns:w16du="http://schemas.microsoft.com/office/word/2023/wordml/word16du" xmlns:w16sdtdh="http://schemas.microsoft.com/office/word/2020/wordml/sdtdatahash" xmlns:w16sdtfl="http://schemas.microsoft.com/office/word/2024/wordml/sdtformatlock" xmlns:w16se="http://schemas.microsoft.com/office/word/2015/wordml/symex" xmlns:wpg="http://schemas.microsoft.com/office/word/2010/wordprocessingGroup" xmlns:wpi="http://schemas.microsoft.com/office/word/2010/wordprocessingInk" xmlns:wne="http://schemas.microsoft.com/office/word/2006/wordml" xmlns:wps="http://schemas.microsoft.com/office/word/2010/wordprocessingShape" mc:Ignorable="w14 w15 w16se w16cid w16 w16cex w16sdtdh w16sdtfl w16du wp14">
   <w:abstractNum w:abstractNumId="0" w15:restartNumberingAfterBreak="0">
+    <w:nsid w:val="1B751B80"/>
+    <w:multiLevelType w:val="multilevel"/>
+    <w:tmpl w:val="08090025"/>
+    <w:lvl w:ilvl="0">
+      <w:start w:val="1"/>
+      <w:numFmt w:val="decimal"/>
+      <w:pStyle w:val="Heading1"/>
+      <w:lvlText w:val="%1"/>
+      <w:lvlJc w:val="left"/>
+      <w:pPr>
+        <w:ind w:left="432" w:hanging="432"/>
+      </w:pPr>
+    </w:lvl>
+    <w:lvl w:ilvl="1">
+      <w:start w:val="1"/>
+      <w:numFmt w:val="decimal"/>
+      <w:pStyle w:val="Heading2"/>
+      <w:lvlText w:val="%1.%2"/>
+      <w:lvlJc w:val="left"/>
+      <w:pPr>
+        <w:ind w:left="576" w:hanging="576"/>
+      </w:pPr>
+    </w:lvl>
+    <w:lvl w:ilvl="2">
+      <w:start w:val="1"/>
+      <w:numFmt w:val="decimal"/>
+      <w:pStyle w:val="Heading3"/>
+      <w:lvlText w:val="%1.%2.%3"/>
+      <w:lvlJc w:val="left"/>
+      <w:pPr>
+        <w:ind w:left="720" w:hanging="720"/>
+      </w:pPr>
+    </w:lvl>
+    <w:lvl w:ilvl="3">
+      <w:start w:val="1"/>
+      <w:numFmt w:val="decimal"/>
+      <w:pStyle w:val="Heading4"/>
+      <w:lvlText w:val="%1.%2.%3.%4"/>
+      <w:lvlJc w:val="left"/>
+      <w:pPr>
+        <w:ind w:left="864" w:hanging="864"/>
+      </w:pPr>
+    </w:lvl>
+    <w:lvl w:ilvl="4">
+      <w:start w:val="1"/>
+      <w:numFmt w:val="decimal"/>
+      <w:pStyle w:val="Heading5"/>
+      <w:lvlText w:val="%1.%2.%3.%4.%5"/>
+      <w:lvlJc w:val="left"/>
+      <w:pPr>
+        <w:ind w:left="1008" w:hanging="1008"/>
+      </w:pPr>
+    </w:lvl>
+    <w:lvl w:ilvl="5">
+      <w:start w:val="1"/>
+      <w:numFmt w:val="decimal"/>
+      <w:pStyle w:val="Heading6"/>
+      <w:lvlText w:val="%1.%2.%3.%4.%5.%6"/>
+      <w:lvlJc w:val="left"/>
+      <w:pPr>
+        <w:ind w:left="1152" w:hanging="1152"/>
+      </w:pPr>
+    </w:lvl>
+    <w:lvl w:ilvl="6">
+      <w:start w:val="1"/>
+      <w:numFmt w:val="decimal"/>
+      <w:pStyle w:val="Heading7"/>
+      <w:lvlText w:val="%1.%2.%3.%4.%5.%6.%7"/>
+      <w:lvlJc w:val="left"/>
+      <w:pPr>
+        <w:ind w:left="1296" w:hanging="1296"/>
+      </w:pPr>
+    </w:lvl>
+    <w:lvl w:ilvl="7">
+      <w:start w:val="1"/>
+      <w:numFmt w:val="decimal"/>
+      <w:pStyle w:val="Heading8"/>
+      <w:lvlText w:val="%1.%2.%3.%4.%5.%6.%7.%8"/>
+      <w:lvlJc w:val="left"/>
+      <w:pPr>
+        <w:ind w:left="1440" w:hanging="1440"/>
+      </w:pPr>
+    </w:lvl>
+    <w:lvl w:ilvl="8">
+      <w:start w:val="1"/>
+      <w:numFmt w:val="decimal"/>
+      <w:pStyle w:val="Heading9"/>
+      <w:lvlText w:val="%1.%2.%3.%4.%5.%6.%7.%8.%9"/>
+      <w:lvlJc w:val="left"/>
+      <w:pPr>
+        <w:ind w:left="1584" w:hanging="1584"/>
+      </w:pPr>
+    </w:lvl>
+  </w:abstractNum>
+  <w:abstractNum w:abstractNumId="1" w15:restartNumberingAfterBreak="0">
+    <w:nsid w:val="41337B18"/>
+    <w:multiLevelType w:val="hybridMultilevel"/>
+    <w:tmpl w:val="92ECF1FA"/>
+    <w:lvl w:ilvl="0" w:tplc="618235CE">
+      <w:start w:val="1"/>
+      <w:numFmt w:val="decimal"/>
+      <w:lvlText w:val="%1."/>
+      <w:lvlJc w:val="left"/>
+      <w:pPr>
+        <w:ind w:left="720" w:hanging="360"/>
+      </w:pPr>
+    </w:lvl>
+    <w:lvl w:ilvl="1" w:tplc="08090019" w:tentative="1">
+      <w:start w:val="1"/>
+      <w:numFmt w:val="lowerLetter"/>
+      <w:lvlText w:val="%2."/>
+      <w:lvlJc w:val="left"/>
+      <w:pPr>
+        <w:ind w:left="1440" w:hanging="360"/>
+      </w:pPr>
+    </w:lvl>
+    <w:lvl w:ilvl="2" w:tplc="0809001B" w:tentative="1">
+      <w:start w:val="1"/>
+      <w:numFmt w:val="lowerRoman"/>
+      <w:lvlText w:val="%3."/>
+      <w:lvlJc w:val="right"/>
+      <w:pPr>
+        <w:ind w:left="2160" w:hanging="180"/>
+      </w:pPr>
+    </w:lvl>
+    <w:lvl w:ilvl="3" w:tplc="0809000F" w:tentative="1">
+      <w:start w:val="1"/>
+      <w:numFmt w:val="decimal"/>
+      <w:lvlText w:val="%4."/>
+      <w:lvlJc w:val="left"/>
+      <w:pPr>
+        <w:ind w:left="2880" w:hanging="360"/>
+      </w:pPr>
+    </w:lvl>
+    <w:lvl w:ilvl="4" w:tplc="08090019" w:tentative="1">
+      <w:start w:val="1"/>
+      <w:numFmt w:val="lowerLetter"/>
+      <w:lvlText w:val="%5."/>
+      <w:lvlJc w:val="left"/>
+      <w:pPr>
+        <w:ind w:left="3600" w:hanging="360"/>
+      </w:pPr>
+    </w:lvl>
+    <w:lvl w:ilvl="5" w:tplc="0809001B" w:tentative="1">
+      <w:start w:val="1"/>
+      <w:numFmt w:val="lowerRoman"/>
+      <w:lvlText w:val="%6."/>
+      <w:lvlJc w:val="right"/>
+      <w:pPr>
+        <w:ind w:left="4320" w:hanging="180"/>
+      </w:pPr>
+    </w:lvl>
+    <w:lvl w:ilvl="6" w:tplc="0809000F" w:tentative="1">
+      <w:start w:val="1"/>
+      <w:numFmt w:val="decimal"/>
+      <w:lvlText w:val="%7."/>
+      <w:lvlJc w:val="left"/>
+      <w:pPr>
+        <w:ind w:left="5040" w:hanging="360"/>
+      </w:pPr>
+    </w:lvl>
+    <w:lvl w:ilvl="7" w:tplc="08090019" w:tentative="1">
+      <w:start w:val="1"/>
+      <w:numFmt w:val="lowerLetter"/>
+      <w:lvlText w:val="%8."/>
+      <w:lvlJc w:val="left"/>
+      <w:pPr>
+        <w:ind w:left="5760" w:hanging="360"/>
+      </w:pPr>
+    </w:lvl>
+    <w:lvl w:ilvl="8" w:tplc="0809001B" w:tentative="1">
+      <w:start w:val="1"/>
+      <w:numFmt w:val="lowerRoman"/>
+      <w:lvlText w:val="%9."/>
+      <w:lvlJc w:val="right"/>
+      <w:pPr>
+        <w:ind w:left="6480" w:hanging="180"/>
+      </w:pPr>
+    </w:lvl>
+  </w:abstractNum>
+  <w:abstractNum w:abstractNumId="2" w15:restartNumberingAfterBreak="0">
+    <w:nsid w:val="54E92D8E"/>
+    <w:multiLevelType w:val="hybridMultilevel"/>
+    <w:tmpl w:val="DA94FEB8"/>
+    <w:lvl w:ilvl="0" w:tplc="5BDA1CB0">
+      <w:start w:val="1"/>
+      <w:numFmt w:val="decimal"/>
+      <w:lvlText w:val="%1."/>
+      <w:lvlJc w:val="left"/>
+      <w:pPr>
+        <w:ind w:left="720" w:hanging="360"/>
+      </w:pPr>
+    </w:lvl>
+    <w:lvl w:ilvl="1" w:tplc="08090019" w:tentative="1">
+      <w:start w:val="1"/>
+      <w:numFmt w:val="lowerLetter"/>
+      <w:lvlText w:val="%2."/>
+      <w:lvlJc w:val="left"/>
+      <w:pPr>
+        <w:ind w:left="1440" w:hanging="360"/>
+      </w:pPr>
+    </w:lvl>
+    <w:lvl w:ilvl="2" w:tplc="0809001B" w:tentative="1">
+      <w:start w:val="1"/>
+      <w:numFmt w:val="lowerRoman"/>
+      <w:lvlText w:val="%3."/>
+      <w:lvlJc w:val="right"/>
+      <w:pPr>
+        <w:ind w:left="2160" w:hanging="180"/>
+      </w:pPr>
+    </w:lvl>
+    <w:lvl w:ilvl="3" w:tplc="0809000F" w:tentative="1">
+      <w:start w:val="1"/>
+      <w:numFmt w:val="decimal"/>
+      <w:lvlText w:val="%4."/>
+      <w:lvlJc w:val="left"/>
+      <w:pPr>
+        <w:ind w:left="2880" w:hanging="360"/>
+      </w:pPr>
+    </w:lvl>
+    <w:lvl w:ilvl="4" w:tplc="08090019" w:tentative="1">
+      <w:start w:val="1"/>
+      <w:numFmt w:val="lowerLetter"/>
+      <w:lvlText w:val="%5."/>
+      <w:lvlJc w:val="left"/>
+      <w:pPr>
+        <w:ind w:left="3600" w:hanging="360"/>
+      </w:pPr>
+    </w:lvl>
+    <w:lvl w:ilvl="5" w:tplc="0809001B" w:tentative="1">
+      <w:start w:val="1"/>
+      <w:numFmt w:val="lowerRoman"/>
+      <w:lvlText w:val="%6."/>
+      <w:lvlJc w:val="right"/>
+      <w:pPr>
+        <w:ind w:left="4320" w:hanging="180"/>
+      </w:pPr>
+    </w:lvl>
+    <w:lvl w:ilvl="6" w:tplc="0809000F" w:tentative="1">
+      <w:start w:val="1"/>
+      <w:numFmt w:val="decimal"/>
+      <w:lvlText w:val="%7."/>
+      <w:lvlJc w:val="left"/>
+      <w:pPr>
+        <w:ind w:left="5040" w:hanging="360"/>
+      </w:pPr>
+    </w:lvl>
+    <w:lvl w:ilvl="7" w:tplc="08090019" w:tentative="1">
+      <w:start w:val="1"/>
+      <w:numFmt w:val="lowerLetter"/>
+      <w:lvlText w:val="%8."/>
+      <w:lvlJc w:val="left"/>
+      <w:pPr>
+        <w:ind w:left="5760" w:hanging="360"/>
+      </w:pPr>
+    </w:lvl>
+    <w:lvl w:ilvl="8" w:tplc="0809001B" w:tentative="1">
+      <w:start w:val="1"/>
+      <w:numFmt w:val="lowerRoman"/>
+      <w:lvlText w:val="%9."/>
+      <w:lvlJc w:val="right"/>
+      <w:pPr>
+        <w:ind w:left="6480" w:hanging="180"/>
+      </w:pPr>
+    </w:lvl>
+  </w:abstractNum>
+  <w:abstractNum w:abstractNumId="3" w15:restartNumberingAfterBreak="0">
     <w:nsid w:val="5A7E55F5"/>
     <w:multiLevelType w:val="hybridMultilevel"/>
     <w:tmpl w:val="B2FAC908"/>
@@ -5743,7 +6046,7 @@
       </w:rPr>
     </w:lvl>
   </w:abstractNum>
-  <w:abstractNum w:abstractNumId="1" w15:restartNumberingAfterBreak="0">
+  <w:abstractNum w:abstractNumId="4" w15:restartNumberingAfterBreak="0">
     <w:nsid w:val="5C8F21B0"/>
     <w:multiLevelType w:val="multilevel"/>
     <w:tmpl w:val="FFFFFFFF"/>
@@ -5892,7 +6195,7 @@
       </w:rPr>
     </w:lvl>
   </w:abstractNum>
-  <w:abstractNum w:abstractNumId="2" w15:restartNumberingAfterBreak="0">
+  <w:abstractNum w:abstractNumId="5" w15:restartNumberingAfterBreak="0">
     <w:nsid w:val="67D105C5"/>
     <w:multiLevelType w:val="hybridMultilevel"/>
     <w:tmpl w:val="2878CB14"/>
@@ -5984,7 +6287,7 @@
       </w:pPr>
     </w:lvl>
   </w:abstractNum>
-  <w:abstractNum w:abstractNumId="3" w15:restartNumberingAfterBreak="0">
+  <w:abstractNum w:abstractNumId="6" w15:restartNumberingAfterBreak="0">
     <w:nsid w:val="719F3761"/>
     <w:multiLevelType w:val="hybridMultilevel"/>
     <w:tmpl w:val="4A946B48"/>
@@ -6073,7 +6376,7 @@
       </w:pPr>
     </w:lvl>
   </w:abstractNum>
-  <w:abstractNum w:abstractNumId="4" w15:restartNumberingAfterBreak="0">
+  <w:abstractNum w:abstractNumId="7" w15:restartNumberingAfterBreak="0">
     <w:nsid w:val="73DC0DA8"/>
     <w:multiLevelType w:val="multilevel"/>
     <w:tmpl w:val="FFFFFFFF"/>
@@ -6222,7 +6525,7 @@
       </w:rPr>
     </w:lvl>
   </w:abstractNum>
-  <w:abstractNum w:abstractNumId="5" w15:restartNumberingAfterBreak="0">
+  <w:abstractNum w:abstractNumId="8" w15:restartNumberingAfterBreak="0">
     <w:nsid w:val="7BB10960"/>
     <w:multiLevelType w:val="hybridMultilevel"/>
     <w:tmpl w:val="40C8834C"/>
@@ -6336,22 +6639,31 @@
     </w:lvl>
   </w:abstractNum>
   <w:num w:numId="1" w16cid:durableId="132448575">
+    <w:abstractNumId w:val="4"/>
+  </w:num>
+  <w:num w:numId="2" w16cid:durableId="359010947">
+    <w:abstractNumId w:val="7"/>
+  </w:num>
+  <w:num w:numId="3" w16cid:durableId="458183997">
+    <w:abstractNumId w:val="3"/>
+  </w:num>
+  <w:num w:numId="4" w16cid:durableId="2130588818">
+    <w:abstractNumId w:val="8"/>
+  </w:num>
+  <w:num w:numId="5" w16cid:durableId="184559467">
+    <w:abstractNumId w:val="6"/>
+  </w:num>
+  <w:num w:numId="6" w16cid:durableId="1813785314">
+    <w:abstractNumId w:val="5"/>
+  </w:num>
+  <w:num w:numId="7" w16cid:durableId="1079525017">
     <w:abstractNumId w:val="1"/>
   </w:num>
-  <w:num w:numId="2" w16cid:durableId="359010947">
-    <w:abstractNumId w:val="4"/>
+  <w:num w:numId="8" w16cid:durableId="1770541410">
+    <w:abstractNumId w:val="2"/>
   </w:num>
-  <w:num w:numId="3" w16cid:durableId="458183997">
+  <w:num w:numId="9" w16cid:durableId="812796432">
     <w:abstractNumId w:val="0"/>
-  </w:num>
-  <w:num w:numId="4" w16cid:durableId="2130588818">
-    <w:abstractNumId w:val="5"/>
-  </w:num>
-  <w:num w:numId="5" w16cid:durableId="184559467">
-    <w:abstractNumId w:val="3"/>
-  </w:num>
-  <w:num w:numId="6" w16cid:durableId="1813785314">
-    <w:abstractNumId w:val="2"/>
   </w:num>
 </w:numbering>
 </file>
@@ -6756,24 +7068,34 @@
   <w:style w:type="paragraph" w:default="1" w:styleId="Normal">
     <w:name w:val="Normal"/>
     <w:qFormat/>
+    <w:rsid w:val="00124309"/>
+    <w:rPr>
+      <w:rFonts w:ascii="Times New Roman" w:hAnsi="Times New Roman"/>
+      <w:sz w:val="22"/>
+    </w:rPr>
   </w:style>
   <w:style w:type="paragraph" w:styleId="Heading1">
     <w:name w:val="heading 1"/>
     <w:basedOn w:val="Normal"/>
     <w:next w:val="Normal"/>
     <w:link w:val="Heading1Char"/>
+    <w:autoRedefine/>
     <w:uiPriority w:val="9"/>
     <w:qFormat/>
-    <w:rsid w:val="00C60F99"/>
+    <w:rsid w:val="00276078"/>
     <w:pPr>
       <w:keepNext/>
       <w:keepLines/>
+      <w:numPr>
+        <w:numId w:val="9"/>
+      </w:numPr>
       <w:spacing w:before="360" w:after="80"/>
       <w:outlineLvl w:val="0"/>
     </w:pPr>
     <w:rPr>
-      <w:rFonts w:asciiTheme="majorHAnsi" w:eastAsiaTheme="majorEastAsia" w:hAnsiTheme="majorHAnsi" w:cstheme="majorBidi"/>
-      <w:color w:val="0F4761" w:themeColor="accent1" w:themeShade="BF"/>
+      <w:rFonts w:eastAsia="Times New Roman" w:cstheme="majorBidi"/>
+      <w:b/>
+      <w:bCs/>
       <w:sz w:val="40"/>
       <w:szCs w:val="40"/>
     </w:rPr>
@@ -6783,42 +7105,47 @@
     <w:basedOn w:val="Normal"/>
     <w:next w:val="Normal"/>
     <w:link w:val="Heading2Char"/>
+    <w:autoRedefine/>
     <w:uiPriority w:val="9"/>
     <w:unhideWhenUsed/>
     <w:qFormat/>
-    <w:rsid w:val="00C60F99"/>
+    <w:rsid w:val="00124309"/>
     <w:pPr>
       <w:keepNext/>
       <w:keepLines/>
-      <w:spacing w:before="160" w:after="80"/>
+      <w:numPr>
+        <w:ilvl w:val="1"/>
+        <w:numId w:val="9"/>
+      </w:numPr>
+      <w:spacing w:before="160" w:after="80" w:line="240" w:lineRule="auto"/>
       <w:outlineLvl w:val="1"/>
     </w:pPr>
     <w:rPr>
-      <w:rFonts w:asciiTheme="majorHAnsi" w:eastAsiaTheme="majorEastAsia" w:hAnsiTheme="majorHAnsi" w:cstheme="majorBidi"/>
-      <w:color w:val="0F4761" w:themeColor="accent1" w:themeShade="BF"/>
-      <w:sz w:val="32"/>
+      <w:rFonts w:eastAsia="Times New Roman" w:cstheme="majorBidi"/>
+      <w:b/>
+      <w:sz w:val="24"/>
       <w:szCs w:val="32"/>
     </w:rPr>
   </w:style>
   <w:style w:type="paragraph" w:styleId="Heading3">
     <w:name w:val="heading 3"/>
-    <w:basedOn w:val="Normal"/>
+    <w:basedOn w:val="Heading2"/>
     <w:next w:val="Normal"/>
     <w:link w:val="Heading3Char"/>
     <w:uiPriority w:val="9"/>
     <w:unhideWhenUsed/>
     <w:qFormat/>
-    <w:rsid w:val="00C60F99"/>
+    <w:rsid w:val="00C15A50"/>
     <w:pPr>
-      <w:keepNext/>
-      <w:keepLines/>
-      <w:spacing w:before="160" w:after="80"/>
+      <w:numPr>
+        <w:ilvl w:val="2"/>
+      </w:numPr>
+      <w:spacing w:before="100" w:beforeAutospacing="1" w:after="100" w:afterAutospacing="1"/>
       <w:outlineLvl w:val="2"/>
     </w:pPr>
     <w:rPr>
-      <w:rFonts w:eastAsiaTheme="majorEastAsia" w:cstheme="majorBidi"/>
+      <w:rFonts w:eastAsiaTheme="majorEastAsia"/>
       <w:color w:val="0F4761" w:themeColor="accent1" w:themeShade="BF"/>
-      <w:sz w:val="28"/>
       <w:szCs w:val="28"/>
     </w:rPr>
   </w:style>
@@ -6834,6 +7161,10 @@
     <w:pPr>
       <w:keepNext/>
       <w:keepLines/>
+      <w:numPr>
+        <w:ilvl w:val="3"/>
+        <w:numId w:val="9"/>
+      </w:numPr>
       <w:spacing w:before="80" w:after="40"/>
       <w:outlineLvl w:val="3"/>
     </w:pPr>
@@ -6857,6 +7188,10 @@
     <w:pPr>
       <w:keepNext/>
       <w:keepLines/>
+      <w:numPr>
+        <w:ilvl w:val="4"/>
+        <w:numId w:val="9"/>
+      </w:numPr>
       <w:spacing w:before="80" w:after="40"/>
       <w:outlineLvl w:val="4"/>
     </w:pPr>
@@ -6878,6 +7213,10 @@
     <w:pPr>
       <w:keepNext/>
       <w:keepLines/>
+      <w:numPr>
+        <w:ilvl w:val="5"/>
+        <w:numId w:val="9"/>
+      </w:numPr>
       <w:spacing w:before="40" w:after="0"/>
       <w:outlineLvl w:val="5"/>
     </w:pPr>
@@ -6901,6 +7240,10 @@
     <w:pPr>
       <w:keepNext/>
       <w:keepLines/>
+      <w:numPr>
+        <w:ilvl w:val="6"/>
+        <w:numId w:val="9"/>
+      </w:numPr>
       <w:spacing w:before="40" w:after="0"/>
       <w:outlineLvl w:val="6"/>
     </w:pPr>
@@ -6922,6 +7265,10 @@
     <w:pPr>
       <w:keepNext/>
       <w:keepLines/>
+      <w:numPr>
+        <w:ilvl w:val="7"/>
+        <w:numId w:val="9"/>
+      </w:numPr>
       <w:spacing w:after="0"/>
       <w:outlineLvl w:val="7"/>
     </w:pPr>
@@ -6945,6 +7292,10 @@
     <w:pPr>
       <w:keepNext/>
       <w:keepLines/>
+      <w:numPr>
+        <w:ilvl w:val="8"/>
+        <w:numId w:val="9"/>
+      </w:numPr>
       <w:spacing w:after="0"/>
       <w:outlineLvl w:val="8"/>
     </w:pPr>
@@ -6985,10 +7336,11 @@
     <w:basedOn w:val="DefaultParagraphFont"/>
     <w:link w:val="Heading1"/>
     <w:uiPriority w:val="9"/>
-    <w:rsid w:val="00C60F99"/>
+    <w:rsid w:val="00276078"/>
     <w:rPr>
-      <w:rFonts w:asciiTheme="majorHAnsi" w:eastAsiaTheme="majorEastAsia" w:hAnsiTheme="majorHAnsi" w:cstheme="majorBidi"/>
-      <w:color w:val="0F4761" w:themeColor="accent1" w:themeShade="BF"/>
+      <w:rFonts w:ascii="Times New Roman" w:eastAsia="Times New Roman" w:hAnsi="Times New Roman" w:cstheme="majorBidi"/>
+      <w:b/>
+      <w:bCs/>
       <w:sz w:val="40"/>
       <w:szCs w:val="40"/>
     </w:rPr>
@@ -6998,12 +7350,10 @@
     <w:basedOn w:val="DefaultParagraphFont"/>
     <w:link w:val="Heading2"/>
     <w:uiPriority w:val="9"/>
-    <w:semiHidden/>
-    <w:rsid w:val="00C60F99"/>
+    <w:rsid w:val="00124309"/>
     <w:rPr>
-      <w:rFonts w:asciiTheme="majorHAnsi" w:eastAsiaTheme="majorEastAsia" w:hAnsiTheme="majorHAnsi" w:cstheme="majorBidi"/>
-      <w:color w:val="0F4761" w:themeColor="accent1" w:themeShade="BF"/>
-      <w:sz w:val="32"/>
+      <w:rFonts w:ascii="Times New Roman" w:eastAsia="Times New Roman" w:hAnsi="Times New Roman" w:cstheme="majorBidi"/>
+      <w:b/>
       <w:szCs w:val="32"/>
     </w:rPr>
   </w:style>
@@ -7012,12 +7362,11 @@
     <w:basedOn w:val="DefaultParagraphFont"/>
     <w:link w:val="Heading3"/>
     <w:uiPriority w:val="9"/>
-    <w:semiHidden/>
-    <w:rsid w:val="00C60F99"/>
+    <w:rsid w:val="00C15A50"/>
     <w:rPr>
-      <w:rFonts w:eastAsiaTheme="majorEastAsia" w:cstheme="majorBidi"/>
+      <w:rFonts w:ascii="Times New Roman" w:eastAsiaTheme="majorEastAsia" w:hAnsi="Times New Roman" w:cstheme="majorBidi"/>
+      <w:b/>
       <w:color w:val="0F4761" w:themeColor="accent1" w:themeShade="BF"/>
-      <w:sz w:val="28"/>
       <w:szCs w:val="28"/>
     </w:rPr>
   </w:style>
@@ -7281,7 +7630,7 @@
       <w:spacing w:before="100" w:beforeAutospacing="1" w:after="100" w:afterAutospacing="1" w:line="240" w:lineRule="auto"/>
     </w:pPr>
     <w:rPr>
-      <w:rFonts w:ascii="Times New Roman" w:hAnsi="Times New Roman" w:cs="Times New Roman"/>
+      <w:rFonts w:cs="Times New Roman"/>
       <w:kern w:val="0"/>
       <w14:ligatures w14:val="none"/>
     </w:rPr>
@@ -7416,7 +7765,7 @@
       <w:spacing w:before="100" w:beforeAutospacing="1" w:after="100" w:afterAutospacing="1" w:line="240" w:lineRule="auto"/>
     </w:pPr>
     <w:rPr>
-      <w:rFonts w:ascii="Times New Roman" w:hAnsi="Times New Roman" w:cs="Times New Roman"/>
+      <w:rFonts w:cs="Times New Roman"/>
       <w:kern w:val="0"/>
       <w14:ligatures w14:val="none"/>
     </w:rPr>
